--- a/Knowledge/3-Work knowledge/1-Software Engineering/1-Software Engineering Fundamentals/5-My Source/3-Network Topologies/5-Ring Topology.docx
+++ b/Knowledge/3-Work knowledge/1-Software Engineering/1-Software Engineering Fundamentals/5-My Source/3-Network Topologies/5-Ring Topology.docx
@@ -4,324 +4,667 @@
   <w:body>
     <w:p>
       <w:pPr>
-        <w:pStyle w:val="Heading1"/>
+        <w:keepNext/>
+        <w:keepLines/>
+        <w:spacing w:before="360" w:after="80" w:line="276" w:lineRule="auto"/>
+        <w:outlineLvl w:val="0"/>
+        <w:rPr>
+          <w:rFonts w:asciiTheme="majorHAnsi" w:eastAsiaTheme="majorEastAsia" w:hAnsiTheme="majorHAnsi" w:cstheme="majorBidi"/>
+          <w:color w:val="2F5496" w:themeColor="accent1" w:themeShade="BF"/>
+          <w:kern w:val="0"/>
+          <w:sz w:val="40"/>
+          <w:szCs w:val="40"/>
+          <w:lang w:val="en"/>
+          <w14:ligatures w14:val="none"/>
+        </w:rPr>
       </w:pPr>
       <w:bookmarkStart w:id="0" w:name="_h2xu76ooqp35" w:colFirst="0" w:colLast="0"/>
       <w:bookmarkEnd w:id="0"/>
       <w:r>
+        <w:rPr>
+          <w:rFonts w:asciiTheme="majorHAnsi" w:eastAsiaTheme="majorEastAsia" w:hAnsiTheme="majorHAnsi" w:cstheme="majorBidi"/>
+          <w:color w:val="2F5496" w:themeColor="accent1" w:themeShade="BF"/>
+          <w:kern w:val="0"/>
+          <w:sz w:val="40"/>
+          <w:szCs w:val="40"/>
+          <w:lang w:val="en"/>
+          <w14:ligatures w14:val="none"/>
+        </w:rPr>
         <w:t>Ring Topology</w:t>
       </w:r>
     </w:p>
     <w:p>
       <w:pPr>
-        <w:pStyle w:val="Heading2"/>
+        <w:keepNext/>
+        <w:keepLines/>
+        <w:spacing w:before="160" w:after="80" w:line="276" w:lineRule="auto"/>
+        <w:outlineLvl w:val="1"/>
+        <w:rPr>
+          <w:rFonts w:asciiTheme="majorHAnsi" w:eastAsiaTheme="majorEastAsia" w:hAnsiTheme="majorHAnsi" w:cstheme="majorBidi"/>
+          <w:color w:val="2F5496" w:themeColor="accent1" w:themeShade="BF"/>
+          <w:kern w:val="0"/>
+          <w:sz w:val="32"/>
+          <w:szCs w:val="32"/>
+          <w:lang w:val="en"/>
+          <w14:ligatures w14:val="none"/>
+        </w:rPr>
       </w:pPr>
       <w:r>
-        <w:t xml:space="preserve">What Is </w:t>
-      </w:r>
-      <w:r>
-        <w:t>Ring Topology</w:t>
-      </w:r>
-      <w:r>
-        <w:t>?</w:t>
+        <w:rPr>
+          <w:rFonts w:asciiTheme="majorHAnsi" w:eastAsiaTheme="majorEastAsia" w:hAnsiTheme="majorHAnsi" w:cstheme="majorBidi"/>
+          <w:color w:val="2F5496" w:themeColor="accent1" w:themeShade="BF"/>
+          <w:kern w:val="0"/>
+          <w:sz w:val="32"/>
+          <w:szCs w:val="32"/>
+          <w:lang w:val="en"/>
+          <w14:ligatures w14:val="none"/>
+        </w:rPr>
+        <w:t>What Is Ring Topology?</w:t>
       </w:r>
     </w:p>
     <w:p>
       <w:pPr>
-        <w:spacing w:before="240" w:after="240"/>
+        <w:spacing w:before="240" w:after="240" w:line="276" w:lineRule="auto"/>
+        <w:rPr>
+          <w:rFonts w:ascii="Arial" w:eastAsia="Arial" w:hAnsi="Arial" w:cs="Arial"/>
+          <w:kern w:val="0"/>
+          <w:sz w:val="22"/>
+          <w:szCs w:val="22"/>
+          <w:lang w:val="en"/>
+          <w14:ligatures w14:val="none"/>
+        </w:rPr>
       </w:pPr>
       <w:r>
         <w:rPr>
-          <w:b/>
+          <w:rFonts w:ascii="Arial" w:eastAsia="Arial" w:hAnsi="Arial" w:cs="Arial"/>
+          <w:b/>
+          <w:kern w:val="0"/>
+          <w:sz w:val="22"/>
+          <w:szCs w:val="22"/>
           <w:highlight w:val="darkGray"/>
+          <w:lang w:val="en"/>
+          <w14:ligatures w14:val="none"/>
         </w:rPr>
         <w:t># Source</w:t>
       </w:r>
       <w:r>
         <w:rPr>
+          <w:rFonts w:ascii="Arial" w:eastAsia="Arial" w:hAnsi="Arial" w:cs="Arial"/>
+          <w:kern w:val="0"/>
+          <w:sz w:val="22"/>
+          <w:szCs w:val="22"/>
           <w:highlight w:val="darkGray"/>
+          <w:lang w:val="en"/>
+          <w14:ligatures w14:val="none"/>
         </w:rPr>
         <w:t xml:space="preserve">: </w:t>
       </w:r>
       <w:r>
         <w:rPr>
-          <w:b/>
+          <w:rFonts w:ascii="Arial" w:eastAsia="Arial" w:hAnsi="Arial" w:cs="Arial"/>
+          <w:b/>
+          <w:kern w:val="0"/>
+          <w:sz w:val="22"/>
+          <w:szCs w:val="22"/>
           <w:highlight w:val="darkGray"/>
-        </w:rPr>
-        <w:t>Chatgpt (GPT‑5 Mini) at [12/18/2025]</w:t>
+          <w:lang w:val="en"/>
+          <w14:ligatures w14:val="none"/>
+        </w:rPr>
+        <w:t>Chatgpt (GPT</w:t>
+      </w:r>
+      <w:r>
+        <w:rPr>
+          <w:rFonts w:ascii="Cambria Math" w:eastAsia="Arial" w:hAnsi="Cambria Math" w:cs="Cambria Math"/>
+          <w:b/>
+          <w:kern w:val="0"/>
+          <w:sz w:val="22"/>
+          <w:szCs w:val="22"/>
+          <w:highlight w:val="darkGray"/>
+          <w:lang w:val="en"/>
+          <w14:ligatures w14:val="none"/>
+        </w:rPr>
+        <w:t>‑</w:t>
+      </w:r>
+      <w:r>
+        <w:rPr>
+          <w:rFonts w:ascii="Arial" w:eastAsia="Arial" w:hAnsi="Arial" w:cs="Arial"/>
+          <w:b/>
+          <w:kern w:val="0"/>
+          <w:sz w:val="22"/>
+          <w:szCs w:val="22"/>
+          <w:highlight w:val="darkGray"/>
+          <w:lang w:val="en"/>
+          <w14:ligatures w14:val="none"/>
+        </w:rPr>
+        <w:t>5 Mini) at [12/18/2025]</w:t>
       </w:r>
     </w:p>
     <w:p>
       <w:pPr>
-        <w:spacing w:before="240" w:after="240"/>
+        <w:spacing w:before="240" w:after="240" w:line="276" w:lineRule="auto"/>
+        <w:rPr>
+          <w:rFonts w:ascii="Arial" w:eastAsia="Arial" w:hAnsi="Arial" w:cs="Arial"/>
+          <w:kern w:val="0"/>
+          <w:sz w:val="22"/>
+          <w:szCs w:val="22"/>
+          <w:lang w:val="en"/>
+          <w14:ligatures w14:val="none"/>
+        </w:rPr>
       </w:pPr>
       <w:r>
         <w:rPr>
-          <w:rFonts w:ascii="Roboto Mono" w:eastAsia="Roboto Mono" w:hAnsi="Roboto Mono"/>
-          <w:sz w:val="24"/>
+          <w:rFonts w:ascii="Roboto Mono" w:eastAsia="Roboto Mono" w:hAnsi="Roboto Mono" w:cs="Arial"/>
+          <w:kern w:val="0"/>
+          <w:szCs w:val="22"/>
+          <w:lang w:val="en"/>
+          <w14:ligatures w14:val="none"/>
         </w:rPr>
         <w:t xml:space="preserve">A </w:t>
       </w:r>
       <w:r>
         <w:rPr>
-          <w:rFonts w:ascii="Roboto Mono" w:eastAsia="Roboto Mono" w:hAnsi="Roboto Mono"/>
+          <w:rFonts w:ascii="Roboto Mono" w:eastAsia="Roboto Mono" w:hAnsi="Roboto Mono" w:cs="Arial"/>
           <w:b/>
           <w:bCs/>
-          <w:sz w:val="24"/>
+          <w:kern w:val="0"/>
+          <w:szCs w:val="22"/>
+          <w:lang w:val="en"/>
+          <w14:ligatures w14:val="none"/>
         </w:rPr>
         <w:t>Ring topology</w:t>
       </w:r>
       <w:r>
         <w:rPr>
-          <w:rFonts w:ascii="Roboto Mono" w:eastAsia="Roboto Mono" w:hAnsi="Roboto Mono"/>
-          <w:sz w:val="24"/>
+          <w:rFonts w:ascii="Roboto Mono" w:eastAsia="Roboto Mono" w:hAnsi="Roboto Mono" w:cs="Arial"/>
+          <w:kern w:val="0"/>
+          <w:szCs w:val="22"/>
+          <w:lang w:val="en"/>
+          <w14:ligatures w14:val="none"/>
         </w:rPr>
         <w:t xml:space="preserve"> is a network layout where each device is connected to </w:t>
       </w:r>
       <w:r>
         <w:rPr>
-          <w:rFonts w:ascii="Roboto Mono" w:eastAsia="Roboto Mono" w:hAnsi="Roboto Mono"/>
+          <w:rFonts w:ascii="Roboto Mono" w:eastAsia="Roboto Mono" w:hAnsi="Roboto Mono" w:cs="Arial"/>
           <w:b/>
           <w:bCs/>
-          <w:sz w:val="24"/>
+          <w:kern w:val="0"/>
+          <w:szCs w:val="22"/>
+          <w:lang w:val="en"/>
+          <w14:ligatures w14:val="none"/>
         </w:rPr>
         <w:t>exactly two other devices</w:t>
       </w:r>
       <w:r>
         <w:rPr>
-          <w:rFonts w:ascii="Roboto Mono" w:eastAsia="Roboto Mono" w:hAnsi="Roboto Mono"/>
-          <w:sz w:val="24"/>
+          <w:rFonts w:ascii="Roboto Mono" w:eastAsia="Roboto Mono" w:hAnsi="Roboto Mono" w:cs="Arial"/>
+          <w:kern w:val="0"/>
+          <w:szCs w:val="22"/>
+          <w:lang w:val="en"/>
+          <w14:ligatures w14:val="none"/>
         </w:rPr>
         <w:t xml:space="preserve">, forming a </w:t>
       </w:r>
       <w:r>
         <w:rPr>
-          <w:rFonts w:ascii="Roboto Mono" w:eastAsia="Roboto Mono" w:hAnsi="Roboto Mono"/>
+          <w:rFonts w:ascii="Roboto Mono" w:eastAsia="Roboto Mono" w:hAnsi="Roboto Mono" w:cs="Arial"/>
           <w:b/>
           <w:bCs/>
-          <w:sz w:val="24"/>
+          <w:kern w:val="0"/>
+          <w:szCs w:val="22"/>
+          <w:lang w:val="en"/>
+          <w14:ligatures w14:val="none"/>
         </w:rPr>
         <w:t>circular path</w:t>
       </w:r>
       <w:r>
         <w:rPr>
-          <w:rFonts w:ascii="Roboto Mono" w:eastAsia="Roboto Mono" w:hAnsi="Roboto Mono"/>
-          <w:sz w:val="24"/>
+          <w:rFonts w:ascii="Roboto Mono" w:eastAsia="Roboto Mono" w:hAnsi="Roboto Mono" w:cs="Arial"/>
+          <w:kern w:val="0"/>
+          <w:szCs w:val="22"/>
+          <w:lang w:val="en"/>
+          <w14:ligatures w14:val="none"/>
         </w:rPr>
         <w:t xml:space="preserve"> for data to travel.</w:t>
-      </w:r>
-    </w:p>
-    <w:p>
-      <w:r>
-        <w:rPr>
-          <w:rFonts w:ascii="Roboto Mono" w:eastAsia="Roboto Mono" w:hAnsi="Roboto Mono"/>
-          <w:sz w:val="24"/>
-        </w:rPr>
-        <w:pict w14:anchorId="5C504F34">
-          <v:rect id="_x0000_i1025" style="width:0;height:1.5pt" o:hralign="center" o:hrstd="t" o:hr="t" fillcolor="#a0a0a0" stroked="f"/>
-        </w:pict>
       </w:r>
     </w:p>
     <w:p>
       <w:pPr>
-        <w:pStyle w:val="Heading2"/>
-        <w:keepNext w:val="0"/>
-        <w:keepLines w:val="0"/>
-        <w:rPr>
+        <w:spacing w:after="0" w:line="276" w:lineRule="auto"/>
+        <w:rPr>
+          <w:rFonts w:ascii="Arial" w:eastAsia="Arial" w:hAnsi="Arial" w:cs="Arial"/>
+          <w:kern w:val="0"/>
+          <w:sz w:val="22"/>
+          <w:szCs w:val="22"/>
+          <w:lang w:val="en"/>
+          <w14:ligatures w14:val="none"/>
+        </w:rPr>
+      </w:pPr>
+      <w:r>
+        <w:rPr>
+          <w:rFonts w:ascii="Roboto Mono" w:eastAsia="Roboto Mono" w:hAnsi="Roboto Mono" w:cs="Arial"/>
+          <w:kern w:val="0"/>
+          <w:szCs w:val="22"/>
+          <w:lang w:val="en"/>
+          <w14:ligatures w14:val="none"/>
+        </w:rPr>
+        <w:pict w14:anchorId="16FE15FE">
+          <v:rect id="_x0000_i1025" style="width:0;height:1.5pt" o:hralign="center" o:hrstd="t" o:hr="t" fillcolor="#a0a0a0" stroked="f"/>
+        </w:pict>
+      </w:r>
+    </w:p>
+    <w:p>
+      <w:pPr>
+        <w:spacing w:before="160" w:after="80" w:line="276" w:lineRule="auto"/>
+        <w:outlineLvl w:val="1"/>
+        <w:rPr>
+          <w:rFonts w:asciiTheme="majorHAnsi" w:eastAsiaTheme="majorEastAsia" w:hAnsiTheme="majorHAnsi" w:cstheme="majorBidi"/>
           <w:b/>
           <w:bCs/>
+          <w:color w:val="2F5496" w:themeColor="accent1" w:themeShade="BF"/>
+          <w:kern w:val="0"/>
           <w:sz w:val="34"/>
           <w:szCs w:val="34"/>
+          <w:lang w:val="en"/>
+          <w14:ligatures w14:val="none"/>
         </w:rPr>
       </w:pPr>
       <w:bookmarkStart w:id="1" w:name="_j4xtfwmyx7qe" w:colFirst="0" w:colLast="0"/>
       <w:bookmarkEnd w:id="1"/>
       <w:r>
         <w:rPr>
+          <w:rFonts w:ascii="Segoe UI Emoji" w:eastAsiaTheme="majorEastAsia" w:hAnsi="Segoe UI Emoji" w:cs="Segoe UI Emoji"/>
           <w:b/>
           <w:bCs/>
+          <w:color w:val="2F5496" w:themeColor="accent1" w:themeShade="BF"/>
+          <w:kern w:val="0"/>
           <w:sz w:val="34"/>
           <w:szCs w:val="34"/>
-        </w:rPr>
-        <w:t>🧠 Simple Definition:</w:t>
+          <w:lang w:val="en"/>
+          <w14:ligatures w14:val="none"/>
+        </w:rPr>
+        <w:t>🧠</w:t>
+      </w:r>
+      <w:r>
+        <w:rPr>
+          <w:rFonts w:asciiTheme="majorHAnsi" w:eastAsiaTheme="majorEastAsia" w:hAnsiTheme="majorHAnsi" w:cstheme="majorBidi"/>
+          <w:b/>
+          <w:bCs/>
+          <w:color w:val="2F5496" w:themeColor="accent1" w:themeShade="BF"/>
+          <w:kern w:val="0"/>
+          <w:sz w:val="34"/>
+          <w:szCs w:val="34"/>
+          <w:lang w:val="en"/>
+          <w14:ligatures w14:val="none"/>
+        </w:rPr>
+        <w:t xml:space="preserve"> Simple Definition:</w:t>
       </w:r>
     </w:p>
     <w:p>
       <w:pPr>
-        <w:spacing w:before="240" w:after="240"/>
+        <w:spacing w:before="240" w:after="240" w:line="276" w:lineRule="auto"/>
+        <w:rPr>
+          <w:rFonts w:ascii="Arial" w:eastAsia="Arial" w:hAnsi="Arial" w:cs="Arial"/>
+          <w:kern w:val="0"/>
+          <w:sz w:val="22"/>
+          <w:szCs w:val="22"/>
+          <w:lang w:val="en"/>
+          <w14:ligatures w14:val="none"/>
+        </w:rPr>
       </w:pPr>
       <w:r>
         <w:rPr>
-          <w:b/>
+          <w:rFonts w:ascii="Arial" w:eastAsia="Arial" w:hAnsi="Arial" w:cs="Arial"/>
+          <w:b/>
+          <w:kern w:val="0"/>
+          <w:sz w:val="22"/>
+          <w:szCs w:val="22"/>
           <w:highlight w:val="darkGray"/>
+          <w:lang w:val="en"/>
+          <w14:ligatures w14:val="none"/>
         </w:rPr>
         <w:t># Source</w:t>
       </w:r>
       <w:r>
         <w:rPr>
+          <w:rFonts w:ascii="Arial" w:eastAsia="Arial" w:hAnsi="Arial" w:cs="Arial"/>
+          <w:kern w:val="0"/>
+          <w:sz w:val="22"/>
+          <w:szCs w:val="22"/>
           <w:highlight w:val="darkGray"/>
+          <w:lang w:val="en"/>
+          <w14:ligatures w14:val="none"/>
         </w:rPr>
         <w:t xml:space="preserve">: </w:t>
       </w:r>
       <w:r>
         <w:rPr>
-          <w:b/>
+          <w:rFonts w:ascii="Arial" w:eastAsia="Arial" w:hAnsi="Arial" w:cs="Arial"/>
+          <w:b/>
+          <w:kern w:val="0"/>
+          <w:sz w:val="22"/>
+          <w:szCs w:val="22"/>
           <w:highlight w:val="darkGray"/>
-        </w:rPr>
-        <w:t>Chatgpt (GPT‑5 Mini) at [12/18/2025]</w:t>
+          <w:lang w:val="en"/>
+          <w14:ligatures w14:val="none"/>
+        </w:rPr>
+        <w:t>Chatgpt (GPT</w:t>
+      </w:r>
+      <w:r>
+        <w:rPr>
+          <w:rFonts w:ascii="Cambria Math" w:eastAsia="Arial" w:hAnsi="Cambria Math" w:cs="Cambria Math"/>
+          <w:b/>
+          <w:kern w:val="0"/>
+          <w:sz w:val="22"/>
+          <w:szCs w:val="22"/>
+          <w:highlight w:val="darkGray"/>
+          <w:lang w:val="en"/>
+          <w14:ligatures w14:val="none"/>
+        </w:rPr>
+        <w:t>‑</w:t>
+      </w:r>
+      <w:r>
+        <w:rPr>
+          <w:rFonts w:ascii="Arial" w:eastAsia="Arial" w:hAnsi="Arial" w:cs="Arial"/>
+          <w:b/>
+          <w:kern w:val="0"/>
+          <w:sz w:val="22"/>
+          <w:szCs w:val="22"/>
+          <w:highlight w:val="darkGray"/>
+          <w:lang w:val="en"/>
+          <w14:ligatures w14:val="none"/>
+        </w:rPr>
+        <w:t>5 Mini) at [12/18/2025]</w:t>
       </w:r>
     </w:p>
     <w:p>
       <w:pPr>
-        <w:spacing w:before="240" w:after="240"/>
+        <w:spacing w:before="240" w:after="240" w:line="276" w:lineRule="auto"/>
         <w:ind w:left="600" w:right="600"/>
+        <w:rPr>
+          <w:rFonts w:ascii="Arial" w:eastAsia="Arial" w:hAnsi="Arial" w:cs="Arial"/>
+          <w:kern w:val="0"/>
+          <w:sz w:val="22"/>
+          <w:szCs w:val="22"/>
+          <w:lang w:val="en"/>
+          <w14:ligatures w14:val="none"/>
+        </w:rPr>
       </w:pPr>
       <w:r>
         <w:rPr>
-          <w:rFonts w:ascii="Roboto Mono" w:eastAsia="Roboto Mono" w:hAnsi="Roboto Mono"/>
-          <w:sz w:val="24"/>
+          <w:rFonts w:ascii="Roboto Mono" w:eastAsia="Roboto Mono" w:hAnsi="Roboto Mono" w:cs="Arial"/>
+          <w:kern w:val="0"/>
+          <w:szCs w:val="22"/>
+          <w:lang w:val="en"/>
+          <w14:ligatures w14:val="none"/>
         </w:rPr>
         <w:t xml:space="preserve">In a </w:t>
       </w:r>
       <w:r>
         <w:rPr>
-          <w:rFonts w:ascii="Roboto Mono" w:eastAsia="Roboto Mono" w:hAnsi="Roboto Mono"/>
+          <w:rFonts w:ascii="Roboto Mono" w:eastAsia="Roboto Mono" w:hAnsi="Roboto Mono" w:cs="Arial"/>
           <w:b/>
           <w:bCs/>
-          <w:sz w:val="24"/>
+          <w:kern w:val="0"/>
+          <w:szCs w:val="22"/>
+          <w:lang w:val="en"/>
+          <w14:ligatures w14:val="none"/>
         </w:rPr>
         <w:t>ring topology</w:t>
       </w:r>
       <w:r>
         <w:rPr>
-          <w:rFonts w:ascii="Roboto Mono" w:eastAsia="Roboto Mono" w:hAnsi="Roboto Mono"/>
-          <w:sz w:val="24"/>
+          <w:rFonts w:ascii="Roboto Mono" w:eastAsia="Roboto Mono" w:hAnsi="Roboto Mono" w:cs="Arial"/>
+          <w:kern w:val="0"/>
+          <w:szCs w:val="22"/>
+          <w:lang w:val="en"/>
+          <w14:ligatures w14:val="none"/>
         </w:rPr>
         <w:t xml:space="preserve">, devices are connected in a </w:t>
       </w:r>
       <w:r>
         <w:rPr>
-          <w:rFonts w:ascii="Roboto Mono" w:eastAsia="Roboto Mono" w:hAnsi="Roboto Mono"/>
+          <w:rFonts w:ascii="Roboto Mono" w:eastAsia="Roboto Mono" w:hAnsi="Roboto Mono" w:cs="Arial"/>
           <w:b/>
           <w:bCs/>
-          <w:sz w:val="24"/>
+          <w:kern w:val="0"/>
+          <w:szCs w:val="22"/>
+          <w:lang w:val="en"/>
+          <w14:ligatures w14:val="none"/>
         </w:rPr>
         <w:t>loop</w:t>
       </w:r>
       <w:r>
         <w:rPr>
-          <w:rFonts w:ascii="Roboto Mono" w:eastAsia="Roboto Mono" w:hAnsi="Roboto Mono"/>
-          <w:sz w:val="24"/>
+          <w:rFonts w:ascii="Roboto Mono" w:eastAsia="Roboto Mono" w:hAnsi="Roboto Mono" w:cs="Arial"/>
+          <w:kern w:val="0"/>
+          <w:szCs w:val="22"/>
+          <w:lang w:val="en"/>
+          <w14:ligatures w14:val="none"/>
         </w:rPr>
         <w:t xml:space="preserve">, and data flows in </w:t>
       </w:r>
       <w:r>
         <w:rPr>
-          <w:rFonts w:ascii="Roboto Mono" w:eastAsia="Roboto Mono" w:hAnsi="Roboto Mono"/>
+          <w:rFonts w:ascii="Roboto Mono" w:eastAsia="Roboto Mono" w:hAnsi="Roboto Mono" w:cs="Arial"/>
           <w:b/>
           <w:bCs/>
-          <w:sz w:val="24"/>
+          <w:kern w:val="0"/>
+          <w:szCs w:val="22"/>
+          <w:lang w:val="en"/>
+          <w14:ligatures w14:val="none"/>
         </w:rPr>
         <w:t>one direction</w:t>
       </w:r>
       <w:r>
         <w:rPr>
-          <w:rFonts w:ascii="Roboto Mono" w:eastAsia="Roboto Mono" w:hAnsi="Roboto Mono"/>
-          <w:sz w:val="24"/>
+          <w:rFonts w:ascii="Roboto Mono" w:eastAsia="Roboto Mono" w:hAnsi="Roboto Mono" w:cs="Arial"/>
+          <w:kern w:val="0"/>
+          <w:szCs w:val="22"/>
+          <w:lang w:val="en"/>
+          <w14:ligatures w14:val="none"/>
         </w:rPr>
         <w:t xml:space="preserve"> (or sometimes both), </w:t>
       </w:r>
       <w:r>
         <w:rPr>
-          <w:rFonts w:ascii="Roboto Mono" w:eastAsia="Roboto Mono" w:hAnsi="Roboto Mono"/>
+          <w:rFonts w:ascii="Roboto Mono" w:eastAsia="Roboto Mono" w:hAnsi="Roboto Mono" w:cs="Arial"/>
           <w:b/>
           <w:bCs/>
-          <w:sz w:val="24"/>
+          <w:kern w:val="0"/>
+          <w:szCs w:val="22"/>
+          <w:lang w:val="en"/>
+          <w14:ligatures w14:val="none"/>
         </w:rPr>
         <w:t>passing through each device</w:t>
       </w:r>
       <w:r>
         <w:rPr>
-          <w:rFonts w:ascii="Roboto Mono" w:eastAsia="Roboto Mono" w:hAnsi="Roboto Mono"/>
-          <w:sz w:val="24"/>
+          <w:rFonts w:ascii="Roboto Mono" w:eastAsia="Roboto Mono" w:hAnsi="Roboto Mono" w:cs="Arial"/>
+          <w:kern w:val="0"/>
+          <w:szCs w:val="22"/>
+          <w:lang w:val="en"/>
+          <w14:ligatures w14:val="none"/>
         </w:rPr>
         <w:t xml:space="preserve"> until it reaches its destination.</w:t>
-      </w:r>
-    </w:p>
-    <w:p>
-      <w:r>
-        <w:rPr>
-          <w:rFonts w:ascii="Roboto Mono" w:eastAsia="Roboto Mono" w:hAnsi="Roboto Mono"/>
-          <w:sz w:val="24"/>
-        </w:rPr>
-        <w:pict w14:anchorId="0FFB6CCA">
-          <v:rect id="_x0000_i1026" style="width:0;height:1.5pt" o:hralign="center" o:hrstd="t" o:hr="t" fillcolor="#a0a0a0" stroked="f"/>
-        </w:pict>
       </w:r>
     </w:p>
     <w:p>
       <w:pPr>
-        <w:pStyle w:val="Heading2"/>
-        <w:keepNext w:val="0"/>
-        <w:keepLines w:val="0"/>
-        <w:rPr>
+        <w:spacing w:after="0" w:line="276" w:lineRule="auto"/>
+        <w:rPr>
+          <w:rFonts w:ascii="Arial" w:eastAsia="Arial" w:hAnsi="Arial" w:cs="Arial"/>
+          <w:kern w:val="0"/>
+          <w:sz w:val="22"/>
+          <w:szCs w:val="22"/>
+          <w:lang w:val="en"/>
+          <w14:ligatures w14:val="none"/>
+        </w:rPr>
+      </w:pPr>
+      <w:r>
+        <w:rPr>
+          <w:rFonts w:ascii="Roboto Mono" w:eastAsia="Roboto Mono" w:hAnsi="Roboto Mono" w:cs="Arial"/>
+          <w:kern w:val="0"/>
+          <w:szCs w:val="22"/>
+          <w:lang w:val="en"/>
+          <w14:ligatures w14:val="none"/>
+        </w:rPr>
+        <w:pict w14:anchorId="2C9E662D">
+          <v:rect id="_x0000_i1026" style="width:0;height:1.5pt" o:hralign="center" o:hrstd="t" o:hr="t" fillcolor="#a0a0a0" stroked="f"/>
+        </w:pict>
+      </w:r>
+    </w:p>
+    <w:p>
+      <w:pPr>
+        <w:spacing w:before="160" w:after="80" w:line="276" w:lineRule="auto"/>
+        <w:outlineLvl w:val="1"/>
+        <w:rPr>
+          <w:rFonts w:asciiTheme="majorHAnsi" w:eastAsiaTheme="majorEastAsia" w:hAnsiTheme="majorHAnsi" w:cstheme="majorBidi"/>
           <w:b/>
           <w:bCs/>
+          <w:color w:val="2F5496" w:themeColor="accent1" w:themeShade="BF"/>
+          <w:kern w:val="0"/>
           <w:sz w:val="34"/>
           <w:szCs w:val="34"/>
+          <w:lang w:val="en"/>
+          <w14:ligatures w14:val="none"/>
         </w:rPr>
       </w:pPr>
       <w:bookmarkStart w:id="2" w:name="_4zpxl4vpvo1r" w:colFirst="0" w:colLast="0"/>
       <w:bookmarkEnd w:id="2"/>
       <w:r>
         <w:rPr>
+          <w:rFonts w:ascii="Segoe UI Emoji" w:eastAsiaTheme="majorEastAsia" w:hAnsi="Segoe UI Emoji" w:cs="Segoe UI Emoji"/>
           <w:b/>
           <w:bCs/>
+          <w:color w:val="2F5496" w:themeColor="accent1" w:themeShade="BF"/>
+          <w:kern w:val="0"/>
           <w:sz w:val="34"/>
           <w:szCs w:val="34"/>
-        </w:rPr>
-        <w:t>🔁 Visual Representation:</w:t>
+          <w:lang w:val="en"/>
+          <w14:ligatures w14:val="none"/>
+        </w:rPr>
+        <w:t>🔁</w:t>
+      </w:r>
+      <w:r>
+        <w:rPr>
+          <w:rFonts w:asciiTheme="majorHAnsi" w:eastAsiaTheme="majorEastAsia" w:hAnsiTheme="majorHAnsi" w:cstheme="majorBidi"/>
+          <w:b/>
+          <w:bCs/>
+          <w:color w:val="2F5496" w:themeColor="accent1" w:themeShade="BF"/>
+          <w:kern w:val="0"/>
+          <w:sz w:val="34"/>
+          <w:szCs w:val="34"/>
+          <w:lang w:val="en"/>
+          <w14:ligatures w14:val="none"/>
+        </w:rPr>
+        <w:t xml:space="preserve"> Visual Representation:</w:t>
       </w:r>
     </w:p>
     <w:p>
       <w:pPr>
-        <w:spacing w:before="240" w:after="240"/>
-        <w:rPr>
+        <w:spacing w:before="240" w:after="240" w:line="276" w:lineRule="auto"/>
+        <w:rPr>
+          <w:rFonts w:ascii="Arial" w:eastAsia="Arial" w:hAnsi="Arial" w:cs="Arial"/>
           <w:b/>
           <w:bCs/>
+          <w:kern w:val="0"/>
           <w:sz w:val="14"/>
           <w:szCs w:val="14"/>
           <w:shd w:val="clear" w:color="auto" w:fill="B7B7B7"/>
+          <w:lang w:val="en"/>
+          <w14:ligatures w14:val="none"/>
         </w:rPr>
       </w:pPr>
       <w:r>
         <w:rPr>
-          <w:b/>
+          <w:rFonts w:ascii="Arial" w:eastAsia="Arial" w:hAnsi="Arial" w:cs="Arial"/>
+          <w:b/>
+          <w:kern w:val="0"/>
+          <w:sz w:val="22"/>
+          <w:szCs w:val="22"/>
           <w:highlight w:val="darkGray"/>
+          <w:lang w:val="en"/>
+          <w14:ligatures w14:val="none"/>
         </w:rPr>
         <w:t># Source</w:t>
       </w:r>
       <w:r>
         <w:rPr>
+          <w:rFonts w:ascii="Arial" w:eastAsia="Arial" w:hAnsi="Arial" w:cs="Arial"/>
+          <w:kern w:val="0"/>
+          <w:sz w:val="22"/>
+          <w:szCs w:val="22"/>
           <w:highlight w:val="darkGray"/>
+          <w:lang w:val="en"/>
+          <w14:ligatures w14:val="none"/>
         </w:rPr>
         <w:t xml:space="preserve">: </w:t>
       </w:r>
       <w:r>
         <w:rPr>
-          <w:b/>
+          <w:rFonts w:ascii="Arial" w:eastAsia="Arial" w:hAnsi="Arial" w:cs="Arial"/>
+          <w:b/>
+          <w:kern w:val="0"/>
+          <w:sz w:val="22"/>
+          <w:szCs w:val="22"/>
           <w:highlight w:val="darkGray"/>
-        </w:rPr>
-        <w:t>Chatgpt (GPT‑5 Mini) at [12/18/2025]</w:t>
+          <w:lang w:val="en"/>
+          <w14:ligatures w14:val="none"/>
+        </w:rPr>
+        <w:t>Chatgpt (GPT</w:t>
+      </w:r>
+      <w:r>
+        <w:rPr>
+          <w:rFonts w:ascii="Cambria Math" w:eastAsia="Arial" w:hAnsi="Cambria Math" w:cs="Cambria Math"/>
+          <w:b/>
+          <w:kern w:val="0"/>
+          <w:sz w:val="22"/>
+          <w:szCs w:val="22"/>
+          <w:highlight w:val="darkGray"/>
+          <w:lang w:val="en"/>
+          <w14:ligatures w14:val="none"/>
+        </w:rPr>
+        <w:t>‑</w:t>
+      </w:r>
+      <w:r>
+        <w:rPr>
+          <w:rFonts w:ascii="Arial" w:eastAsia="Arial" w:hAnsi="Arial" w:cs="Arial"/>
+          <w:b/>
+          <w:kern w:val="0"/>
+          <w:sz w:val="22"/>
+          <w:szCs w:val="22"/>
+          <w:highlight w:val="darkGray"/>
+          <w:lang w:val="en"/>
+          <w14:ligatures w14:val="none"/>
+        </w:rPr>
+        <w:t>5 Mini) at [12/18/2025]</w:t>
       </w:r>
     </w:p>
     <w:p>
-      <w:r>
-        <w:rPr>
+      <w:pPr>
+        <w:spacing w:after="0" w:line="276" w:lineRule="auto"/>
+        <w:rPr>
+          <w:rFonts w:ascii="Arial" w:eastAsia="Arial" w:hAnsi="Arial" w:cs="Arial"/>
+          <w:kern w:val="0"/>
+          <w:sz w:val="22"/>
+          <w:szCs w:val="22"/>
+          <w:lang w:val="en"/>
+          <w14:ligatures w14:val="none"/>
+        </w:rPr>
+      </w:pPr>
+      <w:r>
+        <w:rPr>
+          <w:rFonts w:ascii="Arial" w:eastAsia="Arial" w:hAnsi="Arial" w:cs="Arial"/>
           <w:noProof/>
+          <w:kern w:val="0"/>
+          <w:sz w:val="22"/>
+          <w:szCs w:val="22"/>
+          <w:lang w:val="en"/>
+          <w14:ligatures w14:val="none"/>
         </w:rPr>
         <w:drawing>
-          <wp:inline distT="114300" distB="114300" distL="114300" distR="114300" wp14:anchorId="6FCE89BC" wp14:editId="6186F266">
+          <wp:inline distT="114300" distB="114300" distL="114300" distR="114300" wp14:anchorId="32B2EE97" wp14:editId="1577DAAB">
             <wp:extent cx="5943600" cy="1041400"/>
             <wp:effectExtent l="0" t="0" r="0" b="0"/>
             <wp:docPr id="3" name="image4.png"/>
@@ -358,120 +701,389 @@
       </w:r>
     </w:p>
     <w:p>
-      <w:r>
-        <w:rPr>
-          <w:rFonts w:ascii="Roboto Mono" w:eastAsia="Roboto Mono" w:hAnsi="Roboto Mono"/>
-          <w:sz w:val="24"/>
-        </w:rPr>
-        <w:t>[PC1] ── [PC2] ── [PC3]</w:t>
-      </w:r>
-    </w:p>
-    <w:p>
-      <w:r>
-        <w:rPr>
-          <w:rFonts w:ascii="Roboto Mono" w:eastAsia="Roboto Mono" w:hAnsi="Roboto Mono" w:cs="Arial Unicode MS"/>
-          <w:sz w:val="24"/>
-        </w:rPr>
-        <w:t xml:space="preserve">  ↑                     ↓</w:t>
-      </w:r>
-    </w:p>
-    <w:p>
-      <w:r>
-        <w:rPr>
-          <w:rFonts w:ascii="Roboto Mono" w:eastAsia="Roboto Mono" w:hAnsi="Roboto Mono"/>
-          <w:sz w:val="24"/>
-        </w:rPr>
-        <w:t xml:space="preserve"> [PC6] ◀─ [PC5] ◀─ [PC4]</w:t>
-      </w:r>
-    </w:p>
-    <w:p/>
-    <w:p>
       <w:pPr>
-        <w:spacing w:before="240" w:after="240"/>
+        <w:spacing w:after="0" w:line="276" w:lineRule="auto"/>
+        <w:rPr>
+          <w:rFonts w:ascii="Arial" w:eastAsia="Arial" w:hAnsi="Arial" w:cs="Arial"/>
+          <w:kern w:val="0"/>
+          <w:sz w:val="22"/>
+          <w:szCs w:val="22"/>
+          <w:lang w:val="en"/>
+          <w14:ligatures w14:val="none"/>
+        </w:rPr>
       </w:pPr>
       <w:r>
         <w:rPr>
-          <w:rFonts w:ascii="Roboto Mono" w:eastAsia="Roboto Mono" w:hAnsi="Roboto Mono"/>
-          <w:sz w:val="24"/>
-        </w:rPr>
-        <w:t xml:space="preserve">Each device forwards data to the next, like a </w:t>
-      </w:r>
-      <w:r>
-        <w:rPr>
-          <w:rFonts w:ascii="Roboto Mono" w:eastAsia="Roboto Mono" w:hAnsi="Roboto Mono"/>
-          <w:b/>
-          <w:bCs/>
-          <w:sz w:val="24"/>
-        </w:rPr>
-        <w:t>relay race</w:t>
-      </w:r>
-      <w:r>
-        <w:rPr>
-          <w:rFonts w:ascii="Roboto Mono" w:eastAsia="Roboto Mono" w:hAnsi="Roboto Mono"/>
-          <w:sz w:val="24"/>
-        </w:rPr>
-        <w:t>.</w:t>
-      </w:r>
-    </w:p>
-    <w:p>
-      <w:r>
-        <w:rPr>
-          <w:rFonts w:ascii="Roboto Mono" w:eastAsia="Roboto Mono" w:hAnsi="Roboto Mono"/>
-          <w:sz w:val="24"/>
-        </w:rPr>
-        <w:pict w14:anchorId="3B892E44">
-          <v:rect id="_x0000_i1027" style="width:0;height:1.5pt" o:hralign="center" o:hrstd="t" o:hr="t" fillcolor="#a0a0a0" stroked="f"/>
-        </w:pict>
+          <w:rFonts w:ascii="Roboto Mono" w:eastAsia="Roboto Mono" w:hAnsi="Roboto Mono" w:cs="Arial"/>
+          <w:kern w:val="0"/>
+          <w:szCs w:val="22"/>
+          <w:lang w:val="en"/>
+          <w14:ligatures w14:val="none"/>
+        </w:rPr>
+        <w:t xml:space="preserve">[PC1] </w:t>
+      </w:r>
+      <w:r>
+        <w:rPr>
+          <w:rFonts w:ascii="Arial" w:eastAsia="Roboto Mono" w:hAnsi="Arial" w:cs="Arial"/>
+          <w:kern w:val="0"/>
+          <w:szCs w:val="22"/>
+          <w:lang w:val="en"/>
+          <w14:ligatures w14:val="none"/>
+        </w:rPr>
+        <w:t>──</w:t>
+      </w:r>
+      <w:r>
+        <w:rPr>
+          <w:rFonts w:ascii="Roboto Mono" w:eastAsia="Roboto Mono" w:hAnsi="Roboto Mono" w:cs="Arial"/>
+          <w:kern w:val="0"/>
+          <w:szCs w:val="22"/>
+          <w:lang w:val="en"/>
+          <w14:ligatures w14:val="none"/>
+        </w:rPr>
+        <w:t xml:space="preserve"> [PC2] </w:t>
+      </w:r>
+      <w:r>
+        <w:rPr>
+          <w:rFonts w:ascii="Arial" w:eastAsia="Roboto Mono" w:hAnsi="Arial" w:cs="Arial"/>
+          <w:kern w:val="0"/>
+          <w:szCs w:val="22"/>
+          <w:lang w:val="en"/>
+          <w14:ligatures w14:val="none"/>
+        </w:rPr>
+        <w:t>──</w:t>
+      </w:r>
+      <w:r>
+        <w:rPr>
+          <w:rFonts w:ascii="Roboto Mono" w:eastAsia="Roboto Mono" w:hAnsi="Roboto Mono" w:cs="Arial"/>
+          <w:kern w:val="0"/>
+          <w:szCs w:val="22"/>
+          <w:lang w:val="en"/>
+          <w14:ligatures w14:val="none"/>
+        </w:rPr>
+        <w:t xml:space="preserve"> [PC3]</w:t>
       </w:r>
     </w:p>
     <w:p>
       <w:pPr>
-        <w:pStyle w:val="Heading2"/>
-        <w:keepNext w:val="0"/>
-        <w:keepLines w:val="0"/>
-        <w:rPr>
+        <w:spacing w:after="0" w:line="276" w:lineRule="auto"/>
+        <w:rPr>
+          <w:rFonts w:ascii="Arial" w:eastAsia="Arial" w:hAnsi="Arial" w:cs="Arial"/>
+          <w:kern w:val="0"/>
+          <w:sz w:val="22"/>
+          <w:szCs w:val="22"/>
+          <w:lang w:val="en"/>
+          <w14:ligatures w14:val="none"/>
+        </w:rPr>
+      </w:pPr>
+      <w:r>
+        <w:rPr>
+          <w:rFonts w:ascii="Roboto Mono" w:eastAsia="Roboto Mono" w:hAnsi="Roboto Mono" w:cs="Arial Unicode MS"/>
+          <w:kern w:val="0"/>
+          <w:szCs w:val="22"/>
+          <w:lang w:val="en"/>
+          <w14:ligatures w14:val="none"/>
+        </w:rPr>
+        <w:t xml:space="preserve">  </w:t>
+      </w:r>
+      <w:r>
+        <w:rPr>
+          <w:rFonts w:ascii="Arial" w:eastAsia="Roboto Mono" w:hAnsi="Arial" w:cs="Arial"/>
+          <w:kern w:val="0"/>
+          <w:szCs w:val="22"/>
+          <w:lang w:val="en"/>
+          <w14:ligatures w14:val="none"/>
+        </w:rPr>
+        <w:t>↑</w:t>
+      </w:r>
+      <w:r>
+        <w:rPr>
+          <w:rFonts w:ascii="Roboto Mono" w:eastAsia="Roboto Mono" w:hAnsi="Roboto Mono" w:cs="Arial Unicode MS"/>
+          <w:kern w:val="0"/>
+          <w:szCs w:val="22"/>
+          <w:lang w:val="en"/>
+          <w14:ligatures w14:val="none"/>
+        </w:rPr>
+        <w:t xml:space="preserve">                     </w:t>
+      </w:r>
+      <w:r>
+        <w:rPr>
+          <w:rFonts w:ascii="Arial" w:eastAsia="Roboto Mono" w:hAnsi="Arial" w:cs="Arial"/>
+          <w:kern w:val="0"/>
+          <w:szCs w:val="22"/>
+          <w:lang w:val="en"/>
+          <w14:ligatures w14:val="none"/>
+        </w:rPr>
+        <w:t>↓</w:t>
+      </w:r>
+    </w:p>
+    <w:p>
+      <w:pPr>
+        <w:spacing w:after="0" w:line="276" w:lineRule="auto"/>
+        <w:rPr>
+          <w:rFonts w:ascii="Arial" w:eastAsia="Arial" w:hAnsi="Arial" w:cs="Arial"/>
+          <w:kern w:val="0"/>
+          <w:sz w:val="22"/>
+          <w:szCs w:val="22"/>
+          <w:lang w:val="en"/>
+          <w14:ligatures w14:val="none"/>
+        </w:rPr>
+      </w:pPr>
+      <w:r>
+        <w:rPr>
+          <w:rFonts w:ascii="Roboto Mono" w:eastAsia="Roboto Mono" w:hAnsi="Roboto Mono" w:cs="Arial"/>
+          <w:kern w:val="0"/>
+          <w:szCs w:val="22"/>
+          <w:lang w:val="en"/>
+          <w14:ligatures w14:val="none"/>
+        </w:rPr>
+        <w:t xml:space="preserve"> [PC6] </w:t>
+      </w:r>
+      <w:r>
+        <w:rPr>
+          <w:rFonts w:ascii="Cambria Math" w:eastAsia="Roboto Mono" w:hAnsi="Cambria Math" w:cs="Cambria Math"/>
+          <w:kern w:val="0"/>
+          <w:szCs w:val="22"/>
+          <w:lang w:val="en"/>
+          <w14:ligatures w14:val="none"/>
+        </w:rPr>
+        <w:t>◀─</w:t>
+      </w:r>
+      <w:r>
+        <w:rPr>
+          <w:rFonts w:ascii="Roboto Mono" w:eastAsia="Roboto Mono" w:hAnsi="Roboto Mono" w:cs="Arial"/>
+          <w:kern w:val="0"/>
+          <w:szCs w:val="22"/>
+          <w:lang w:val="en"/>
+          <w14:ligatures w14:val="none"/>
+        </w:rPr>
+        <w:t xml:space="preserve"> [PC5] </w:t>
+      </w:r>
+      <w:r>
+        <w:rPr>
+          <w:rFonts w:ascii="Cambria Math" w:eastAsia="Roboto Mono" w:hAnsi="Cambria Math" w:cs="Cambria Math"/>
+          <w:kern w:val="0"/>
+          <w:szCs w:val="22"/>
+          <w:lang w:val="en"/>
+          <w14:ligatures w14:val="none"/>
+        </w:rPr>
+        <w:t>◀─</w:t>
+      </w:r>
+      <w:r>
+        <w:rPr>
+          <w:rFonts w:ascii="Roboto Mono" w:eastAsia="Roboto Mono" w:hAnsi="Roboto Mono" w:cs="Arial"/>
+          <w:kern w:val="0"/>
+          <w:szCs w:val="22"/>
+          <w:lang w:val="en"/>
+          <w14:ligatures w14:val="none"/>
+        </w:rPr>
+        <w:t xml:space="preserve"> [PC4]</w:t>
+      </w:r>
+    </w:p>
+    <w:p>
+      <w:pPr>
+        <w:spacing w:after="0" w:line="276" w:lineRule="auto"/>
+        <w:rPr>
+          <w:rFonts w:ascii="Arial" w:eastAsia="Arial" w:hAnsi="Arial" w:cs="Arial"/>
+          <w:kern w:val="0"/>
+          <w:sz w:val="22"/>
+          <w:szCs w:val="22"/>
+          <w:lang w:val="en"/>
+          <w14:ligatures w14:val="none"/>
+        </w:rPr>
+      </w:pPr>
+    </w:p>
+    <w:p>
+      <w:pPr>
+        <w:spacing w:before="240" w:after="240" w:line="276" w:lineRule="auto"/>
+        <w:rPr>
+          <w:rFonts w:ascii="Arial" w:eastAsia="Arial" w:hAnsi="Arial" w:cs="Arial"/>
+          <w:kern w:val="0"/>
+          <w:sz w:val="22"/>
+          <w:szCs w:val="22"/>
+          <w:lang w:val="en"/>
+          <w14:ligatures w14:val="none"/>
+        </w:rPr>
+      </w:pPr>
+      <w:r>
+        <w:rPr>
+          <w:rFonts w:ascii="Roboto Mono" w:eastAsia="Roboto Mono" w:hAnsi="Roboto Mono" w:cs="Arial"/>
+          <w:kern w:val="0"/>
+          <w:szCs w:val="22"/>
+          <w:lang w:val="en"/>
+          <w14:ligatures w14:val="none"/>
+        </w:rPr>
+        <w:t xml:space="preserve">Each device forwards data to the next, like a </w:t>
+      </w:r>
+      <w:r>
+        <w:rPr>
+          <w:rFonts w:ascii="Roboto Mono" w:eastAsia="Roboto Mono" w:hAnsi="Roboto Mono" w:cs="Arial"/>
           <w:b/>
           <w:bCs/>
+          <w:kern w:val="0"/>
+          <w:szCs w:val="22"/>
+          <w:lang w:val="en"/>
+          <w14:ligatures w14:val="none"/>
+        </w:rPr>
+        <w:t>relay race</w:t>
+      </w:r>
+      <w:r>
+        <w:rPr>
+          <w:rFonts w:ascii="Roboto Mono" w:eastAsia="Roboto Mono" w:hAnsi="Roboto Mono" w:cs="Arial"/>
+          <w:kern w:val="0"/>
+          <w:szCs w:val="22"/>
+          <w:lang w:val="en"/>
+          <w14:ligatures w14:val="none"/>
+        </w:rPr>
+        <w:t>.</w:t>
+      </w:r>
+    </w:p>
+    <w:p>
+      <w:pPr>
+        <w:spacing w:after="0" w:line="276" w:lineRule="auto"/>
+        <w:rPr>
+          <w:rFonts w:ascii="Arial" w:eastAsia="Arial" w:hAnsi="Arial" w:cs="Arial"/>
+          <w:kern w:val="0"/>
+          <w:sz w:val="22"/>
+          <w:szCs w:val="22"/>
+          <w:lang w:val="en"/>
+          <w14:ligatures w14:val="none"/>
+        </w:rPr>
+      </w:pPr>
+      <w:r>
+        <w:rPr>
+          <w:rFonts w:ascii="Roboto Mono" w:eastAsia="Roboto Mono" w:hAnsi="Roboto Mono" w:cs="Arial"/>
+          <w:kern w:val="0"/>
+          <w:szCs w:val="22"/>
+          <w:lang w:val="en"/>
+          <w14:ligatures w14:val="none"/>
+        </w:rPr>
+        <w:pict w14:anchorId="53C288F7">
+          <v:rect id="_x0000_i1027" style="width:0;height:1.5pt" o:hralign="center" o:hrstd="t" o:hr="t" fillcolor="#a0a0a0" stroked="f"/>
+        </w:pict>
+      </w:r>
+    </w:p>
+    <w:p>
+      <w:pPr>
+        <w:spacing w:before="160" w:after="80" w:line="276" w:lineRule="auto"/>
+        <w:outlineLvl w:val="1"/>
+        <w:rPr>
+          <w:rFonts w:asciiTheme="majorHAnsi" w:eastAsiaTheme="majorEastAsia" w:hAnsiTheme="majorHAnsi" w:cstheme="majorBidi"/>
+          <w:b/>
+          <w:bCs/>
+          <w:color w:val="2F5496" w:themeColor="accent1" w:themeShade="BF"/>
+          <w:kern w:val="0"/>
           <w:sz w:val="34"/>
           <w:szCs w:val="34"/>
+          <w:lang w:val="en"/>
+          <w14:ligatures w14:val="none"/>
         </w:rPr>
       </w:pPr>
       <w:bookmarkStart w:id="3" w:name="_pm54jcfxp99y" w:colFirst="0" w:colLast="0"/>
       <w:bookmarkEnd w:id="3"/>
       <w:r>
         <w:rPr>
+          <w:rFonts w:ascii="Segoe UI Emoji" w:eastAsiaTheme="majorEastAsia" w:hAnsi="Segoe UI Emoji" w:cs="Segoe UI Emoji"/>
           <w:b/>
           <w:bCs/>
+          <w:color w:val="2F5496" w:themeColor="accent1" w:themeShade="BF"/>
+          <w:kern w:val="0"/>
           <w:sz w:val="34"/>
           <w:szCs w:val="34"/>
-        </w:rPr>
-        <w:lastRenderedPageBreak/>
-        <w:t>⚙️ How It Works</w:t>
+          <w:lang w:val="en"/>
+          <w14:ligatures w14:val="none"/>
+        </w:rPr>
+        <w:t>⚙️</w:t>
+      </w:r>
+      <w:r>
+        <w:rPr>
+          <w:rFonts w:asciiTheme="majorHAnsi" w:eastAsiaTheme="majorEastAsia" w:hAnsiTheme="majorHAnsi" w:cstheme="majorBidi"/>
+          <w:b/>
+          <w:bCs/>
+          <w:color w:val="2F5496" w:themeColor="accent1" w:themeShade="BF"/>
+          <w:kern w:val="0"/>
+          <w:sz w:val="34"/>
+          <w:szCs w:val="34"/>
+          <w:lang w:val="en"/>
+          <w14:ligatures w14:val="none"/>
+        </w:rPr>
+        <w:t xml:space="preserve"> How It Works</w:t>
       </w:r>
     </w:p>
     <w:p>
       <w:pPr>
-        <w:spacing w:before="240" w:after="240"/>
+        <w:spacing w:before="240" w:after="240" w:line="276" w:lineRule="auto"/>
+        <w:rPr>
+          <w:rFonts w:ascii="Arial" w:eastAsia="Arial" w:hAnsi="Arial" w:cs="Arial"/>
+          <w:kern w:val="0"/>
+          <w:sz w:val="22"/>
+          <w:szCs w:val="22"/>
+          <w:lang w:val="en"/>
+          <w14:ligatures w14:val="none"/>
+        </w:rPr>
       </w:pPr>
       <w:r>
         <w:rPr>
-          <w:b/>
+          <w:rFonts w:ascii="Arial" w:eastAsia="Arial" w:hAnsi="Arial" w:cs="Arial"/>
+          <w:b/>
+          <w:kern w:val="0"/>
+          <w:sz w:val="22"/>
+          <w:szCs w:val="22"/>
           <w:highlight w:val="darkGray"/>
+          <w:lang w:val="en"/>
+          <w14:ligatures w14:val="none"/>
         </w:rPr>
         <w:t># Source</w:t>
       </w:r>
       <w:r>
         <w:rPr>
+          <w:rFonts w:ascii="Arial" w:eastAsia="Arial" w:hAnsi="Arial" w:cs="Arial"/>
+          <w:kern w:val="0"/>
+          <w:sz w:val="22"/>
+          <w:szCs w:val="22"/>
           <w:highlight w:val="darkGray"/>
+          <w:lang w:val="en"/>
+          <w14:ligatures w14:val="none"/>
         </w:rPr>
         <w:t xml:space="preserve">: </w:t>
       </w:r>
       <w:r>
         <w:rPr>
-          <w:b/>
+          <w:rFonts w:ascii="Arial" w:eastAsia="Arial" w:hAnsi="Arial" w:cs="Arial"/>
+          <w:b/>
+          <w:kern w:val="0"/>
+          <w:sz w:val="22"/>
+          <w:szCs w:val="22"/>
           <w:highlight w:val="darkGray"/>
-        </w:rPr>
-        <w:t>Chatgpt (GPT‑5 Mini) at [12/18/2025]</w:t>
+          <w:lang w:val="en"/>
+          <w14:ligatures w14:val="none"/>
+        </w:rPr>
+        <w:t>Chatgpt (GPT</w:t>
+      </w:r>
+      <w:r>
+        <w:rPr>
+          <w:rFonts w:ascii="Cambria Math" w:eastAsia="Arial" w:hAnsi="Cambria Math" w:cs="Cambria Math"/>
+          <w:b/>
+          <w:kern w:val="0"/>
+          <w:sz w:val="22"/>
+          <w:szCs w:val="22"/>
+          <w:highlight w:val="darkGray"/>
+          <w:lang w:val="en"/>
+          <w14:ligatures w14:val="none"/>
+        </w:rPr>
+        <w:t>‑</w:t>
+      </w:r>
+      <w:r>
+        <w:rPr>
+          <w:rFonts w:ascii="Arial" w:eastAsia="Arial" w:hAnsi="Arial" w:cs="Arial"/>
+          <w:b/>
+          <w:kern w:val="0"/>
+          <w:sz w:val="22"/>
+          <w:szCs w:val="22"/>
+          <w:highlight w:val="darkGray"/>
+          <w:lang w:val="en"/>
+          <w14:ligatures w14:val="none"/>
+        </w:rPr>
+        <w:t>5 Mini) at [12/18/2025]</w:t>
       </w:r>
     </w:p>
     <w:p>
@@ -480,35 +1092,55 @@
           <w:ilvl w:val="0"/>
           <w:numId w:val="1"/>
         </w:numPr>
-        <w:spacing w:before="240"/>
+        <w:spacing w:before="240" w:after="0" w:line="276" w:lineRule="auto"/>
+        <w:rPr>
+          <w:rFonts w:ascii="Arial" w:eastAsia="Arial" w:hAnsi="Arial" w:cs="Arial"/>
+          <w:kern w:val="0"/>
+          <w:sz w:val="22"/>
+          <w:szCs w:val="22"/>
+          <w:lang w:val="en"/>
+          <w14:ligatures w14:val="none"/>
+        </w:rPr>
       </w:pPr>
       <w:r>
         <w:rPr>
-          <w:rFonts w:ascii="Roboto Mono" w:eastAsia="Roboto Mono" w:hAnsi="Roboto Mono"/>
-          <w:sz w:val="24"/>
+          <w:rFonts w:ascii="Roboto Mono" w:eastAsia="Roboto Mono" w:hAnsi="Roboto Mono" w:cs="Arial"/>
+          <w:kern w:val="0"/>
+          <w:szCs w:val="22"/>
+          <w:lang w:val="en"/>
+          <w14:ligatures w14:val="none"/>
         </w:rPr>
         <w:t xml:space="preserve">Data travels </w:t>
       </w:r>
       <w:r>
         <w:rPr>
-          <w:rFonts w:ascii="Roboto Mono" w:eastAsia="Roboto Mono" w:hAnsi="Roboto Mono"/>
+          <w:rFonts w:ascii="Roboto Mono" w:eastAsia="Roboto Mono" w:hAnsi="Roboto Mono" w:cs="Arial"/>
           <w:b/>
           <w:bCs/>
-          <w:sz w:val="24"/>
+          <w:kern w:val="0"/>
+          <w:szCs w:val="22"/>
+          <w:lang w:val="en"/>
+          <w14:ligatures w14:val="none"/>
         </w:rPr>
         <w:t>one hop at a time</w:t>
       </w:r>
       <w:r>
         <w:rPr>
-          <w:rFonts w:ascii="Roboto Mono" w:eastAsia="Roboto Mono" w:hAnsi="Roboto Mono"/>
-          <w:sz w:val="24"/>
+          <w:rFonts w:ascii="Roboto Mono" w:eastAsia="Roboto Mono" w:hAnsi="Roboto Mono" w:cs="Arial"/>
+          <w:kern w:val="0"/>
+          <w:szCs w:val="22"/>
+          <w:lang w:val="en"/>
+          <w14:ligatures w14:val="none"/>
         </w:rPr>
         <w:t xml:space="preserve"> around the ring.</w:t>
       </w:r>
       <w:r>
         <w:rPr>
-          <w:rFonts w:ascii="Roboto Mono" w:eastAsia="Roboto Mono" w:hAnsi="Roboto Mono"/>
-          <w:sz w:val="24"/>
+          <w:rFonts w:ascii="Roboto Mono" w:eastAsia="Roboto Mono" w:hAnsi="Roboto Mono" w:cs="Arial"/>
+          <w:kern w:val="0"/>
+          <w:szCs w:val="22"/>
+          <w:lang w:val="en"/>
+          <w14:ligatures w14:val="none"/>
         </w:rPr>
         <w:br/>
       </w:r>
@@ -519,18 +1151,33 @@
           <w:ilvl w:val="0"/>
           <w:numId w:val="1"/>
         </w:numPr>
+        <w:spacing w:after="0" w:line="276" w:lineRule="auto"/>
+        <w:rPr>
+          <w:rFonts w:ascii="Arial" w:eastAsia="Arial" w:hAnsi="Arial" w:cs="Arial"/>
+          <w:kern w:val="0"/>
+          <w:sz w:val="22"/>
+          <w:szCs w:val="22"/>
+          <w:lang w:val="en"/>
+          <w14:ligatures w14:val="none"/>
+        </w:rPr>
       </w:pPr>
       <w:r>
         <w:rPr>
-          <w:rFonts w:ascii="Roboto Mono" w:eastAsia="Roboto Mono" w:hAnsi="Roboto Mono"/>
-          <w:sz w:val="24"/>
+          <w:rFonts w:ascii="Roboto Mono" w:eastAsia="Roboto Mono" w:hAnsi="Roboto Mono" w:cs="Arial"/>
+          <w:kern w:val="0"/>
+          <w:szCs w:val="22"/>
+          <w:lang w:val="en"/>
+          <w14:ligatures w14:val="none"/>
         </w:rPr>
         <w:t>Each device examines incoming data:</w:t>
       </w:r>
       <w:r>
         <w:rPr>
-          <w:rFonts w:ascii="Roboto Mono" w:eastAsia="Roboto Mono" w:hAnsi="Roboto Mono"/>
-          <w:sz w:val="24"/>
+          <w:rFonts w:ascii="Roboto Mono" w:eastAsia="Roboto Mono" w:hAnsi="Roboto Mono" w:cs="Arial"/>
+          <w:kern w:val="0"/>
+          <w:szCs w:val="22"/>
+          <w:lang w:val="en"/>
+          <w14:ligatures w14:val="none"/>
         </w:rPr>
         <w:br/>
       </w:r>
@@ -541,18 +1188,33 @@
           <w:ilvl w:val="1"/>
           <w:numId w:val="1"/>
         </w:numPr>
+        <w:spacing w:after="0" w:line="276" w:lineRule="auto"/>
+        <w:rPr>
+          <w:rFonts w:ascii="Arial" w:eastAsia="Arial" w:hAnsi="Arial" w:cs="Arial"/>
+          <w:kern w:val="0"/>
+          <w:sz w:val="22"/>
+          <w:szCs w:val="22"/>
+          <w:lang w:val="en"/>
+          <w14:ligatures w14:val="none"/>
+        </w:rPr>
       </w:pPr>
       <w:r>
         <w:rPr>
-          <w:rFonts w:ascii="Roboto Mono" w:eastAsia="Roboto Mono" w:hAnsi="Roboto Mono"/>
-          <w:sz w:val="24"/>
+          <w:rFonts w:ascii="Roboto Mono" w:eastAsia="Roboto Mono" w:hAnsi="Roboto Mono" w:cs="Arial"/>
+          <w:kern w:val="0"/>
+          <w:szCs w:val="22"/>
+          <w:lang w:val="en"/>
+          <w14:ligatures w14:val="none"/>
         </w:rPr>
         <w:t>If it's addressed to itself, it processes it.</w:t>
       </w:r>
       <w:r>
         <w:rPr>
-          <w:rFonts w:ascii="Roboto Mono" w:eastAsia="Roboto Mono" w:hAnsi="Roboto Mono"/>
-          <w:sz w:val="24"/>
+          <w:rFonts w:ascii="Roboto Mono" w:eastAsia="Roboto Mono" w:hAnsi="Roboto Mono" w:cs="Arial"/>
+          <w:kern w:val="0"/>
+          <w:szCs w:val="22"/>
+          <w:lang w:val="en"/>
+          <w14:ligatures w14:val="none"/>
         </w:rPr>
         <w:br/>
       </w:r>
@@ -563,34 +1225,55 @@
           <w:ilvl w:val="1"/>
           <w:numId w:val="1"/>
         </w:numPr>
+        <w:spacing w:after="0" w:line="276" w:lineRule="auto"/>
+        <w:rPr>
+          <w:rFonts w:ascii="Arial" w:eastAsia="Arial" w:hAnsi="Arial" w:cs="Arial"/>
+          <w:kern w:val="0"/>
+          <w:sz w:val="22"/>
+          <w:szCs w:val="22"/>
+          <w:lang w:val="en"/>
+          <w14:ligatures w14:val="none"/>
+        </w:rPr>
       </w:pPr>
       <w:r>
         <w:rPr>
-          <w:rFonts w:ascii="Roboto Mono" w:eastAsia="Roboto Mono" w:hAnsi="Roboto Mono"/>
-          <w:sz w:val="24"/>
+          <w:rFonts w:ascii="Roboto Mono" w:eastAsia="Roboto Mono" w:hAnsi="Roboto Mono" w:cs="Arial"/>
+          <w:kern w:val="0"/>
+          <w:szCs w:val="22"/>
+          <w:lang w:val="en"/>
+          <w14:ligatures w14:val="none"/>
         </w:rPr>
         <w:t xml:space="preserve">If not, it </w:t>
       </w:r>
       <w:r>
         <w:rPr>
-          <w:rFonts w:ascii="Roboto Mono" w:eastAsia="Roboto Mono" w:hAnsi="Roboto Mono"/>
+          <w:rFonts w:ascii="Roboto Mono" w:eastAsia="Roboto Mono" w:hAnsi="Roboto Mono" w:cs="Arial"/>
           <w:b/>
           <w:bCs/>
-          <w:sz w:val="24"/>
+          <w:kern w:val="0"/>
+          <w:szCs w:val="22"/>
+          <w:lang w:val="en"/>
+          <w14:ligatures w14:val="none"/>
         </w:rPr>
         <w:t>passes it on</w:t>
       </w:r>
       <w:r>
         <w:rPr>
-          <w:rFonts w:ascii="Roboto Mono" w:eastAsia="Roboto Mono" w:hAnsi="Roboto Mono"/>
-          <w:sz w:val="24"/>
+          <w:rFonts w:ascii="Roboto Mono" w:eastAsia="Roboto Mono" w:hAnsi="Roboto Mono" w:cs="Arial"/>
+          <w:kern w:val="0"/>
+          <w:szCs w:val="22"/>
+          <w:lang w:val="en"/>
+          <w14:ligatures w14:val="none"/>
         </w:rPr>
         <w:t>.</w:t>
       </w:r>
       <w:r>
         <w:rPr>
-          <w:rFonts w:ascii="Roboto Mono" w:eastAsia="Roboto Mono" w:hAnsi="Roboto Mono"/>
-          <w:sz w:val="24"/>
+          <w:rFonts w:ascii="Roboto Mono" w:eastAsia="Roboto Mono" w:hAnsi="Roboto Mono" w:cs="Arial"/>
+          <w:kern w:val="0"/>
+          <w:szCs w:val="22"/>
+          <w:lang w:val="en"/>
+          <w14:ligatures w14:val="none"/>
         </w:rPr>
         <w:br/>
       </w:r>
@@ -601,130 +1284,257 @@
           <w:ilvl w:val="0"/>
           <w:numId w:val="1"/>
         </w:numPr>
-        <w:spacing w:after="240"/>
+        <w:spacing w:after="240" w:line="276" w:lineRule="auto"/>
+        <w:rPr>
+          <w:rFonts w:ascii="Arial" w:eastAsia="Arial" w:hAnsi="Arial" w:cs="Arial"/>
+          <w:kern w:val="0"/>
+          <w:sz w:val="22"/>
+          <w:szCs w:val="22"/>
+          <w:lang w:val="en"/>
+          <w14:ligatures w14:val="none"/>
+        </w:rPr>
       </w:pPr>
       <w:r>
         <w:rPr>
-          <w:rFonts w:ascii="Roboto Mono" w:eastAsia="Roboto Mono" w:hAnsi="Roboto Mono"/>
-          <w:sz w:val="24"/>
+          <w:rFonts w:ascii="Roboto Mono" w:eastAsia="Roboto Mono" w:hAnsi="Roboto Mono" w:cs="Arial"/>
+          <w:kern w:val="0"/>
+          <w:szCs w:val="22"/>
+          <w:lang w:val="en"/>
+          <w14:ligatures w14:val="none"/>
         </w:rPr>
         <w:t xml:space="preserve">Some ring networks use a </w:t>
       </w:r>
       <w:r>
         <w:rPr>
-          <w:rFonts w:ascii="Roboto Mono" w:eastAsia="Roboto Mono" w:hAnsi="Roboto Mono"/>
+          <w:rFonts w:ascii="Roboto Mono" w:eastAsia="Roboto Mono" w:hAnsi="Roboto Mono" w:cs="Arial"/>
           <w:b/>
           <w:bCs/>
-          <w:sz w:val="24"/>
+          <w:kern w:val="0"/>
+          <w:szCs w:val="22"/>
+          <w:lang w:val="en"/>
+          <w14:ligatures w14:val="none"/>
         </w:rPr>
         <w:t>token</w:t>
       </w:r>
       <w:r>
         <w:rPr>
-          <w:rFonts w:ascii="Roboto Mono" w:eastAsia="Roboto Mono" w:hAnsi="Roboto Mono"/>
-          <w:sz w:val="24"/>
+          <w:rFonts w:ascii="Roboto Mono" w:eastAsia="Roboto Mono" w:hAnsi="Roboto Mono" w:cs="Arial"/>
+          <w:kern w:val="0"/>
+          <w:szCs w:val="22"/>
+          <w:lang w:val="en"/>
+          <w14:ligatures w14:val="none"/>
         </w:rPr>
         <w:t xml:space="preserve"> (a special control packet) to manage which device can send data (e.g., </w:t>
       </w:r>
       <w:r>
         <w:rPr>
-          <w:rFonts w:ascii="Roboto Mono" w:eastAsia="Roboto Mono" w:hAnsi="Roboto Mono"/>
+          <w:rFonts w:ascii="Roboto Mono" w:eastAsia="Roboto Mono" w:hAnsi="Roboto Mono" w:cs="Arial"/>
           <w:b/>
           <w:bCs/>
-          <w:sz w:val="24"/>
+          <w:kern w:val="0"/>
+          <w:szCs w:val="22"/>
+          <w:lang w:val="en"/>
+          <w14:ligatures w14:val="none"/>
         </w:rPr>
         <w:t>Token Ring</w:t>
       </w:r>
       <w:r>
         <w:rPr>
-          <w:rFonts w:ascii="Roboto Mono" w:eastAsia="Roboto Mono" w:hAnsi="Roboto Mono"/>
-          <w:sz w:val="24"/>
+          <w:rFonts w:ascii="Roboto Mono" w:eastAsia="Roboto Mono" w:hAnsi="Roboto Mono" w:cs="Arial"/>
+          <w:kern w:val="0"/>
+          <w:szCs w:val="22"/>
+          <w:lang w:val="en"/>
+          <w14:ligatures w14:val="none"/>
         </w:rPr>
         <w:t xml:space="preserve"> protocol).</w:t>
       </w:r>
       <w:r>
         <w:rPr>
-          <w:rFonts w:ascii="Roboto Mono" w:eastAsia="Roboto Mono" w:hAnsi="Roboto Mono"/>
-          <w:sz w:val="24"/>
+          <w:rFonts w:ascii="Roboto Mono" w:eastAsia="Roboto Mono" w:hAnsi="Roboto Mono" w:cs="Arial"/>
+          <w:kern w:val="0"/>
+          <w:szCs w:val="22"/>
+          <w:lang w:val="en"/>
+          <w14:ligatures w14:val="none"/>
         </w:rPr>
         <w:br/>
-      </w:r>
-    </w:p>
-    <w:p>
-      <w:r>
-        <w:rPr>
-          <w:rFonts w:ascii="Roboto Mono" w:eastAsia="Roboto Mono" w:hAnsi="Roboto Mono"/>
-          <w:sz w:val="24"/>
-        </w:rPr>
-        <w:pict w14:anchorId="18C0B8FA">
-          <v:rect id="_x0000_i1028" style="width:0;height:1.5pt" o:hralign="center" o:hrstd="t" o:hr="t" fillcolor="#a0a0a0" stroked="f"/>
-        </w:pict>
       </w:r>
     </w:p>
     <w:p>
       <w:pPr>
-        <w:pStyle w:val="Heading2"/>
-        <w:keepNext w:val="0"/>
-        <w:keepLines w:val="0"/>
-        <w:rPr>
+        <w:spacing w:after="0" w:line="276" w:lineRule="auto"/>
+        <w:rPr>
+          <w:rFonts w:ascii="Arial" w:eastAsia="Arial" w:hAnsi="Arial" w:cs="Arial"/>
+          <w:kern w:val="0"/>
+          <w:sz w:val="22"/>
+          <w:szCs w:val="22"/>
+          <w:lang w:val="en"/>
+          <w14:ligatures w14:val="none"/>
+        </w:rPr>
+      </w:pPr>
+      <w:r>
+        <w:rPr>
+          <w:rFonts w:ascii="Roboto Mono" w:eastAsia="Roboto Mono" w:hAnsi="Roboto Mono" w:cs="Arial"/>
+          <w:kern w:val="0"/>
+          <w:szCs w:val="22"/>
+          <w:lang w:val="en"/>
+          <w14:ligatures w14:val="none"/>
+        </w:rPr>
+        <w:pict w14:anchorId="690D438B">
+          <v:rect id="_x0000_i1028" style="width:0;height:1.5pt" o:hralign="center" o:hrstd="t" o:hr="t" fillcolor="#a0a0a0" stroked="f"/>
+        </w:pict>
+      </w:r>
+    </w:p>
+    <w:p>
+      <w:pPr>
+        <w:spacing w:before="160" w:after="80" w:line="276" w:lineRule="auto"/>
+        <w:outlineLvl w:val="1"/>
+        <w:rPr>
+          <w:rFonts w:asciiTheme="majorHAnsi" w:eastAsiaTheme="majorEastAsia" w:hAnsiTheme="majorHAnsi" w:cstheme="majorBidi"/>
           <w:b/>
           <w:bCs/>
+          <w:color w:val="2F5496" w:themeColor="accent1" w:themeShade="BF"/>
+          <w:kern w:val="0"/>
           <w:sz w:val="34"/>
           <w:szCs w:val="34"/>
+          <w:lang w:val="en"/>
+          <w14:ligatures w14:val="none"/>
         </w:rPr>
       </w:pPr>
       <w:bookmarkStart w:id="4" w:name="_5pjkxt1p3qov" w:colFirst="0" w:colLast="0"/>
       <w:bookmarkEnd w:id="4"/>
       <w:r>
         <w:rPr>
-          <w:rFonts w:ascii="Arial Unicode MS" w:eastAsia="Arial Unicode MS" w:hAnsi="Arial Unicode MS" w:cs="Arial Unicode MS"/>
+          <w:rFonts w:ascii="Segoe UI Emoji" w:eastAsia="Arial Unicode MS" w:hAnsi="Segoe UI Emoji" w:cs="Segoe UI Emoji"/>
           <w:b/>
           <w:bCs/>
+          <w:color w:val="2F5496" w:themeColor="accent1" w:themeShade="BF"/>
+          <w:kern w:val="0"/>
           <w:sz w:val="34"/>
           <w:szCs w:val="34"/>
-        </w:rPr>
-        <w:t>✅ Advantages</w:t>
+          <w:lang w:val="en"/>
+          <w14:ligatures w14:val="none"/>
+        </w:rPr>
+        <w:t>✅</w:t>
+      </w:r>
+      <w:r>
+        <w:rPr>
+          <w:rFonts w:ascii="Arial Unicode MS" w:eastAsia="Arial Unicode MS" w:hAnsi="Arial Unicode MS" w:cs="Arial Unicode MS"/>
+          <w:b/>
+          <w:bCs/>
+          <w:color w:val="2F5496" w:themeColor="accent1" w:themeShade="BF"/>
+          <w:kern w:val="0"/>
+          <w:sz w:val="34"/>
+          <w:szCs w:val="34"/>
+          <w:lang w:val="en"/>
+          <w14:ligatures w14:val="none"/>
+        </w:rPr>
+        <w:t xml:space="preserve"> Advantages</w:t>
       </w:r>
     </w:p>
     <w:p>
       <w:pPr>
-        <w:spacing w:before="240" w:after="240"/>
-        <w:rPr>
+        <w:spacing w:before="240" w:after="240" w:line="276" w:lineRule="auto"/>
+        <w:rPr>
+          <w:rFonts w:ascii="Arial" w:eastAsia="Arial" w:hAnsi="Arial" w:cs="Arial"/>
           <w:b/>
           <w:bCs/>
+          <w:kern w:val="0"/>
           <w:sz w:val="14"/>
           <w:szCs w:val="14"/>
           <w:shd w:val="clear" w:color="auto" w:fill="B7B7B7"/>
+          <w:lang w:val="en"/>
+          <w14:ligatures w14:val="none"/>
         </w:rPr>
       </w:pPr>
       <w:r>
         <w:rPr>
-          <w:b/>
+          <w:rFonts w:ascii="Arial" w:eastAsia="Arial" w:hAnsi="Arial" w:cs="Arial"/>
+          <w:b/>
+          <w:kern w:val="0"/>
+          <w:sz w:val="22"/>
+          <w:szCs w:val="22"/>
           <w:highlight w:val="darkGray"/>
+          <w:lang w:val="en"/>
+          <w14:ligatures w14:val="none"/>
         </w:rPr>
         <w:t># Source</w:t>
       </w:r>
       <w:r>
         <w:rPr>
+          <w:rFonts w:ascii="Arial" w:eastAsia="Arial" w:hAnsi="Arial" w:cs="Arial"/>
+          <w:kern w:val="0"/>
+          <w:sz w:val="22"/>
+          <w:szCs w:val="22"/>
           <w:highlight w:val="darkGray"/>
+          <w:lang w:val="en"/>
+          <w14:ligatures w14:val="none"/>
         </w:rPr>
         <w:t xml:space="preserve">: </w:t>
       </w:r>
       <w:r>
         <w:rPr>
-          <w:b/>
+          <w:rFonts w:ascii="Arial" w:eastAsia="Arial" w:hAnsi="Arial" w:cs="Arial"/>
+          <w:b/>
+          <w:kern w:val="0"/>
+          <w:sz w:val="22"/>
+          <w:szCs w:val="22"/>
           <w:highlight w:val="darkGray"/>
-        </w:rPr>
-        <w:t>Chatgpt (GPT‑5 Mini) at [12/18/2025]</w:t>
+          <w:lang w:val="en"/>
+          <w14:ligatures w14:val="none"/>
+        </w:rPr>
+        <w:t>Chatgpt (GPT</w:t>
+      </w:r>
+      <w:r>
+        <w:rPr>
+          <w:rFonts w:ascii="Cambria Math" w:eastAsia="Arial" w:hAnsi="Cambria Math" w:cs="Cambria Math"/>
+          <w:b/>
+          <w:kern w:val="0"/>
+          <w:sz w:val="22"/>
+          <w:szCs w:val="22"/>
+          <w:highlight w:val="darkGray"/>
+          <w:lang w:val="en"/>
+          <w14:ligatures w14:val="none"/>
+        </w:rPr>
+        <w:t>‑</w:t>
+      </w:r>
+      <w:r>
+        <w:rPr>
+          <w:rFonts w:ascii="Arial" w:eastAsia="Arial" w:hAnsi="Arial" w:cs="Arial"/>
+          <w:b/>
+          <w:kern w:val="0"/>
+          <w:sz w:val="22"/>
+          <w:szCs w:val="22"/>
+          <w:highlight w:val="darkGray"/>
+          <w:lang w:val="en"/>
+          <w14:ligatures w14:val="none"/>
+        </w:rPr>
+        <w:t>5 Mini) at [12/18/2025]</w:t>
       </w:r>
     </w:p>
     <w:p>
-      <w:r>
-        <w:rPr>
+      <w:pPr>
+        <w:spacing w:after="0" w:line="276" w:lineRule="auto"/>
+        <w:rPr>
+          <w:rFonts w:ascii="Arial" w:eastAsia="Arial" w:hAnsi="Arial" w:cs="Arial"/>
+          <w:kern w:val="0"/>
+          <w:sz w:val="22"/>
+          <w:szCs w:val="22"/>
+          <w:lang w:val="en"/>
+          <w14:ligatures w14:val="none"/>
+        </w:rPr>
+      </w:pPr>
+      <w:r>
+        <w:rPr>
+          <w:rFonts w:ascii="Arial" w:eastAsia="Arial" w:hAnsi="Arial" w:cs="Arial"/>
           <w:noProof/>
+          <w:kern w:val="0"/>
+          <w:sz w:val="22"/>
+          <w:szCs w:val="22"/>
+          <w:lang w:val="en"/>
+          <w14:ligatures w14:val="none"/>
         </w:rPr>
         <w:drawing>
-          <wp:inline distT="114300" distB="114300" distL="114300" distR="114300" wp14:anchorId="110E0BB3" wp14:editId="62E380EE">
+          <wp:inline distT="114300" distB="114300" distL="114300" distR="114300" wp14:anchorId="320C945C" wp14:editId="27A456C7">
             <wp:extent cx="5943600" cy="1308100"/>
             <wp:effectExtent l="0" t="0" r="0" b="0"/>
             <wp:docPr id="4" name="image1.png"/>
@@ -760,7 +1570,19 @@
         </w:drawing>
       </w:r>
     </w:p>
-    <w:p/>
+    <w:p>
+      <w:pPr>
+        <w:spacing w:after="0" w:line="276" w:lineRule="auto"/>
+        <w:rPr>
+          <w:rFonts w:ascii="Arial" w:eastAsia="Arial" w:hAnsi="Arial" w:cs="Arial"/>
+          <w:kern w:val="0"/>
+          <w:sz w:val="22"/>
+          <w:szCs w:val="22"/>
+          <w:lang w:val="en"/>
+          <w14:ligatures w14:val="none"/>
+        </w:rPr>
+      </w:pPr>
+    </w:p>
     <w:tbl>
       <w:tblPr>
         <w:tblW w:w="6280" w:type="dxa"/>
@@ -801,14 +1623,26 @@
           </w:tcPr>
           <w:p>
             <w:pPr>
+              <w:spacing w:after="0" w:line="276" w:lineRule="auto"/>
               <w:jc w:val="center"/>
+              <w:rPr>
+                <w:rFonts w:ascii="Arial" w:eastAsia="Arial" w:hAnsi="Arial" w:cs="Arial"/>
+                <w:kern w:val="0"/>
+                <w:sz w:val="22"/>
+                <w:szCs w:val="22"/>
+                <w:lang w:val="en"/>
+                <w14:ligatures w14:val="none"/>
+              </w:rPr>
             </w:pPr>
             <w:r>
               <w:rPr>
-                <w:rFonts w:ascii="Roboto Mono" w:eastAsia="Roboto Mono" w:hAnsi="Roboto Mono"/>
+                <w:rFonts w:ascii="Roboto Mono" w:eastAsia="Roboto Mono" w:hAnsi="Roboto Mono" w:cs="Arial"/>
                 <w:b/>
                 <w:bCs/>
-                <w:sz w:val="24"/>
+                <w:kern w:val="0"/>
+                <w:szCs w:val="22"/>
+                <w:lang w:val="en"/>
+                <w14:ligatures w14:val="none"/>
               </w:rPr>
               <w:t>Benefit</w:t>
             </w:r>
@@ -832,14 +1666,26 @@
           </w:tcPr>
           <w:p>
             <w:pPr>
+              <w:spacing w:after="0" w:line="276" w:lineRule="auto"/>
               <w:jc w:val="center"/>
+              <w:rPr>
+                <w:rFonts w:ascii="Arial" w:eastAsia="Arial" w:hAnsi="Arial" w:cs="Arial"/>
+                <w:kern w:val="0"/>
+                <w:sz w:val="22"/>
+                <w:szCs w:val="22"/>
+                <w:lang w:val="en"/>
+                <w14:ligatures w14:val="none"/>
+              </w:rPr>
             </w:pPr>
             <w:r>
               <w:rPr>
-                <w:rFonts w:ascii="Roboto Mono" w:eastAsia="Roboto Mono" w:hAnsi="Roboto Mono"/>
+                <w:rFonts w:ascii="Roboto Mono" w:eastAsia="Roboto Mono" w:hAnsi="Roboto Mono" w:cs="Arial"/>
                 <w:b/>
                 <w:bCs/>
-                <w:sz w:val="24"/>
+                <w:kern w:val="0"/>
+                <w:szCs w:val="22"/>
+                <w:lang w:val="en"/>
+                <w14:ligatures w14:val="none"/>
               </w:rPr>
               <w:t>Description</w:t>
             </w:r>
@@ -867,19 +1713,46 @@
             </w:tcMar>
           </w:tcPr>
           <w:p>
-            <w:r>
-              <w:rPr>
-                <w:rFonts w:ascii="Roboto Mono" w:eastAsia="Roboto Mono" w:hAnsi="Roboto Mono"/>
-                <w:sz w:val="24"/>
-              </w:rPr>
-              <w:t xml:space="preserve">🔁 </w:t>
-            </w:r>
-            <w:r>
-              <w:rPr>
-                <w:rFonts w:ascii="Roboto Mono" w:eastAsia="Roboto Mono" w:hAnsi="Roboto Mono"/>
+            <w:pPr>
+              <w:spacing w:after="0" w:line="276" w:lineRule="auto"/>
+              <w:rPr>
+                <w:rFonts w:ascii="Arial" w:eastAsia="Arial" w:hAnsi="Arial" w:cs="Arial"/>
+                <w:kern w:val="0"/>
+                <w:sz w:val="22"/>
+                <w:szCs w:val="22"/>
+                <w:lang w:val="en"/>
+                <w14:ligatures w14:val="none"/>
+              </w:rPr>
+            </w:pPr>
+            <w:r>
+              <w:rPr>
+                <w:rFonts w:ascii="Segoe UI Emoji" w:eastAsia="Roboto Mono" w:hAnsi="Segoe UI Emoji" w:cs="Segoe UI Emoji"/>
+                <w:kern w:val="0"/>
+                <w:szCs w:val="22"/>
+                <w:lang w:val="en"/>
+                <w14:ligatures w14:val="none"/>
+              </w:rPr>
+              <w:t>🔁</w:t>
+            </w:r>
+            <w:r>
+              <w:rPr>
+                <w:rFonts w:ascii="Roboto Mono" w:eastAsia="Roboto Mono" w:hAnsi="Roboto Mono" w:cs="Arial"/>
+                <w:kern w:val="0"/>
+                <w:szCs w:val="22"/>
+                <w:lang w:val="en"/>
+                <w14:ligatures w14:val="none"/>
+              </w:rPr>
+              <w:t xml:space="preserve"> </w:t>
+            </w:r>
+            <w:r>
+              <w:rPr>
+                <w:rFonts w:ascii="Roboto Mono" w:eastAsia="Roboto Mono" w:hAnsi="Roboto Mono" w:cs="Arial"/>
                 <w:b/>
                 <w:bCs/>
-                <w:sz w:val="24"/>
+                <w:kern w:val="0"/>
+                <w:szCs w:val="22"/>
+                <w:lang w:val="en"/>
+                <w14:ligatures w14:val="none"/>
               </w:rPr>
               <w:t>Organized traffic</w:t>
             </w:r>
@@ -902,10 +1775,24 @@
             </w:tcMar>
           </w:tcPr>
           <w:p>
-            <w:r>
-              <w:rPr>
-                <w:rFonts w:ascii="Roboto Mono" w:eastAsia="Roboto Mono" w:hAnsi="Roboto Mono"/>
-                <w:sz w:val="24"/>
+            <w:pPr>
+              <w:spacing w:after="0" w:line="276" w:lineRule="auto"/>
+              <w:rPr>
+                <w:rFonts w:ascii="Arial" w:eastAsia="Arial" w:hAnsi="Arial" w:cs="Arial"/>
+                <w:kern w:val="0"/>
+                <w:sz w:val="22"/>
+                <w:szCs w:val="22"/>
+                <w:lang w:val="en"/>
+                <w14:ligatures w14:val="none"/>
+              </w:rPr>
+            </w:pPr>
+            <w:r>
+              <w:rPr>
+                <w:rFonts w:ascii="Roboto Mono" w:eastAsia="Roboto Mono" w:hAnsi="Roboto Mono" w:cs="Arial"/>
+                <w:kern w:val="0"/>
+                <w:szCs w:val="22"/>
+                <w:lang w:val="en"/>
+                <w14:ligatures w14:val="none"/>
               </w:rPr>
               <w:t>Predictable data flow</w:t>
             </w:r>
@@ -933,19 +1820,46 @@
             </w:tcMar>
           </w:tcPr>
           <w:p>
-            <w:r>
-              <w:rPr>
-                <w:rFonts w:ascii="Roboto Mono" w:eastAsia="Roboto Mono" w:hAnsi="Roboto Mono"/>
-                <w:sz w:val="24"/>
-              </w:rPr>
-              <w:t xml:space="preserve">📏 </w:t>
-            </w:r>
-            <w:r>
-              <w:rPr>
-                <w:rFonts w:ascii="Roboto Mono" w:eastAsia="Roboto Mono" w:hAnsi="Roboto Mono"/>
+            <w:pPr>
+              <w:spacing w:after="0" w:line="276" w:lineRule="auto"/>
+              <w:rPr>
+                <w:rFonts w:ascii="Arial" w:eastAsia="Arial" w:hAnsi="Arial" w:cs="Arial"/>
+                <w:kern w:val="0"/>
+                <w:sz w:val="22"/>
+                <w:szCs w:val="22"/>
+                <w:lang w:val="en"/>
+                <w14:ligatures w14:val="none"/>
+              </w:rPr>
+            </w:pPr>
+            <w:r>
+              <w:rPr>
+                <w:rFonts w:ascii="Segoe UI Emoji" w:eastAsia="Roboto Mono" w:hAnsi="Segoe UI Emoji" w:cs="Segoe UI Emoji"/>
+                <w:kern w:val="0"/>
+                <w:szCs w:val="22"/>
+                <w:lang w:val="en"/>
+                <w14:ligatures w14:val="none"/>
+              </w:rPr>
+              <w:t>📏</w:t>
+            </w:r>
+            <w:r>
+              <w:rPr>
+                <w:rFonts w:ascii="Roboto Mono" w:eastAsia="Roboto Mono" w:hAnsi="Roboto Mono" w:cs="Arial"/>
+                <w:kern w:val="0"/>
+                <w:szCs w:val="22"/>
+                <w:lang w:val="en"/>
+                <w14:ligatures w14:val="none"/>
+              </w:rPr>
+              <w:t xml:space="preserve"> </w:t>
+            </w:r>
+            <w:r>
+              <w:rPr>
+                <w:rFonts w:ascii="Roboto Mono" w:eastAsia="Roboto Mono" w:hAnsi="Roboto Mono" w:cs="Arial"/>
                 <w:b/>
                 <w:bCs/>
-                <w:sz w:val="24"/>
+                <w:kern w:val="0"/>
+                <w:szCs w:val="22"/>
+                <w:lang w:val="en"/>
+                <w14:ligatures w14:val="none"/>
               </w:rPr>
               <w:t>Equal access</w:t>
             </w:r>
@@ -968,10 +1882,24 @@
             </w:tcMar>
           </w:tcPr>
           <w:p>
-            <w:r>
-              <w:rPr>
-                <w:rFonts w:ascii="Roboto Mono" w:eastAsia="Roboto Mono" w:hAnsi="Roboto Mono"/>
-                <w:sz w:val="24"/>
+            <w:pPr>
+              <w:spacing w:after="0" w:line="276" w:lineRule="auto"/>
+              <w:rPr>
+                <w:rFonts w:ascii="Arial" w:eastAsia="Arial" w:hAnsi="Arial" w:cs="Arial"/>
+                <w:kern w:val="0"/>
+                <w:sz w:val="22"/>
+                <w:szCs w:val="22"/>
+                <w:lang w:val="en"/>
+                <w14:ligatures w14:val="none"/>
+              </w:rPr>
+            </w:pPr>
+            <w:r>
+              <w:rPr>
+                <w:rFonts w:ascii="Roboto Mono" w:eastAsia="Roboto Mono" w:hAnsi="Roboto Mono" w:cs="Arial"/>
+                <w:kern w:val="0"/>
+                <w:szCs w:val="22"/>
+                <w:lang w:val="en"/>
+                <w14:ligatures w14:val="none"/>
               </w:rPr>
               <w:t>All devices get fair chance to transmit</w:t>
             </w:r>
@@ -999,20 +1927,46 @@
             </w:tcMar>
           </w:tcPr>
           <w:p>
-            <w:r>
-              <w:rPr>
-                <w:rFonts w:ascii="Roboto Mono" w:eastAsia="Roboto Mono" w:hAnsi="Roboto Mono"/>
-                <w:sz w:val="24"/>
-              </w:rPr>
-              <w:lastRenderedPageBreak/>
-              <w:t xml:space="preserve">🔌 </w:t>
-            </w:r>
-            <w:r>
-              <w:rPr>
-                <w:rFonts w:ascii="Roboto Mono" w:eastAsia="Roboto Mono" w:hAnsi="Roboto Mono"/>
+            <w:pPr>
+              <w:spacing w:after="0" w:line="276" w:lineRule="auto"/>
+              <w:rPr>
+                <w:rFonts w:ascii="Arial" w:eastAsia="Arial" w:hAnsi="Arial" w:cs="Arial"/>
+                <w:kern w:val="0"/>
+                <w:sz w:val="22"/>
+                <w:szCs w:val="22"/>
+                <w:lang w:val="en"/>
+                <w14:ligatures w14:val="none"/>
+              </w:rPr>
+            </w:pPr>
+            <w:r>
+              <w:rPr>
+                <w:rFonts w:ascii="Segoe UI Emoji" w:eastAsia="Roboto Mono" w:hAnsi="Segoe UI Emoji" w:cs="Segoe UI Emoji"/>
+                <w:kern w:val="0"/>
+                <w:szCs w:val="22"/>
+                <w:lang w:val="en"/>
+                <w14:ligatures w14:val="none"/>
+              </w:rPr>
+              <w:t>🔌</w:t>
+            </w:r>
+            <w:r>
+              <w:rPr>
+                <w:rFonts w:ascii="Roboto Mono" w:eastAsia="Roboto Mono" w:hAnsi="Roboto Mono" w:cs="Arial"/>
+                <w:kern w:val="0"/>
+                <w:szCs w:val="22"/>
+                <w:lang w:val="en"/>
+                <w14:ligatures w14:val="none"/>
+              </w:rPr>
+              <w:t xml:space="preserve"> </w:t>
+            </w:r>
+            <w:r>
+              <w:rPr>
+                <w:rFonts w:ascii="Roboto Mono" w:eastAsia="Roboto Mono" w:hAnsi="Roboto Mono" w:cs="Arial"/>
                 <w:b/>
                 <w:bCs/>
-                <w:sz w:val="24"/>
+                <w:kern w:val="0"/>
+                <w:szCs w:val="22"/>
+                <w:lang w:val="en"/>
+                <w14:ligatures w14:val="none"/>
               </w:rPr>
               <w:t>Simple cabling</w:t>
             </w:r>
@@ -1035,10 +1989,24 @@
             </w:tcMar>
           </w:tcPr>
           <w:p>
-            <w:r>
-              <w:rPr>
-                <w:rFonts w:ascii="Roboto Mono" w:eastAsia="Roboto Mono" w:hAnsi="Roboto Mono"/>
-                <w:sz w:val="24"/>
+            <w:pPr>
+              <w:spacing w:after="0" w:line="276" w:lineRule="auto"/>
+              <w:rPr>
+                <w:rFonts w:ascii="Arial" w:eastAsia="Arial" w:hAnsi="Arial" w:cs="Arial"/>
+                <w:kern w:val="0"/>
+                <w:sz w:val="22"/>
+                <w:szCs w:val="22"/>
+                <w:lang w:val="en"/>
+                <w14:ligatures w14:val="none"/>
+              </w:rPr>
+            </w:pPr>
+            <w:r>
+              <w:rPr>
+                <w:rFonts w:ascii="Roboto Mono" w:eastAsia="Roboto Mono" w:hAnsi="Roboto Mono" w:cs="Arial"/>
+                <w:kern w:val="0"/>
+                <w:szCs w:val="22"/>
+                <w:lang w:val="en"/>
+                <w14:ligatures w14:val="none"/>
               </w:rPr>
               <w:t>Less cabling than star or mesh</w:t>
             </w:r>
@@ -1047,80 +2015,181 @@
       </w:tr>
     </w:tbl>
     <w:p>
-      <w:r>
-        <w:rPr>
-          <w:rFonts w:ascii="Roboto Mono" w:eastAsia="Roboto Mono" w:hAnsi="Roboto Mono"/>
-          <w:sz w:val="24"/>
-        </w:rPr>
-        <w:pict w14:anchorId="3485133B">
+      <w:pPr>
+        <w:spacing w:after="0" w:line="276" w:lineRule="auto"/>
+        <w:rPr>
+          <w:rFonts w:ascii="Arial" w:eastAsia="Arial" w:hAnsi="Arial" w:cs="Arial"/>
+          <w:kern w:val="0"/>
+          <w:sz w:val="22"/>
+          <w:szCs w:val="22"/>
+          <w:lang w:val="en"/>
+          <w14:ligatures w14:val="none"/>
+        </w:rPr>
+      </w:pPr>
+      <w:r>
+        <w:rPr>
+          <w:rFonts w:ascii="Roboto Mono" w:eastAsia="Roboto Mono" w:hAnsi="Roboto Mono" w:cs="Arial"/>
+          <w:kern w:val="0"/>
+          <w:szCs w:val="22"/>
+          <w:lang w:val="en"/>
+          <w14:ligatures w14:val="none"/>
+        </w:rPr>
+        <w:pict w14:anchorId="3CE52734">
           <v:rect id="_x0000_i1029" style="width:0;height:1.5pt" o:hralign="center" o:hrstd="t" o:hr="t" fillcolor="#a0a0a0" stroked="f"/>
         </w:pict>
       </w:r>
     </w:p>
     <w:p>
       <w:pPr>
-        <w:pStyle w:val="Heading2"/>
-        <w:keepNext w:val="0"/>
-        <w:keepLines w:val="0"/>
-        <w:rPr>
+        <w:spacing w:before="160" w:after="80" w:line="276" w:lineRule="auto"/>
+        <w:outlineLvl w:val="1"/>
+        <w:rPr>
+          <w:rFonts w:asciiTheme="majorHAnsi" w:eastAsiaTheme="majorEastAsia" w:hAnsiTheme="majorHAnsi" w:cstheme="majorBidi"/>
           <w:b/>
           <w:bCs/>
+          <w:color w:val="2F5496" w:themeColor="accent1" w:themeShade="BF"/>
+          <w:kern w:val="0"/>
           <w:sz w:val="34"/>
           <w:szCs w:val="34"/>
+          <w:lang w:val="en"/>
+          <w14:ligatures w14:val="none"/>
         </w:rPr>
       </w:pPr>
       <w:bookmarkStart w:id="5" w:name="_iao0khxzy7hl" w:colFirst="0" w:colLast="0"/>
       <w:bookmarkEnd w:id="5"/>
       <w:r>
         <w:rPr>
-          <w:rFonts w:ascii="Arial Unicode MS" w:eastAsia="Arial Unicode MS" w:hAnsi="Arial Unicode MS" w:cs="Arial Unicode MS"/>
+          <w:rFonts w:ascii="Segoe UI Emoji" w:eastAsia="Arial Unicode MS" w:hAnsi="Segoe UI Emoji" w:cs="Segoe UI Emoji"/>
           <w:b/>
           <w:bCs/>
+          <w:color w:val="2F5496" w:themeColor="accent1" w:themeShade="BF"/>
+          <w:kern w:val="0"/>
           <w:sz w:val="34"/>
           <w:szCs w:val="34"/>
-        </w:rPr>
-        <w:t>❌ Disadvantages</w:t>
+          <w:lang w:val="en"/>
+          <w14:ligatures w14:val="none"/>
+        </w:rPr>
+        <w:t>❌</w:t>
+      </w:r>
+      <w:r>
+        <w:rPr>
+          <w:rFonts w:ascii="Arial Unicode MS" w:eastAsia="Arial Unicode MS" w:hAnsi="Arial Unicode MS" w:cs="Arial Unicode MS"/>
+          <w:b/>
+          <w:bCs/>
+          <w:color w:val="2F5496" w:themeColor="accent1" w:themeShade="BF"/>
+          <w:kern w:val="0"/>
+          <w:sz w:val="34"/>
+          <w:szCs w:val="34"/>
+          <w:lang w:val="en"/>
+          <w14:ligatures w14:val="none"/>
+        </w:rPr>
+        <w:t xml:space="preserve"> Disadvantages</w:t>
       </w:r>
     </w:p>
     <w:p>
       <w:pPr>
-        <w:spacing w:before="240" w:after="240"/>
-        <w:rPr>
+        <w:spacing w:before="240" w:after="240" w:line="276" w:lineRule="auto"/>
+        <w:rPr>
+          <w:rFonts w:ascii="Arial" w:eastAsia="Arial" w:hAnsi="Arial" w:cs="Arial"/>
           <w:b/>
           <w:bCs/>
+          <w:kern w:val="0"/>
           <w:sz w:val="14"/>
           <w:szCs w:val="14"/>
           <w:shd w:val="clear" w:color="auto" w:fill="B7B7B7"/>
+          <w:lang w:val="en"/>
+          <w14:ligatures w14:val="none"/>
         </w:rPr>
       </w:pPr>
       <w:r>
         <w:rPr>
-          <w:b/>
+          <w:rFonts w:ascii="Arial" w:eastAsia="Arial" w:hAnsi="Arial" w:cs="Arial"/>
+          <w:b/>
+          <w:kern w:val="0"/>
+          <w:sz w:val="22"/>
+          <w:szCs w:val="22"/>
           <w:highlight w:val="darkGray"/>
+          <w:lang w:val="en"/>
+          <w14:ligatures w14:val="none"/>
         </w:rPr>
         <w:t># Source</w:t>
       </w:r>
       <w:r>
         <w:rPr>
+          <w:rFonts w:ascii="Arial" w:eastAsia="Arial" w:hAnsi="Arial" w:cs="Arial"/>
+          <w:kern w:val="0"/>
+          <w:sz w:val="22"/>
+          <w:szCs w:val="22"/>
           <w:highlight w:val="darkGray"/>
+          <w:lang w:val="en"/>
+          <w14:ligatures w14:val="none"/>
         </w:rPr>
         <w:t xml:space="preserve">: </w:t>
       </w:r>
       <w:r>
         <w:rPr>
-          <w:b/>
+          <w:rFonts w:ascii="Arial" w:eastAsia="Arial" w:hAnsi="Arial" w:cs="Arial"/>
+          <w:b/>
+          <w:kern w:val="0"/>
+          <w:sz w:val="22"/>
+          <w:szCs w:val="22"/>
           <w:highlight w:val="darkGray"/>
-        </w:rPr>
-        <w:t>Chatgpt (GPT‑5 Mini) at [12/18/2025]</w:t>
+          <w:lang w:val="en"/>
+          <w14:ligatures w14:val="none"/>
+        </w:rPr>
+        <w:t>Chatgpt (GPT</w:t>
+      </w:r>
+      <w:r>
+        <w:rPr>
+          <w:rFonts w:ascii="Cambria Math" w:eastAsia="Arial" w:hAnsi="Cambria Math" w:cs="Cambria Math"/>
+          <w:b/>
+          <w:kern w:val="0"/>
+          <w:sz w:val="22"/>
+          <w:szCs w:val="22"/>
+          <w:highlight w:val="darkGray"/>
+          <w:lang w:val="en"/>
+          <w14:ligatures w14:val="none"/>
+        </w:rPr>
+        <w:t>‑</w:t>
+      </w:r>
+      <w:r>
+        <w:rPr>
+          <w:rFonts w:ascii="Arial" w:eastAsia="Arial" w:hAnsi="Arial" w:cs="Arial"/>
+          <w:b/>
+          <w:kern w:val="0"/>
+          <w:sz w:val="22"/>
+          <w:szCs w:val="22"/>
+          <w:highlight w:val="darkGray"/>
+          <w:lang w:val="en"/>
+          <w14:ligatures w14:val="none"/>
+        </w:rPr>
+        <w:t>5 Mini) at [12/18/2025]</w:t>
       </w:r>
     </w:p>
     <w:p>
-      <w:r>
-        <w:rPr>
+      <w:pPr>
+        <w:spacing w:after="0" w:line="276" w:lineRule="auto"/>
+        <w:rPr>
+          <w:rFonts w:ascii="Arial" w:eastAsia="Arial" w:hAnsi="Arial" w:cs="Arial"/>
+          <w:kern w:val="0"/>
+          <w:sz w:val="22"/>
+          <w:szCs w:val="22"/>
+          <w:lang w:val="en"/>
+          <w14:ligatures w14:val="none"/>
+        </w:rPr>
+      </w:pPr>
+      <w:r>
+        <w:rPr>
+          <w:rFonts w:ascii="Arial" w:eastAsia="Arial" w:hAnsi="Arial" w:cs="Arial"/>
           <w:noProof/>
+          <w:kern w:val="0"/>
+          <w:sz w:val="22"/>
+          <w:szCs w:val="22"/>
+          <w:lang w:val="en"/>
+          <w14:ligatures w14:val="none"/>
         </w:rPr>
         <w:drawing>
-          <wp:inline distT="114300" distB="114300" distL="114300" distR="114300" wp14:anchorId="4CD61F6C" wp14:editId="4D8060D4">
+          <wp:inline distT="114300" distB="114300" distL="114300" distR="114300" wp14:anchorId="66A1E376" wp14:editId="6BA01788">
             <wp:extent cx="5943600" cy="1257300"/>
             <wp:effectExtent l="0" t="0" r="0" b="0"/>
             <wp:docPr id="1" name="image5.png"/>
@@ -1156,7 +2225,19 @@
         </w:drawing>
       </w:r>
     </w:p>
-    <w:p/>
+    <w:p>
+      <w:pPr>
+        <w:spacing w:after="0" w:line="276" w:lineRule="auto"/>
+        <w:rPr>
+          <w:rFonts w:ascii="Arial" w:eastAsia="Arial" w:hAnsi="Arial" w:cs="Arial"/>
+          <w:kern w:val="0"/>
+          <w:sz w:val="22"/>
+          <w:szCs w:val="22"/>
+          <w:lang w:val="en"/>
+          <w14:ligatures w14:val="none"/>
+        </w:rPr>
+      </w:pPr>
+    </w:p>
     <w:tbl>
       <w:tblPr>
         <w:tblW w:w="7825" w:type="dxa"/>
@@ -1197,14 +2278,26 @@
           </w:tcPr>
           <w:p>
             <w:pPr>
+              <w:spacing w:after="0" w:line="276" w:lineRule="auto"/>
               <w:jc w:val="center"/>
+              <w:rPr>
+                <w:rFonts w:ascii="Arial" w:eastAsia="Arial" w:hAnsi="Arial" w:cs="Arial"/>
+                <w:kern w:val="0"/>
+                <w:sz w:val="22"/>
+                <w:szCs w:val="22"/>
+                <w:lang w:val="en"/>
+                <w14:ligatures w14:val="none"/>
+              </w:rPr>
             </w:pPr>
             <w:r>
               <w:rPr>
-                <w:rFonts w:ascii="Roboto Mono" w:eastAsia="Roboto Mono" w:hAnsi="Roboto Mono"/>
+                <w:rFonts w:ascii="Roboto Mono" w:eastAsia="Roboto Mono" w:hAnsi="Roboto Mono" w:cs="Arial"/>
                 <w:b/>
                 <w:bCs/>
-                <w:sz w:val="24"/>
+                <w:kern w:val="0"/>
+                <w:szCs w:val="22"/>
+                <w:lang w:val="en"/>
+                <w14:ligatures w14:val="none"/>
               </w:rPr>
               <w:t>Limitation</w:t>
             </w:r>
@@ -1228,14 +2321,26 @@
           </w:tcPr>
           <w:p>
             <w:pPr>
+              <w:spacing w:after="0" w:line="276" w:lineRule="auto"/>
               <w:jc w:val="center"/>
+              <w:rPr>
+                <w:rFonts w:ascii="Arial" w:eastAsia="Arial" w:hAnsi="Arial" w:cs="Arial"/>
+                <w:kern w:val="0"/>
+                <w:sz w:val="22"/>
+                <w:szCs w:val="22"/>
+                <w:lang w:val="en"/>
+                <w14:ligatures w14:val="none"/>
+              </w:rPr>
             </w:pPr>
             <w:r>
               <w:rPr>
-                <w:rFonts w:ascii="Roboto Mono" w:eastAsia="Roboto Mono" w:hAnsi="Roboto Mono"/>
+                <w:rFonts w:ascii="Roboto Mono" w:eastAsia="Roboto Mono" w:hAnsi="Roboto Mono" w:cs="Arial"/>
                 <w:b/>
                 <w:bCs/>
-                <w:sz w:val="24"/>
+                <w:kern w:val="0"/>
+                <w:szCs w:val="22"/>
+                <w:lang w:val="en"/>
+                <w14:ligatures w14:val="none"/>
               </w:rPr>
               <w:t>Description</w:t>
             </w:r>
@@ -1263,19 +2368,46 @@
             </w:tcMar>
           </w:tcPr>
           <w:p>
-            <w:r>
-              <w:rPr>
-                <w:rFonts w:ascii="Roboto Mono" w:eastAsia="Roboto Mono" w:hAnsi="Roboto Mono"/>
-                <w:sz w:val="24"/>
-              </w:rPr>
-              <w:t xml:space="preserve">🛑 </w:t>
-            </w:r>
-            <w:r>
-              <w:rPr>
-                <w:rFonts w:ascii="Roboto Mono" w:eastAsia="Roboto Mono" w:hAnsi="Roboto Mono"/>
+            <w:pPr>
+              <w:spacing w:after="0" w:line="276" w:lineRule="auto"/>
+              <w:rPr>
+                <w:rFonts w:ascii="Arial" w:eastAsia="Arial" w:hAnsi="Arial" w:cs="Arial"/>
+                <w:kern w:val="0"/>
+                <w:sz w:val="22"/>
+                <w:szCs w:val="22"/>
+                <w:lang w:val="en"/>
+                <w14:ligatures w14:val="none"/>
+              </w:rPr>
+            </w:pPr>
+            <w:r>
+              <w:rPr>
+                <w:rFonts w:ascii="Segoe UI Emoji" w:eastAsia="Roboto Mono" w:hAnsi="Segoe UI Emoji" w:cs="Segoe UI Emoji"/>
+                <w:kern w:val="0"/>
+                <w:szCs w:val="22"/>
+                <w:lang w:val="en"/>
+                <w14:ligatures w14:val="none"/>
+              </w:rPr>
+              <w:t>🛑</w:t>
+            </w:r>
+            <w:r>
+              <w:rPr>
+                <w:rFonts w:ascii="Roboto Mono" w:eastAsia="Roboto Mono" w:hAnsi="Roboto Mono" w:cs="Arial"/>
+                <w:kern w:val="0"/>
+                <w:szCs w:val="22"/>
+                <w:lang w:val="en"/>
+                <w14:ligatures w14:val="none"/>
+              </w:rPr>
+              <w:t xml:space="preserve"> </w:t>
+            </w:r>
+            <w:r>
+              <w:rPr>
+                <w:rFonts w:ascii="Roboto Mono" w:eastAsia="Roboto Mono" w:hAnsi="Roboto Mono" w:cs="Arial"/>
                 <w:b/>
                 <w:bCs/>
-                <w:sz w:val="24"/>
+                <w:kern w:val="0"/>
+                <w:szCs w:val="22"/>
+                <w:lang w:val="en"/>
+                <w14:ligatures w14:val="none"/>
               </w:rPr>
               <w:t>One break = whole down</w:t>
             </w:r>
@@ -1298,10 +2430,24 @@
             </w:tcMar>
           </w:tcPr>
           <w:p>
-            <w:r>
-              <w:rPr>
-                <w:rFonts w:ascii="Roboto Mono" w:eastAsia="Roboto Mono" w:hAnsi="Roboto Mono"/>
-                <w:sz w:val="24"/>
+            <w:pPr>
+              <w:spacing w:after="0" w:line="276" w:lineRule="auto"/>
+              <w:rPr>
+                <w:rFonts w:ascii="Arial" w:eastAsia="Arial" w:hAnsi="Arial" w:cs="Arial"/>
+                <w:kern w:val="0"/>
+                <w:sz w:val="22"/>
+                <w:szCs w:val="22"/>
+                <w:lang w:val="en"/>
+                <w14:ligatures w14:val="none"/>
+              </w:rPr>
+            </w:pPr>
+            <w:r>
+              <w:rPr>
+                <w:rFonts w:ascii="Roboto Mono" w:eastAsia="Roboto Mono" w:hAnsi="Roboto Mono" w:cs="Arial"/>
+                <w:kern w:val="0"/>
+                <w:szCs w:val="22"/>
+                <w:lang w:val="en"/>
+                <w14:ligatures w14:val="none"/>
               </w:rPr>
               <w:t>A single failure can take down the network</w:t>
             </w:r>
@@ -1329,19 +2475,46 @@
             </w:tcMar>
           </w:tcPr>
           <w:p>
-            <w:r>
-              <w:rPr>
-                <w:rFonts w:ascii="Roboto Mono" w:eastAsia="Roboto Mono" w:hAnsi="Roboto Mono"/>
-                <w:sz w:val="24"/>
-              </w:rPr>
-              <w:t xml:space="preserve">🐢 </w:t>
-            </w:r>
-            <w:r>
-              <w:rPr>
-                <w:rFonts w:ascii="Roboto Mono" w:eastAsia="Roboto Mono" w:hAnsi="Roboto Mono"/>
+            <w:pPr>
+              <w:spacing w:after="0" w:line="276" w:lineRule="auto"/>
+              <w:rPr>
+                <w:rFonts w:ascii="Arial" w:eastAsia="Arial" w:hAnsi="Arial" w:cs="Arial"/>
+                <w:kern w:val="0"/>
+                <w:sz w:val="22"/>
+                <w:szCs w:val="22"/>
+                <w:lang w:val="en"/>
+                <w14:ligatures w14:val="none"/>
+              </w:rPr>
+            </w:pPr>
+            <w:r>
+              <w:rPr>
+                <w:rFonts w:ascii="Segoe UI Emoji" w:eastAsia="Roboto Mono" w:hAnsi="Segoe UI Emoji" w:cs="Segoe UI Emoji"/>
+                <w:kern w:val="0"/>
+                <w:szCs w:val="22"/>
+                <w:lang w:val="en"/>
+                <w14:ligatures w14:val="none"/>
+              </w:rPr>
+              <w:t>🐢</w:t>
+            </w:r>
+            <w:r>
+              <w:rPr>
+                <w:rFonts w:ascii="Roboto Mono" w:eastAsia="Roboto Mono" w:hAnsi="Roboto Mono" w:cs="Arial"/>
+                <w:kern w:val="0"/>
+                <w:szCs w:val="22"/>
+                <w:lang w:val="en"/>
+                <w14:ligatures w14:val="none"/>
+              </w:rPr>
+              <w:t xml:space="preserve"> </w:t>
+            </w:r>
+            <w:r>
+              <w:rPr>
+                <w:rFonts w:ascii="Roboto Mono" w:eastAsia="Roboto Mono" w:hAnsi="Roboto Mono" w:cs="Arial"/>
                 <w:b/>
                 <w:bCs/>
-                <w:sz w:val="24"/>
+                <w:kern w:val="0"/>
+                <w:szCs w:val="22"/>
+                <w:lang w:val="en"/>
+                <w14:ligatures w14:val="none"/>
               </w:rPr>
               <w:t>Slower with many nodes</w:t>
             </w:r>
@@ -1364,10 +2537,24 @@
             </w:tcMar>
           </w:tcPr>
           <w:p>
-            <w:r>
-              <w:rPr>
-                <w:rFonts w:ascii="Roboto Mono" w:eastAsia="Roboto Mono" w:hAnsi="Roboto Mono"/>
-                <w:sz w:val="24"/>
+            <w:pPr>
+              <w:spacing w:after="0" w:line="276" w:lineRule="auto"/>
+              <w:rPr>
+                <w:rFonts w:ascii="Arial" w:eastAsia="Arial" w:hAnsi="Arial" w:cs="Arial"/>
+                <w:kern w:val="0"/>
+                <w:sz w:val="22"/>
+                <w:szCs w:val="22"/>
+                <w:lang w:val="en"/>
+                <w14:ligatures w14:val="none"/>
+              </w:rPr>
+            </w:pPr>
+            <w:r>
+              <w:rPr>
+                <w:rFonts w:ascii="Roboto Mono" w:eastAsia="Roboto Mono" w:hAnsi="Roboto Mono" w:cs="Arial"/>
+                <w:kern w:val="0"/>
+                <w:szCs w:val="22"/>
+                <w:lang w:val="en"/>
+                <w14:ligatures w14:val="none"/>
               </w:rPr>
               <w:t>Each frame passes through all devices</w:t>
             </w:r>
@@ -1395,19 +2582,46 @@
             </w:tcMar>
           </w:tcPr>
           <w:p>
-            <w:r>
-              <w:rPr>
-                <w:rFonts w:ascii="Roboto Mono" w:eastAsia="Roboto Mono" w:hAnsi="Roboto Mono"/>
-                <w:sz w:val="24"/>
-              </w:rPr>
-              <w:t xml:space="preserve">⚙️ </w:t>
-            </w:r>
-            <w:r>
-              <w:rPr>
-                <w:rFonts w:ascii="Roboto Mono" w:eastAsia="Roboto Mono" w:hAnsi="Roboto Mono"/>
+            <w:pPr>
+              <w:spacing w:after="0" w:line="276" w:lineRule="auto"/>
+              <w:rPr>
+                <w:rFonts w:ascii="Arial" w:eastAsia="Arial" w:hAnsi="Arial" w:cs="Arial"/>
+                <w:kern w:val="0"/>
+                <w:sz w:val="22"/>
+                <w:szCs w:val="22"/>
+                <w:lang w:val="en"/>
+                <w14:ligatures w14:val="none"/>
+              </w:rPr>
+            </w:pPr>
+            <w:r>
+              <w:rPr>
+                <w:rFonts w:ascii="Segoe UI Emoji" w:eastAsia="Roboto Mono" w:hAnsi="Segoe UI Emoji" w:cs="Segoe UI Emoji"/>
+                <w:kern w:val="0"/>
+                <w:szCs w:val="22"/>
+                <w:lang w:val="en"/>
+                <w14:ligatures w14:val="none"/>
+              </w:rPr>
+              <w:t>⚙️</w:t>
+            </w:r>
+            <w:r>
+              <w:rPr>
+                <w:rFonts w:ascii="Roboto Mono" w:eastAsia="Roboto Mono" w:hAnsi="Roboto Mono" w:cs="Arial"/>
+                <w:kern w:val="0"/>
+                <w:szCs w:val="22"/>
+                <w:lang w:val="en"/>
+                <w14:ligatures w14:val="none"/>
+              </w:rPr>
+              <w:t xml:space="preserve"> </w:t>
+            </w:r>
+            <w:r>
+              <w:rPr>
+                <w:rFonts w:ascii="Roboto Mono" w:eastAsia="Roboto Mono" w:hAnsi="Roboto Mono" w:cs="Arial"/>
                 <w:b/>
                 <w:bCs/>
-                <w:sz w:val="24"/>
+                <w:kern w:val="0"/>
+                <w:szCs w:val="22"/>
+                <w:lang w:val="en"/>
+                <w14:ligatures w14:val="none"/>
               </w:rPr>
               <w:t>More complex management</w:t>
             </w:r>
@@ -1430,10 +2644,24 @@
             </w:tcMar>
           </w:tcPr>
           <w:p>
-            <w:r>
-              <w:rPr>
-                <w:rFonts w:ascii="Roboto Mono" w:eastAsia="Roboto Mono" w:hAnsi="Roboto Mono"/>
-                <w:sz w:val="24"/>
+            <w:pPr>
+              <w:spacing w:after="0" w:line="276" w:lineRule="auto"/>
+              <w:rPr>
+                <w:rFonts w:ascii="Arial" w:eastAsia="Arial" w:hAnsi="Arial" w:cs="Arial"/>
+                <w:kern w:val="0"/>
+                <w:sz w:val="22"/>
+                <w:szCs w:val="22"/>
+                <w:lang w:val="en"/>
+                <w14:ligatures w14:val="none"/>
+              </w:rPr>
+            </w:pPr>
+            <w:r>
+              <w:rPr>
+                <w:rFonts w:ascii="Roboto Mono" w:eastAsia="Roboto Mono" w:hAnsi="Roboto Mono" w:cs="Arial"/>
+                <w:kern w:val="0"/>
+                <w:szCs w:val="22"/>
+                <w:lang w:val="en"/>
+                <w14:ligatures w14:val="none"/>
               </w:rPr>
               <w:t>Difficult to troubleshoot or reconfigure</w:t>
             </w:r>
@@ -1442,79 +2670,181 @@
       </w:tr>
     </w:tbl>
     <w:p>
-      <w:r>
-        <w:rPr>
-          <w:rFonts w:ascii="Roboto Mono" w:eastAsia="Roboto Mono" w:hAnsi="Roboto Mono"/>
-          <w:sz w:val="24"/>
-        </w:rPr>
-        <w:pict w14:anchorId="703F920D">
+      <w:pPr>
+        <w:spacing w:after="0" w:line="276" w:lineRule="auto"/>
+        <w:rPr>
+          <w:rFonts w:ascii="Arial" w:eastAsia="Arial" w:hAnsi="Arial" w:cs="Arial"/>
+          <w:kern w:val="0"/>
+          <w:sz w:val="22"/>
+          <w:szCs w:val="22"/>
+          <w:lang w:val="en"/>
+          <w14:ligatures w14:val="none"/>
+        </w:rPr>
+      </w:pPr>
+      <w:r>
+        <w:rPr>
+          <w:rFonts w:ascii="Roboto Mono" w:eastAsia="Roboto Mono" w:hAnsi="Roboto Mono" w:cs="Arial"/>
+          <w:kern w:val="0"/>
+          <w:szCs w:val="22"/>
+          <w:lang w:val="en"/>
+          <w14:ligatures w14:val="none"/>
+        </w:rPr>
+        <w:pict w14:anchorId="3E1DCB76">
           <v:rect id="_x0000_i1030" style="width:0;height:1.5pt" o:hralign="center" o:hrstd="t" o:hr="t" fillcolor="#a0a0a0" stroked="f"/>
         </w:pict>
       </w:r>
     </w:p>
     <w:p>
       <w:pPr>
-        <w:pStyle w:val="Heading2"/>
-        <w:keepNext w:val="0"/>
-        <w:keepLines w:val="0"/>
-        <w:rPr>
+        <w:spacing w:before="160" w:after="80" w:line="276" w:lineRule="auto"/>
+        <w:outlineLvl w:val="1"/>
+        <w:rPr>
+          <w:rFonts w:asciiTheme="majorHAnsi" w:eastAsiaTheme="majorEastAsia" w:hAnsiTheme="majorHAnsi" w:cstheme="majorBidi"/>
           <w:b/>
           <w:bCs/>
+          <w:color w:val="2F5496" w:themeColor="accent1" w:themeShade="BF"/>
+          <w:kern w:val="0"/>
           <w:sz w:val="34"/>
           <w:szCs w:val="34"/>
+          <w:lang w:val="en"/>
+          <w14:ligatures w14:val="none"/>
         </w:rPr>
       </w:pPr>
       <w:bookmarkStart w:id="6" w:name="_f7f6u4di35ka" w:colFirst="0" w:colLast="0"/>
       <w:bookmarkEnd w:id="6"/>
       <w:r>
         <w:rPr>
+          <w:rFonts w:ascii="Segoe UI Emoji" w:eastAsiaTheme="majorEastAsia" w:hAnsi="Segoe UI Emoji" w:cs="Segoe UI Emoji"/>
           <w:b/>
           <w:bCs/>
+          <w:color w:val="2F5496" w:themeColor="accent1" w:themeShade="BF"/>
+          <w:kern w:val="0"/>
           <w:sz w:val="34"/>
           <w:szCs w:val="34"/>
-        </w:rPr>
-        <w:t>📍 Use Cases (Legacy or Special)</w:t>
+          <w:lang w:val="en"/>
+          <w14:ligatures w14:val="none"/>
+        </w:rPr>
+        <w:t>📍</w:t>
+      </w:r>
+      <w:r>
+        <w:rPr>
+          <w:rFonts w:asciiTheme="majorHAnsi" w:eastAsiaTheme="majorEastAsia" w:hAnsiTheme="majorHAnsi" w:cstheme="majorBidi"/>
+          <w:b/>
+          <w:bCs/>
+          <w:color w:val="2F5496" w:themeColor="accent1" w:themeShade="BF"/>
+          <w:kern w:val="0"/>
+          <w:sz w:val="34"/>
+          <w:szCs w:val="34"/>
+          <w:lang w:val="en"/>
+          <w14:ligatures w14:val="none"/>
+        </w:rPr>
+        <w:t xml:space="preserve"> Use Cases (Legacy or Special)</w:t>
       </w:r>
     </w:p>
     <w:p>
       <w:pPr>
-        <w:spacing w:before="240" w:after="240"/>
-        <w:rPr>
+        <w:spacing w:before="240" w:after="240" w:line="276" w:lineRule="auto"/>
+        <w:rPr>
+          <w:rFonts w:ascii="Arial" w:eastAsia="Arial" w:hAnsi="Arial" w:cs="Arial"/>
           <w:b/>
           <w:bCs/>
+          <w:kern w:val="0"/>
           <w:sz w:val="14"/>
           <w:szCs w:val="14"/>
           <w:shd w:val="clear" w:color="auto" w:fill="B7B7B7"/>
+          <w:lang w:val="en"/>
+          <w14:ligatures w14:val="none"/>
         </w:rPr>
       </w:pPr>
       <w:r>
         <w:rPr>
-          <w:b/>
+          <w:rFonts w:ascii="Arial" w:eastAsia="Arial" w:hAnsi="Arial" w:cs="Arial"/>
+          <w:b/>
+          <w:kern w:val="0"/>
+          <w:sz w:val="22"/>
+          <w:szCs w:val="22"/>
           <w:highlight w:val="darkGray"/>
+          <w:lang w:val="en"/>
+          <w14:ligatures w14:val="none"/>
         </w:rPr>
         <w:t># Source</w:t>
       </w:r>
       <w:r>
         <w:rPr>
+          <w:rFonts w:ascii="Arial" w:eastAsia="Arial" w:hAnsi="Arial" w:cs="Arial"/>
+          <w:kern w:val="0"/>
+          <w:sz w:val="22"/>
+          <w:szCs w:val="22"/>
           <w:highlight w:val="darkGray"/>
+          <w:lang w:val="en"/>
+          <w14:ligatures w14:val="none"/>
         </w:rPr>
         <w:t xml:space="preserve">: </w:t>
       </w:r>
       <w:r>
         <w:rPr>
-          <w:b/>
+          <w:rFonts w:ascii="Arial" w:eastAsia="Arial" w:hAnsi="Arial" w:cs="Arial"/>
+          <w:b/>
+          <w:kern w:val="0"/>
+          <w:sz w:val="22"/>
+          <w:szCs w:val="22"/>
           <w:highlight w:val="darkGray"/>
-        </w:rPr>
-        <w:t>Chatgpt (GPT‑5 Mini) at [12/18/2025]</w:t>
+          <w:lang w:val="en"/>
+          <w14:ligatures w14:val="none"/>
+        </w:rPr>
+        <w:t>Chatgpt (GPT</w:t>
+      </w:r>
+      <w:r>
+        <w:rPr>
+          <w:rFonts w:ascii="Cambria Math" w:eastAsia="Arial" w:hAnsi="Cambria Math" w:cs="Cambria Math"/>
+          <w:b/>
+          <w:kern w:val="0"/>
+          <w:sz w:val="22"/>
+          <w:szCs w:val="22"/>
+          <w:highlight w:val="darkGray"/>
+          <w:lang w:val="en"/>
+          <w14:ligatures w14:val="none"/>
+        </w:rPr>
+        <w:t>‑</w:t>
+      </w:r>
+      <w:r>
+        <w:rPr>
+          <w:rFonts w:ascii="Arial" w:eastAsia="Arial" w:hAnsi="Arial" w:cs="Arial"/>
+          <w:b/>
+          <w:kern w:val="0"/>
+          <w:sz w:val="22"/>
+          <w:szCs w:val="22"/>
+          <w:highlight w:val="darkGray"/>
+          <w:lang w:val="en"/>
+          <w14:ligatures w14:val="none"/>
+        </w:rPr>
+        <w:t>5 Mini) at [12/18/2025]</w:t>
       </w:r>
     </w:p>
     <w:p>
-      <w:r>
-        <w:rPr>
+      <w:pPr>
+        <w:spacing w:after="0" w:line="276" w:lineRule="auto"/>
+        <w:rPr>
+          <w:rFonts w:ascii="Arial" w:eastAsia="Arial" w:hAnsi="Arial" w:cs="Arial"/>
+          <w:kern w:val="0"/>
+          <w:sz w:val="22"/>
+          <w:szCs w:val="22"/>
+          <w:lang w:val="en"/>
+          <w14:ligatures w14:val="none"/>
+        </w:rPr>
+      </w:pPr>
+      <w:r>
+        <w:rPr>
+          <w:rFonts w:ascii="Arial" w:eastAsia="Arial" w:hAnsi="Arial" w:cs="Arial"/>
           <w:noProof/>
+          <w:kern w:val="0"/>
+          <w:sz w:val="22"/>
+          <w:szCs w:val="22"/>
+          <w:lang w:val="en"/>
+          <w14:ligatures w14:val="none"/>
         </w:rPr>
         <w:drawing>
-          <wp:inline distT="114300" distB="114300" distL="114300" distR="114300" wp14:anchorId="510F82C0" wp14:editId="5B17E281">
+          <wp:inline distT="114300" distB="114300" distL="114300" distR="114300" wp14:anchorId="77B3AB4C" wp14:editId="42BF7C38">
             <wp:extent cx="5943600" cy="1308100"/>
             <wp:effectExtent l="0" t="0" r="0" b="0"/>
             <wp:docPr id="6" name="image2.png"/>
@@ -1550,7 +2880,19 @@
         </w:drawing>
       </w:r>
     </w:p>
-    <w:p/>
+    <w:p>
+      <w:pPr>
+        <w:spacing w:after="0" w:line="276" w:lineRule="auto"/>
+        <w:rPr>
+          <w:rFonts w:ascii="Arial" w:eastAsia="Arial" w:hAnsi="Arial" w:cs="Arial"/>
+          <w:kern w:val="0"/>
+          <w:sz w:val="22"/>
+          <w:szCs w:val="22"/>
+          <w:lang w:val="en"/>
+          <w14:ligatures w14:val="none"/>
+        </w:rPr>
+      </w:pPr>
+    </w:p>
     <w:tbl>
       <w:tblPr>
         <w:tblW w:w="8365" w:type="dxa"/>
@@ -1591,16 +2933,27 @@
           </w:tcPr>
           <w:p>
             <w:pPr>
+              <w:spacing w:after="0" w:line="276" w:lineRule="auto"/>
               <w:jc w:val="center"/>
+              <w:rPr>
+                <w:rFonts w:ascii="Arial" w:eastAsia="Arial" w:hAnsi="Arial" w:cs="Arial"/>
+                <w:kern w:val="0"/>
+                <w:sz w:val="22"/>
+                <w:szCs w:val="22"/>
+                <w:lang w:val="en"/>
+                <w14:ligatures w14:val="none"/>
+              </w:rPr>
             </w:pPr>
             <w:r>
               <w:rPr>
-                <w:rFonts w:ascii="Roboto Mono" w:eastAsia="Roboto Mono" w:hAnsi="Roboto Mono"/>
+                <w:rFonts w:ascii="Roboto Mono" w:eastAsia="Roboto Mono" w:hAnsi="Roboto Mono" w:cs="Arial"/>
                 <w:b/>
                 <w:bCs/>
-                <w:sz w:val="24"/>
-              </w:rPr>
-              <w:lastRenderedPageBreak/>
+                <w:kern w:val="0"/>
+                <w:szCs w:val="22"/>
+                <w:lang w:val="en"/>
+                <w14:ligatures w14:val="none"/>
+              </w:rPr>
               <w:t>Environment</w:t>
             </w:r>
           </w:p>
@@ -1623,14 +2976,26 @@
           </w:tcPr>
           <w:p>
             <w:pPr>
+              <w:spacing w:after="0" w:line="276" w:lineRule="auto"/>
               <w:jc w:val="center"/>
+              <w:rPr>
+                <w:rFonts w:ascii="Arial" w:eastAsia="Arial" w:hAnsi="Arial" w:cs="Arial"/>
+                <w:kern w:val="0"/>
+                <w:sz w:val="22"/>
+                <w:szCs w:val="22"/>
+                <w:lang w:val="en"/>
+                <w14:ligatures w14:val="none"/>
+              </w:rPr>
             </w:pPr>
             <w:r>
               <w:rPr>
-                <w:rFonts w:ascii="Roboto Mono" w:eastAsia="Roboto Mono" w:hAnsi="Roboto Mono"/>
+                <w:rFonts w:ascii="Roboto Mono" w:eastAsia="Roboto Mono" w:hAnsi="Roboto Mono" w:cs="Arial"/>
                 <w:b/>
                 <w:bCs/>
-                <w:sz w:val="24"/>
+                <w:kern w:val="0"/>
+                <w:szCs w:val="22"/>
+                <w:lang w:val="en"/>
+                <w14:ligatures w14:val="none"/>
               </w:rPr>
               <w:t>Relevance</w:t>
             </w:r>
@@ -1658,12 +3023,36 @@
             </w:tcMar>
           </w:tcPr>
           <w:p>
-            <w:r>
-              <w:rPr>
-                <w:rFonts w:ascii="Roboto Mono" w:eastAsia="Roboto Mono" w:hAnsi="Roboto Mono"/>
-                <w:sz w:val="24"/>
-              </w:rPr>
-              <w:t>🏛️ IBM Token Ring networks</w:t>
+            <w:pPr>
+              <w:spacing w:after="0" w:line="276" w:lineRule="auto"/>
+              <w:rPr>
+                <w:rFonts w:ascii="Arial" w:eastAsia="Arial" w:hAnsi="Arial" w:cs="Arial"/>
+                <w:kern w:val="0"/>
+                <w:sz w:val="22"/>
+                <w:szCs w:val="22"/>
+                <w:lang w:val="en"/>
+                <w14:ligatures w14:val="none"/>
+              </w:rPr>
+            </w:pPr>
+            <w:r>
+              <w:rPr>
+                <w:rFonts w:ascii="Segoe UI Emoji" w:eastAsia="Roboto Mono" w:hAnsi="Segoe UI Emoji" w:cs="Segoe UI Emoji"/>
+                <w:kern w:val="0"/>
+                <w:szCs w:val="22"/>
+                <w:lang w:val="en"/>
+                <w14:ligatures w14:val="none"/>
+              </w:rPr>
+              <w:t>🏛️</w:t>
+            </w:r>
+            <w:r>
+              <w:rPr>
+                <w:rFonts w:ascii="Roboto Mono" w:eastAsia="Roboto Mono" w:hAnsi="Roboto Mono" w:cs="Arial"/>
+                <w:kern w:val="0"/>
+                <w:szCs w:val="22"/>
+                <w:lang w:val="en"/>
+                <w14:ligatures w14:val="none"/>
+              </w:rPr>
+              <w:t xml:space="preserve"> IBM Token Ring networks</w:t>
             </w:r>
           </w:p>
         </w:tc>
@@ -1684,10 +3073,24 @@
             </w:tcMar>
           </w:tcPr>
           <w:p>
-            <w:r>
-              <w:rPr>
-                <w:rFonts w:ascii="Roboto Mono" w:eastAsia="Roboto Mono" w:hAnsi="Roboto Mono"/>
-                <w:sz w:val="24"/>
+            <w:pPr>
+              <w:spacing w:after="0" w:line="276" w:lineRule="auto"/>
+              <w:rPr>
+                <w:rFonts w:ascii="Arial" w:eastAsia="Arial" w:hAnsi="Arial" w:cs="Arial"/>
+                <w:kern w:val="0"/>
+                <w:sz w:val="22"/>
+                <w:szCs w:val="22"/>
+                <w:lang w:val="en"/>
+                <w14:ligatures w14:val="none"/>
+              </w:rPr>
+            </w:pPr>
+            <w:r>
+              <w:rPr>
+                <w:rFonts w:ascii="Roboto Mono" w:eastAsia="Roboto Mono" w:hAnsi="Roboto Mono" w:cs="Arial"/>
+                <w:kern w:val="0"/>
+                <w:szCs w:val="22"/>
+                <w:lang w:val="en"/>
+                <w14:ligatures w14:val="none"/>
               </w:rPr>
               <w:t>Legacy (now obsolete)</w:t>
             </w:r>
@@ -1715,12 +3118,36 @@
             </w:tcMar>
           </w:tcPr>
           <w:p>
-            <w:r>
-              <w:rPr>
-                <w:rFonts w:ascii="Roboto Mono" w:eastAsia="Roboto Mono" w:hAnsi="Roboto Mono"/>
-                <w:sz w:val="24"/>
-              </w:rPr>
-              <w:t>🔄 FDDI (Fiber Distributed Data Interface)</w:t>
+            <w:pPr>
+              <w:spacing w:after="0" w:line="276" w:lineRule="auto"/>
+              <w:rPr>
+                <w:rFonts w:ascii="Arial" w:eastAsia="Arial" w:hAnsi="Arial" w:cs="Arial"/>
+                <w:kern w:val="0"/>
+                <w:sz w:val="22"/>
+                <w:szCs w:val="22"/>
+                <w:lang w:val="en"/>
+                <w14:ligatures w14:val="none"/>
+              </w:rPr>
+            </w:pPr>
+            <w:r>
+              <w:rPr>
+                <w:rFonts w:ascii="Segoe UI Emoji" w:eastAsia="Roboto Mono" w:hAnsi="Segoe UI Emoji" w:cs="Segoe UI Emoji"/>
+                <w:kern w:val="0"/>
+                <w:szCs w:val="22"/>
+                <w:lang w:val="en"/>
+                <w14:ligatures w14:val="none"/>
+              </w:rPr>
+              <w:t>🔄</w:t>
+            </w:r>
+            <w:r>
+              <w:rPr>
+                <w:rFonts w:ascii="Roboto Mono" w:eastAsia="Roboto Mono" w:hAnsi="Roboto Mono" w:cs="Arial"/>
+                <w:kern w:val="0"/>
+                <w:szCs w:val="22"/>
+                <w:lang w:val="en"/>
+                <w14:ligatures w14:val="none"/>
+              </w:rPr>
+              <w:t xml:space="preserve"> FDDI (Fiber Distributed Data Interface)</w:t>
             </w:r>
           </w:p>
         </w:tc>
@@ -1741,10 +3168,24 @@
             </w:tcMar>
           </w:tcPr>
           <w:p>
-            <w:r>
-              <w:rPr>
-                <w:rFonts w:ascii="Roboto Mono" w:eastAsia="Roboto Mono" w:hAnsi="Roboto Mono"/>
-                <w:sz w:val="24"/>
+            <w:pPr>
+              <w:spacing w:after="0" w:line="276" w:lineRule="auto"/>
+              <w:rPr>
+                <w:rFonts w:ascii="Arial" w:eastAsia="Arial" w:hAnsi="Arial" w:cs="Arial"/>
+                <w:kern w:val="0"/>
+                <w:sz w:val="22"/>
+                <w:szCs w:val="22"/>
+                <w:lang w:val="en"/>
+                <w14:ligatures w14:val="none"/>
+              </w:rPr>
+            </w:pPr>
+            <w:r>
+              <w:rPr>
+                <w:rFonts w:ascii="Roboto Mono" w:eastAsia="Roboto Mono" w:hAnsi="Roboto Mono" w:cs="Arial"/>
+                <w:kern w:val="0"/>
+                <w:szCs w:val="22"/>
+                <w:lang w:val="en"/>
+                <w14:ligatures w14:val="none"/>
               </w:rPr>
               <w:t>Specialized high-speed fiber rings</w:t>
             </w:r>
@@ -1772,12 +3213,36 @@
             </w:tcMar>
           </w:tcPr>
           <w:p>
-            <w:r>
-              <w:rPr>
-                <w:rFonts w:ascii="Roboto Mono" w:eastAsia="Roboto Mono" w:hAnsi="Roboto Mono"/>
-                <w:sz w:val="24"/>
-              </w:rPr>
-              <w:t>🏙️ Metropolitan networks</w:t>
+            <w:pPr>
+              <w:spacing w:after="0" w:line="276" w:lineRule="auto"/>
+              <w:rPr>
+                <w:rFonts w:ascii="Arial" w:eastAsia="Arial" w:hAnsi="Arial" w:cs="Arial"/>
+                <w:kern w:val="0"/>
+                <w:sz w:val="22"/>
+                <w:szCs w:val="22"/>
+                <w:lang w:val="en"/>
+                <w14:ligatures w14:val="none"/>
+              </w:rPr>
+            </w:pPr>
+            <w:r>
+              <w:rPr>
+                <w:rFonts w:ascii="Segoe UI Emoji" w:eastAsia="Roboto Mono" w:hAnsi="Segoe UI Emoji" w:cs="Segoe UI Emoji"/>
+                <w:kern w:val="0"/>
+                <w:szCs w:val="22"/>
+                <w:lang w:val="en"/>
+                <w14:ligatures w14:val="none"/>
+              </w:rPr>
+              <w:t>🏙️</w:t>
+            </w:r>
+            <w:r>
+              <w:rPr>
+                <w:rFonts w:ascii="Roboto Mono" w:eastAsia="Roboto Mono" w:hAnsi="Roboto Mono" w:cs="Arial"/>
+                <w:kern w:val="0"/>
+                <w:szCs w:val="22"/>
+                <w:lang w:val="en"/>
+                <w14:ligatures w14:val="none"/>
+              </w:rPr>
+              <w:t xml:space="preserve"> Metropolitan networks</w:t>
             </w:r>
           </w:p>
         </w:tc>
@@ -1798,10 +3263,24 @@
             </w:tcMar>
           </w:tcPr>
           <w:p>
-            <w:r>
-              <w:rPr>
-                <w:rFonts w:ascii="Roboto Mono" w:eastAsia="Roboto Mono" w:hAnsi="Roboto Mono"/>
-                <w:sz w:val="24"/>
+            <w:pPr>
+              <w:spacing w:after="0" w:line="276" w:lineRule="auto"/>
+              <w:rPr>
+                <w:rFonts w:ascii="Arial" w:eastAsia="Arial" w:hAnsi="Arial" w:cs="Arial"/>
+                <w:kern w:val="0"/>
+                <w:sz w:val="22"/>
+                <w:szCs w:val="22"/>
+                <w:lang w:val="en"/>
+                <w14:ligatures w14:val="none"/>
+              </w:rPr>
+            </w:pPr>
+            <w:r>
+              <w:rPr>
+                <w:rFonts w:ascii="Roboto Mono" w:eastAsia="Roboto Mono" w:hAnsi="Roboto Mono" w:cs="Arial"/>
+                <w:kern w:val="0"/>
+                <w:szCs w:val="22"/>
+                <w:lang w:val="en"/>
+                <w14:ligatures w14:val="none"/>
               </w:rPr>
               <w:t>Dual-ring redundancy in MANs (rare)</w:t>
             </w:r>
@@ -1810,79 +3289,181 @@
       </w:tr>
     </w:tbl>
     <w:p>
-      <w:r>
-        <w:rPr>
-          <w:rFonts w:ascii="Roboto Mono" w:eastAsia="Roboto Mono" w:hAnsi="Roboto Mono"/>
-          <w:sz w:val="24"/>
-        </w:rPr>
-        <w:pict w14:anchorId="51D2F1D6">
+      <w:pPr>
+        <w:spacing w:after="0" w:line="276" w:lineRule="auto"/>
+        <w:rPr>
+          <w:rFonts w:ascii="Arial" w:eastAsia="Arial" w:hAnsi="Arial" w:cs="Arial"/>
+          <w:kern w:val="0"/>
+          <w:sz w:val="22"/>
+          <w:szCs w:val="22"/>
+          <w:lang w:val="en"/>
+          <w14:ligatures w14:val="none"/>
+        </w:rPr>
+      </w:pPr>
+      <w:r>
+        <w:rPr>
+          <w:rFonts w:ascii="Roboto Mono" w:eastAsia="Roboto Mono" w:hAnsi="Roboto Mono" w:cs="Arial"/>
+          <w:kern w:val="0"/>
+          <w:szCs w:val="22"/>
+          <w:lang w:val="en"/>
+          <w14:ligatures w14:val="none"/>
+        </w:rPr>
+        <w:pict w14:anchorId="181331FB">
           <v:rect id="_x0000_i1031" style="width:0;height:1.5pt" o:hralign="center" o:hrstd="t" o:hr="t" fillcolor="#a0a0a0" stroked="f"/>
         </w:pict>
       </w:r>
     </w:p>
     <w:p>
       <w:pPr>
-        <w:pStyle w:val="Heading2"/>
-        <w:keepNext w:val="0"/>
-        <w:keepLines w:val="0"/>
-        <w:rPr>
+        <w:spacing w:before="160" w:after="80" w:line="276" w:lineRule="auto"/>
+        <w:outlineLvl w:val="1"/>
+        <w:rPr>
+          <w:rFonts w:asciiTheme="majorHAnsi" w:eastAsiaTheme="majorEastAsia" w:hAnsiTheme="majorHAnsi" w:cstheme="majorBidi"/>
           <w:b/>
           <w:bCs/>
+          <w:color w:val="2F5496" w:themeColor="accent1" w:themeShade="BF"/>
+          <w:kern w:val="0"/>
           <w:sz w:val="34"/>
           <w:szCs w:val="34"/>
+          <w:lang w:val="en"/>
+          <w14:ligatures w14:val="none"/>
         </w:rPr>
       </w:pPr>
       <w:bookmarkStart w:id="7" w:name="_993f5lsnrb" w:colFirst="0" w:colLast="0"/>
       <w:bookmarkEnd w:id="7"/>
       <w:r>
         <w:rPr>
+          <w:rFonts w:ascii="Segoe UI Emoji" w:eastAsiaTheme="majorEastAsia" w:hAnsi="Segoe UI Emoji" w:cs="Segoe UI Emoji"/>
           <w:b/>
           <w:bCs/>
+          <w:color w:val="2F5496" w:themeColor="accent1" w:themeShade="BF"/>
+          <w:kern w:val="0"/>
           <w:sz w:val="34"/>
           <w:szCs w:val="34"/>
-        </w:rPr>
-        <w:t>🧾 Comparison: Ring vs Star</w:t>
+          <w:lang w:val="en"/>
+          <w14:ligatures w14:val="none"/>
+        </w:rPr>
+        <w:t>🧾</w:t>
+      </w:r>
+      <w:r>
+        <w:rPr>
+          <w:rFonts w:asciiTheme="majorHAnsi" w:eastAsiaTheme="majorEastAsia" w:hAnsiTheme="majorHAnsi" w:cstheme="majorBidi"/>
+          <w:b/>
+          <w:bCs/>
+          <w:color w:val="2F5496" w:themeColor="accent1" w:themeShade="BF"/>
+          <w:kern w:val="0"/>
+          <w:sz w:val="34"/>
+          <w:szCs w:val="34"/>
+          <w:lang w:val="en"/>
+          <w14:ligatures w14:val="none"/>
+        </w:rPr>
+        <w:t xml:space="preserve"> Comparison: Ring vs Star</w:t>
       </w:r>
     </w:p>
     <w:p>
       <w:pPr>
-        <w:spacing w:before="240" w:after="240"/>
-        <w:rPr>
+        <w:spacing w:before="240" w:after="240" w:line="276" w:lineRule="auto"/>
+        <w:rPr>
+          <w:rFonts w:ascii="Arial" w:eastAsia="Arial" w:hAnsi="Arial" w:cs="Arial"/>
           <w:b/>
           <w:bCs/>
+          <w:kern w:val="0"/>
           <w:sz w:val="14"/>
           <w:szCs w:val="14"/>
           <w:shd w:val="clear" w:color="auto" w:fill="B7B7B7"/>
+          <w:lang w:val="en"/>
+          <w14:ligatures w14:val="none"/>
         </w:rPr>
       </w:pPr>
       <w:r>
         <w:rPr>
-          <w:b/>
+          <w:rFonts w:ascii="Arial" w:eastAsia="Arial" w:hAnsi="Arial" w:cs="Arial"/>
+          <w:b/>
+          <w:kern w:val="0"/>
+          <w:sz w:val="22"/>
+          <w:szCs w:val="22"/>
           <w:highlight w:val="darkGray"/>
+          <w:lang w:val="en"/>
+          <w14:ligatures w14:val="none"/>
         </w:rPr>
         <w:t># Source</w:t>
       </w:r>
       <w:r>
         <w:rPr>
+          <w:rFonts w:ascii="Arial" w:eastAsia="Arial" w:hAnsi="Arial" w:cs="Arial"/>
+          <w:kern w:val="0"/>
+          <w:sz w:val="22"/>
+          <w:szCs w:val="22"/>
           <w:highlight w:val="darkGray"/>
+          <w:lang w:val="en"/>
+          <w14:ligatures w14:val="none"/>
         </w:rPr>
         <w:t xml:space="preserve">: </w:t>
       </w:r>
       <w:r>
         <w:rPr>
-          <w:b/>
+          <w:rFonts w:ascii="Arial" w:eastAsia="Arial" w:hAnsi="Arial" w:cs="Arial"/>
+          <w:b/>
+          <w:kern w:val="0"/>
+          <w:sz w:val="22"/>
+          <w:szCs w:val="22"/>
           <w:highlight w:val="darkGray"/>
-        </w:rPr>
-        <w:t>Chatgpt (GPT‑5 Mini) at [12/18/2025]</w:t>
+          <w:lang w:val="en"/>
+          <w14:ligatures w14:val="none"/>
+        </w:rPr>
+        <w:t>Chatgpt (GPT</w:t>
+      </w:r>
+      <w:r>
+        <w:rPr>
+          <w:rFonts w:ascii="Cambria Math" w:eastAsia="Arial" w:hAnsi="Cambria Math" w:cs="Cambria Math"/>
+          <w:b/>
+          <w:kern w:val="0"/>
+          <w:sz w:val="22"/>
+          <w:szCs w:val="22"/>
+          <w:highlight w:val="darkGray"/>
+          <w:lang w:val="en"/>
+          <w14:ligatures w14:val="none"/>
+        </w:rPr>
+        <w:t>‑</w:t>
+      </w:r>
+      <w:r>
+        <w:rPr>
+          <w:rFonts w:ascii="Arial" w:eastAsia="Arial" w:hAnsi="Arial" w:cs="Arial"/>
+          <w:b/>
+          <w:kern w:val="0"/>
+          <w:sz w:val="22"/>
+          <w:szCs w:val="22"/>
+          <w:highlight w:val="darkGray"/>
+          <w:lang w:val="en"/>
+          <w14:ligatures w14:val="none"/>
+        </w:rPr>
+        <w:t>5 Mini) at [12/18/2025]</w:t>
       </w:r>
     </w:p>
     <w:p>
-      <w:r>
-        <w:rPr>
+      <w:pPr>
+        <w:spacing w:after="0" w:line="276" w:lineRule="auto"/>
+        <w:rPr>
+          <w:rFonts w:ascii="Arial" w:eastAsia="Arial" w:hAnsi="Arial" w:cs="Arial"/>
+          <w:kern w:val="0"/>
+          <w:sz w:val="22"/>
+          <w:szCs w:val="22"/>
+          <w:lang w:val="en"/>
+          <w14:ligatures w14:val="none"/>
+        </w:rPr>
+      </w:pPr>
+      <w:r>
+        <w:rPr>
+          <w:rFonts w:ascii="Arial" w:eastAsia="Arial" w:hAnsi="Arial" w:cs="Arial"/>
           <w:noProof/>
+          <w:kern w:val="0"/>
+          <w:sz w:val="22"/>
+          <w:szCs w:val="22"/>
+          <w:lang w:val="en"/>
+          <w14:ligatures w14:val="none"/>
         </w:rPr>
         <w:drawing>
-          <wp:inline distT="114300" distB="114300" distL="114300" distR="114300" wp14:anchorId="3E595823" wp14:editId="0497186D">
+          <wp:inline distT="114300" distB="114300" distL="114300" distR="114300" wp14:anchorId="470D42B1" wp14:editId="62C44BAD">
             <wp:extent cx="5943600" cy="1612900"/>
             <wp:effectExtent l="0" t="0" r="0" b="0"/>
             <wp:docPr id="5" name="image6.png"/>
@@ -1918,7 +3499,19 @@
         </w:drawing>
       </w:r>
     </w:p>
-    <w:p/>
+    <w:p>
+      <w:pPr>
+        <w:spacing w:after="0" w:line="276" w:lineRule="auto"/>
+        <w:rPr>
+          <w:rFonts w:ascii="Arial" w:eastAsia="Arial" w:hAnsi="Arial" w:cs="Arial"/>
+          <w:kern w:val="0"/>
+          <w:sz w:val="22"/>
+          <w:szCs w:val="22"/>
+          <w:lang w:val="en"/>
+          <w14:ligatures w14:val="none"/>
+        </w:rPr>
+      </w:pPr>
+    </w:p>
     <w:tbl>
       <w:tblPr>
         <w:tblW w:w="6735" w:type="dxa"/>
@@ -1960,14 +3553,26 @@
           </w:tcPr>
           <w:p>
             <w:pPr>
+              <w:spacing w:after="0" w:line="276" w:lineRule="auto"/>
               <w:jc w:val="center"/>
+              <w:rPr>
+                <w:rFonts w:ascii="Arial" w:eastAsia="Arial" w:hAnsi="Arial" w:cs="Arial"/>
+                <w:kern w:val="0"/>
+                <w:sz w:val="22"/>
+                <w:szCs w:val="22"/>
+                <w:lang w:val="en"/>
+                <w14:ligatures w14:val="none"/>
+              </w:rPr>
             </w:pPr>
             <w:r>
               <w:rPr>
-                <w:rFonts w:ascii="Roboto Mono" w:eastAsia="Roboto Mono" w:hAnsi="Roboto Mono"/>
+                <w:rFonts w:ascii="Roboto Mono" w:eastAsia="Roboto Mono" w:hAnsi="Roboto Mono" w:cs="Arial"/>
                 <w:b/>
                 <w:bCs/>
-                <w:sz w:val="24"/>
+                <w:kern w:val="0"/>
+                <w:szCs w:val="22"/>
+                <w:lang w:val="en"/>
+                <w14:ligatures w14:val="none"/>
               </w:rPr>
               <w:t>Feature</w:t>
             </w:r>
@@ -1991,14 +3596,26 @@
           </w:tcPr>
           <w:p>
             <w:pPr>
+              <w:spacing w:after="0" w:line="276" w:lineRule="auto"/>
               <w:jc w:val="center"/>
+              <w:rPr>
+                <w:rFonts w:ascii="Arial" w:eastAsia="Arial" w:hAnsi="Arial" w:cs="Arial"/>
+                <w:kern w:val="0"/>
+                <w:sz w:val="22"/>
+                <w:szCs w:val="22"/>
+                <w:lang w:val="en"/>
+                <w14:ligatures w14:val="none"/>
+              </w:rPr>
             </w:pPr>
             <w:r>
               <w:rPr>
-                <w:rFonts w:ascii="Roboto Mono" w:eastAsia="Roboto Mono" w:hAnsi="Roboto Mono"/>
+                <w:rFonts w:ascii="Roboto Mono" w:eastAsia="Roboto Mono" w:hAnsi="Roboto Mono" w:cs="Arial"/>
                 <w:b/>
                 <w:bCs/>
-                <w:sz w:val="24"/>
+                <w:kern w:val="0"/>
+                <w:szCs w:val="22"/>
+                <w:lang w:val="en"/>
+                <w14:ligatures w14:val="none"/>
               </w:rPr>
               <w:t>Ring Topology</w:t>
             </w:r>
@@ -2022,14 +3639,26 @@
           </w:tcPr>
           <w:p>
             <w:pPr>
+              <w:spacing w:after="0" w:line="276" w:lineRule="auto"/>
               <w:jc w:val="center"/>
+              <w:rPr>
+                <w:rFonts w:ascii="Arial" w:eastAsia="Arial" w:hAnsi="Arial" w:cs="Arial"/>
+                <w:kern w:val="0"/>
+                <w:sz w:val="22"/>
+                <w:szCs w:val="22"/>
+                <w:lang w:val="en"/>
+                <w14:ligatures w14:val="none"/>
+              </w:rPr>
             </w:pPr>
             <w:r>
               <w:rPr>
-                <w:rFonts w:ascii="Roboto Mono" w:eastAsia="Roboto Mono" w:hAnsi="Roboto Mono"/>
+                <w:rFonts w:ascii="Roboto Mono" w:eastAsia="Roboto Mono" w:hAnsi="Roboto Mono" w:cs="Arial"/>
                 <w:b/>
                 <w:bCs/>
-                <w:sz w:val="24"/>
+                <w:kern w:val="0"/>
+                <w:szCs w:val="22"/>
+                <w:lang w:val="en"/>
+                <w14:ligatures w14:val="none"/>
               </w:rPr>
               <w:t>Star Topology</w:t>
             </w:r>
@@ -2057,10 +3686,24 @@
             </w:tcMar>
           </w:tcPr>
           <w:p>
-            <w:r>
-              <w:rPr>
-                <w:rFonts w:ascii="Roboto Mono" w:eastAsia="Roboto Mono" w:hAnsi="Roboto Mono"/>
-                <w:sz w:val="24"/>
+            <w:pPr>
+              <w:spacing w:after="0" w:line="276" w:lineRule="auto"/>
+              <w:rPr>
+                <w:rFonts w:ascii="Arial" w:eastAsia="Arial" w:hAnsi="Arial" w:cs="Arial"/>
+                <w:kern w:val="0"/>
+                <w:sz w:val="22"/>
+                <w:szCs w:val="22"/>
+                <w:lang w:val="en"/>
+                <w14:ligatures w14:val="none"/>
+              </w:rPr>
+            </w:pPr>
+            <w:r>
+              <w:rPr>
+                <w:rFonts w:ascii="Roboto Mono" w:eastAsia="Roboto Mono" w:hAnsi="Roboto Mono" w:cs="Arial"/>
+                <w:kern w:val="0"/>
+                <w:szCs w:val="22"/>
+                <w:lang w:val="en"/>
+                <w14:ligatures w14:val="none"/>
               </w:rPr>
               <w:t>Failure impact</w:t>
             </w:r>
@@ -2083,10 +3726,24 @@
             </w:tcMar>
           </w:tcPr>
           <w:p>
-            <w:r>
-              <w:rPr>
-                <w:rFonts w:ascii="Roboto Mono" w:eastAsia="Roboto Mono" w:hAnsi="Roboto Mono"/>
-                <w:sz w:val="24"/>
+            <w:pPr>
+              <w:spacing w:after="0" w:line="276" w:lineRule="auto"/>
+              <w:rPr>
+                <w:rFonts w:ascii="Arial" w:eastAsia="Arial" w:hAnsi="Arial" w:cs="Arial"/>
+                <w:kern w:val="0"/>
+                <w:sz w:val="22"/>
+                <w:szCs w:val="22"/>
+                <w:lang w:val="en"/>
+                <w14:ligatures w14:val="none"/>
+              </w:rPr>
+            </w:pPr>
+            <w:r>
+              <w:rPr>
+                <w:rFonts w:ascii="Roboto Mono" w:eastAsia="Roboto Mono" w:hAnsi="Roboto Mono" w:cs="Arial"/>
+                <w:kern w:val="0"/>
+                <w:szCs w:val="22"/>
+                <w:lang w:val="en"/>
+                <w14:ligatures w14:val="none"/>
               </w:rPr>
               <w:t>Entire ring may break</w:t>
             </w:r>
@@ -2109,10 +3766,24 @@
             </w:tcMar>
           </w:tcPr>
           <w:p>
-            <w:r>
-              <w:rPr>
-                <w:rFonts w:ascii="Roboto Mono" w:eastAsia="Roboto Mono" w:hAnsi="Roboto Mono"/>
-                <w:sz w:val="24"/>
+            <w:pPr>
+              <w:spacing w:after="0" w:line="276" w:lineRule="auto"/>
+              <w:rPr>
+                <w:rFonts w:ascii="Arial" w:eastAsia="Arial" w:hAnsi="Arial" w:cs="Arial"/>
+                <w:kern w:val="0"/>
+                <w:sz w:val="22"/>
+                <w:szCs w:val="22"/>
+                <w:lang w:val="en"/>
+                <w14:ligatures w14:val="none"/>
+              </w:rPr>
+            </w:pPr>
+            <w:r>
+              <w:rPr>
+                <w:rFonts w:ascii="Roboto Mono" w:eastAsia="Roboto Mono" w:hAnsi="Roboto Mono" w:cs="Arial"/>
+                <w:kern w:val="0"/>
+                <w:szCs w:val="22"/>
+                <w:lang w:val="en"/>
+                <w14:ligatures w14:val="none"/>
               </w:rPr>
               <w:t>Only single node fails</w:t>
             </w:r>
@@ -2140,10 +3811,24 @@
             </w:tcMar>
           </w:tcPr>
           <w:p>
-            <w:r>
-              <w:rPr>
-                <w:rFonts w:ascii="Roboto Mono" w:eastAsia="Roboto Mono" w:hAnsi="Roboto Mono"/>
-                <w:sz w:val="24"/>
+            <w:pPr>
+              <w:spacing w:after="0" w:line="276" w:lineRule="auto"/>
+              <w:rPr>
+                <w:rFonts w:ascii="Arial" w:eastAsia="Arial" w:hAnsi="Arial" w:cs="Arial"/>
+                <w:kern w:val="0"/>
+                <w:sz w:val="22"/>
+                <w:szCs w:val="22"/>
+                <w:lang w:val="en"/>
+                <w14:ligatures w14:val="none"/>
+              </w:rPr>
+            </w:pPr>
+            <w:r>
+              <w:rPr>
+                <w:rFonts w:ascii="Roboto Mono" w:eastAsia="Roboto Mono" w:hAnsi="Roboto Mono" w:cs="Arial"/>
+                <w:kern w:val="0"/>
+                <w:szCs w:val="22"/>
+                <w:lang w:val="en"/>
+                <w14:ligatures w14:val="none"/>
               </w:rPr>
               <w:t>Data travel</w:t>
             </w:r>
@@ -2166,10 +3851,24 @@
             </w:tcMar>
           </w:tcPr>
           <w:p>
-            <w:r>
-              <w:rPr>
-                <w:rFonts w:ascii="Roboto Mono" w:eastAsia="Roboto Mono" w:hAnsi="Roboto Mono"/>
-                <w:sz w:val="24"/>
+            <w:pPr>
+              <w:spacing w:after="0" w:line="276" w:lineRule="auto"/>
+              <w:rPr>
+                <w:rFonts w:ascii="Arial" w:eastAsia="Arial" w:hAnsi="Arial" w:cs="Arial"/>
+                <w:kern w:val="0"/>
+                <w:sz w:val="22"/>
+                <w:szCs w:val="22"/>
+                <w:lang w:val="en"/>
+                <w14:ligatures w14:val="none"/>
+              </w:rPr>
+            </w:pPr>
+            <w:r>
+              <w:rPr>
+                <w:rFonts w:ascii="Roboto Mono" w:eastAsia="Roboto Mono" w:hAnsi="Roboto Mono" w:cs="Arial"/>
+                <w:kern w:val="0"/>
+                <w:szCs w:val="22"/>
+                <w:lang w:val="en"/>
+                <w14:ligatures w14:val="none"/>
               </w:rPr>
               <w:t>Sequential around the ring</w:t>
             </w:r>
@@ -2192,10 +3891,24 @@
             </w:tcMar>
           </w:tcPr>
           <w:p>
-            <w:r>
-              <w:rPr>
-                <w:rFonts w:ascii="Roboto Mono" w:eastAsia="Roboto Mono" w:hAnsi="Roboto Mono"/>
-                <w:sz w:val="24"/>
+            <w:pPr>
+              <w:spacing w:after="0" w:line="276" w:lineRule="auto"/>
+              <w:rPr>
+                <w:rFonts w:ascii="Arial" w:eastAsia="Arial" w:hAnsi="Arial" w:cs="Arial"/>
+                <w:kern w:val="0"/>
+                <w:sz w:val="22"/>
+                <w:szCs w:val="22"/>
+                <w:lang w:val="en"/>
+                <w14:ligatures w14:val="none"/>
+              </w:rPr>
+            </w:pPr>
+            <w:r>
+              <w:rPr>
+                <w:rFonts w:ascii="Roboto Mono" w:eastAsia="Roboto Mono" w:hAnsi="Roboto Mono" w:cs="Arial"/>
+                <w:kern w:val="0"/>
+                <w:szCs w:val="22"/>
+                <w:lang w:val="en"/>
+                <w14:ligatures w14:val="none"/>
               </w:rPr>
               <w:t>Direct through switch</w:t>
             </w:r>
@@ -2223,10 +3936,24 @@
             </w:tcMar>
           </w:tcPr>
           <w:p>
-            <w:r>
-              <w:rPr>
-                <w:rFonts w:ascii="Roboto Mono" w:eastAsia="Roboto Mono" w:hAnsi="Roboto Mono"/>
-                <w:sz w:val="24"/>
+            <w:pPr>
+              <w:spacing w:after="0" w:line="276" w:lineRule="auto"/>
+              <w:rPr>
+                <w:rFonts w:ascii="Arial" w:eastAsia="Arial" w:hAnsi="Arial" w:cs="Arial"/>
+                <w:kern w:val="0"/>
+                <w:sz w:val="22"/>
+                <w:szCs w:val="22"/>
+                <w:lang w:val="en"/>
+                <w14:ligatures w14:val="none"/>
+              </w:rPr>
+            </w:pPr>
+            <w:r>
+              <w:rPr>
+                <w:rFonts w:ascii="Roboto Mono" w:eastAsia="Roboto Mono" w:hAnsi="Roboto Mono" w:cs="Arial"/>
+                <w:kern w:val="0"/>
+                <w:szCs w:val="22"/>
+                <w:lang w:val="en"/>
+                <w14:ligatures w14:val="none"/>
               </w:rPr>
               <w:t>Scalability</w:t>
             </w:r>
@@ -2249,10 +3976,24 @@
             </w:tcMar>
           </w:tcPr>
           <w:p>
-            <w:r>
-              <w:rPr>
-                <w:rFonts w:ascii="Roboto Mono" w:eastAsia="Roboto Mono" w:hAnsi="Roboto Mono"/>
-                <w:sz w:val="24"/>
+            <w:pPr>
+              <w:spacing w:after="0" w:line="276" w:lineRule="auto"/>
+              <w:rPr>
+                <w:rFonts w:ascii="Arial" w:eastAsia="Arial" w:hAnsi="Arial" w:cs="Arial"/>
+                <w:kern w:val="0"/>
+                <w:sz w:val="22"/>
+                <w:szCs w:val="22"/>
+                <w:lang w:val="en"/>
+                <w14:ligatures w14:val="none"/>
+              </w:rPr>
+            </w:pPr>
+            <w:r>
+              <w:rPr>
+                <w:rFonts w:ascii="Roboto Mono" w:eastAsia="Roboto Mono" w:hAnsi="Roboto Mono" w:cs="Arial"/>
+                <w:kern w:val="0"/>
+                <w:szCs w:val="22"/>
+                <w:lang w:val="en"/>
+                <w14:ligatures w14:val="none"/>
               </w:rPr>
               <w:t>Difficult</w:t>
             </w:r>
@@ -2275,10 +4016,24 @@
             </w:tcMar>
           </w:tcPr>
           <w:p>
-            <w:r>
-              <w:rPr>
-                <w:rFonts w:ascii="Roboto Mono" w:eastAsia="Roboto Mono" w:hAnsi="Roboto Mono"/>
-                <w:sz w:val="24"/>
+            <w:pPr>
+              <w:spacing w:after="0" w:line="276" w:lineRule="auto"/>
+              <w:rPr>
+                <w:rFonts w:ascii="Arial" w:eastAsia="Arial" w:hAnsi="Arial" w:cs="Arial"/>
+                <w:kern w:val="0"/>
+                <w:sz w:val="22"/>
+                <w:szCs w:val="22"/>
+                <w:lang w:val="en"/>
+                <w14:ligatures w14:val="none"/>
+              </w:rPr>
+            </w:pPr>
+            <w:r>
+              <w:rPr>
+                <w:rFonts w:ascii="Roboto Mono" w:eastAsia="Roboto Mono" w:hAnsi="Roboto Mono" w:cs="Arial"/>
+                <w:kern w:val="0"/>
+                <w:szCs w:val="22"/>
+                <w:lang w:val="en"/>
+                <w14:ligatures w14:val="none"/>
               </w:rPr>
               <w:t>Easy</w:t>
             </w:r>
@@ -2306,10 +4061,24 @@
             </w:tcMar>
           </w:tcPr>
           <w:p>
-            <w:r>
-              <w:rPr>
-                <w:rFonts w:ascii="Roboto Mono" w:eastAsia="Roboto Mono" w:hAnsi="Roboto Mono"/>
-                <w:sz w:val="24"/>
+            <w:pPr>
+              <w:spacing w:after="0" w:line="276" w:lineRule="auto"/>
+              <w:rPr>
+                <w:rFonts w:ascii="Arial" w:eastAsia="Arial" w:hAnsi="Arial" w:cs="Arial"/>
+                <w:kern w:val="0"/>
+                <w:sz w:val="22"/>
+                <w:szCs w:val="22"/>
+                <w:lang w:val="en"/>
+                <w14:ligatures w14:val="none"/>
+              </w:rPr>
+            </w:pPr>
+            <w:r>
+              <w:rPr>
+                <w:rFonts w:ascii="Roboto Mono" w:eastAsia="Roboto Mono" w:hAnsi="Roboto Mono" w:cs="Arial"/>
+                <w:kern w:val="0"/>
+                <w:szCs w:val="22"/>
+                <w:lang w:val="en"/>
+                <w14:ligatures w14:val="none"/>
               </w:rPr>
               <w:t>Use today</w:t>
             </w:r>
@@ -2332,10 +4101,24 @@
             </w:tcMar>
           </w:tcPr>
           <w:p>
-            <w:r>
-              <w:rPr>
-                <w:rFonts w:ascii="Roboto Mono" w:eastAsia="Roboto Mono" w:hAnsi="Roboto Mono"/>
-                <w:sz w:val="24"/>
+            <w:pPr>
+              <w:spacing w:after="0" w:line="276" w:lineRule="auto"/>
+              <w:rPr>
+                <w:rFonts w:ascii="Arial" w:eastAsia="Arial" w:hAnsi="Arial" w:cs="Arial"/>
+                <w:kern w:val="0"/>
+                <w:sz w:val="22"/>
+                <w:szCs w:val="22"/>
+                <w:lang w:val="en"/>
+                <w14:ligatures w14:val="none"/>
+              </w:rPr>
+            </w:pPr>
+            <w:r>
+              <w:rPr>
+                <w:rFonts w:ascii="Roboto Mono" w:eastAsia="Roboto Mono" w:hAnsi="Roboto Mono" w:cs="Arial"/>
+                <w:kern w:val="0"/>
+                <w:szCs w:val="22"/>
+                <w:lang w:val="en"/>
+                <w14:ligatures w14:val="none"/>
               </w:rPr>
               <w:t>Rare</w:t>
             </w:r>
@@ -2358,10 +4141,24 @@
             </w:tcMar>
           </w:tcPr>
           <w:p>
-            <w:r>
-              <w:rPr>
-                <w:rFonts w:ascii="Roboto Mono" w:eastAsia="Roboto Mono" w:hAnsi="Roboto Mono"/>
-                <w:sz w:val="24"/>
+            <w:pPr>
+              <w:spacing w:after="0" w:line="276" w:lineRule="auto"/>
+              <w:rPr>
+                <w:rFonts w:ascii="Arial" w:eastAsia="Arial" w:hAnsi="Arial" w:cs="Arial"/>
+                <w:kern w:val="0"/>
+                <w:sz w:val="22"/>
+                <w:szCs w:val="22"/>
+                <w:lang w:val="en"/>
+                <w14:ligatures w14:val="none"/>
+              </w:rPr>
+            </w:pPr>
+            <w:r>
+              <w:rPr>
+                <w:rFonts w:ascii="Roboto Mono" w:eastAsia="Roboto Mono" w:hAnsi="Roboto Mono" w:cs="Arial"/>
+                <w:kern w:val="0"/>
+                <w:szCs w:val="22"/>
+                <w:lang w:val="en"/>
+                <w14:ligatures w14:val="none"/>
               </w:rPr>
               <w:t>Common</w:t>
             </w:r>
@@ -2370,81 +4167,181 @@
       </w:tr>
     </w:tbl>
     <w:p>
-      <w:r>
-        <w:rPr>
-          <w:rFonts w:ascii="Roboto Mono" w:eastAsia="Roboto Mono" w:hAnsi="Roboto Mono"/>
-          <w:sz w:val="24"/>
-        </w:rPr>
-        <w:pict w14:anchorId="249474FD">
+      <w:pPr>
+        <w:spacing w:after="0" w:line="276" w:lineRule="auto"/>
+        <w:rPr>
+          <w:rFonts w:ascii="Arial" w:eastAsia="Arial" w:hAnsi="Arial" w:cs="Arial"/>
+          <w:kern w:val="0"/>
+          <w:sz w:val="22"/>
+          <w:szCs w:val="22"/>
+          <w:lang w:val="en"/>
+          <w14:ligatures w14:val="none"/>
+        </w:rPr>
+      </w:pPr>
+      <w:r>
+        <w:rPr>
+          <w:rFonts w:ascii="Roboto Mono" w:eastAsia="Roboto Mono" w:hAnsi="Roboto Mono" w:cs="Arial"/>
+          <w:kern w:val="0"/>
+          <w:szCs w:val="22"/>
+          <w:lang w:val="en"/>
+          <w14:ligatures w14:val="none"/>
+        </w:rPr>
+        <w:pict w14:anchorId="337121EE">
           <v:rect id="_x0000_i1032" style="width:0;height:1.5pt" o:hralign="center" o:hrstd="t" o:hr="t" fillcolor="#a0a0a0" stroked="f"/>
         </w:pict>
       </w:r>
     </w:p>
     <w:p>
       <w:pPr>
-        <w:pStyle w:val="Heading2"/>
-        <w:keepNext w:val="0"/>
-        <w:keepLines w:val="0"/>
-        <w:rPr>
+        <w:spacing w:before="160" w:after="80" w:line="276" w:lineRule="auto"/>
+        <w:outlineLvl w:val="1"/>
+        <w:rPr>
+          <w:rFonts w:asciiTheme="majorHAnsi" w:eastAsiaTheme="majorEastAsia" w:hAnsiTheme="majorHAnsi" w:cstheme="majorBidi"/>
           <w:b/>
           <w:bCs/>
+          <w:color w:val="2F5496" w:themeColor="accent1" w:themeShade="BF"/>
+          <w:kern w:val="0"/>
           <w:sz w:val="34"/>
           <w:szCs w:val="34"/>
+          <w:lang w:val="en"/>
+          <w14:ligatures w14:val="none"/>
         </w:rPr>
       </w:pPr>
       <w:bookmarkStart w:id="8" w:name="_eg6tqft4zulc" w:colFirst="0" w:colLast="0"/>
       <w:bookmarkEnd w:id="8"/>
       <w:r>
         <w:rPr>
-          <w:rFonts w:ascii="Arial Unicode MS" w:eastAsia="Arial Unicode MS" w:hAnsi="Arial Unicode MS" w:cs="Arial Unicode MS"/>
+          <w:rFonts w:ascii="Segoe UI Emoji" w:eastAsia="Arial Unicode MS" w:hAnsi="Segoe UI Emoji" w:cs="Segoe UI Emoji"/>
           <w:b/>
           <w:bCs/>
+          <w:color w:val="2F5496" w:themeColor="accent1" w:themeShade="BF"/>
+          <w:kern w:val="0"/>
           <w:sz w:val="34"/>
           <w:szCs w:val="34"/>
-        </w:rPr>
-        <w:lastRenderedPageBreak/>
-        <w:t>✅ Summary</w:t>
+          <w:lang w:val="en"/>
+          <w14:ligatures w14:val="none"/>
+        </w:rPr>
+        <w:t>✅</w:t>
+      </w:r>
+      <w:r>
+        <w:rPr>
+          <w:rFonts w:ascii="Arial Unicode MS" w:eastAsia="Arial Unicode MS" w:hAnsi="Arial Unicode MS" w:cs="Arial Unicode MS"/>
+          <w:b/>
+          <w:bCs/>
+          <w:color w:val="2F5496" w:themeColor="accent1" w:themeShade="BF"/>
+          <w:kern w:val="0"/>
+          <w:sz w:val="34"/>
+          <w:szCs w:val="34"/>
+          <w:lang w:val="en"/>
+          <w14:ligatures w14:val="none"/>
+        </w:rPr>
+        <w:t xml:space="preserve"> Summary</w:t>
       </w:r>
     </w:p>
     <w:p>
       <w:pPr>
-        <w:spacing w:before="240" w:after="240"/>
-        <w:rPr>
+        <w:spacing w:before="240" w:after="240" w:line="276" w:lineRule="auto"/>
+        <w:rPr>
+          <w:rFonts w:ascii="Arial" w:eastAsia="Arial" w:hAnsi="Arial" w:cs="Arial"/>
           <w:b/>
           <w:bCs/>
+          <w:kern w:val="0"/>
           <w:sz w:val="14"/>
           <w:szCs w:val="14"/>
           <w:shd w:val="clear" w:color="auto" w:fill="B7B7B7"/>
+          <w:lang w:val="en"/>
+          <w14:ligatures w14:val="none"/>
         </w:rPr>
       </w:pPr>
       <w:r>
         <w:rPr>
-          <w:b/>
+          <w:rFonts w:ascii="Arial" w:eastAsia="Arial" w:hAnsi="Arial" w:cs="Arial"/>
+          <w:b/>
+          <w:kern w:val="0"/>
+          <w:sz w:val="22"/>
+          <w:szCs w:val="22"/>
           <w:highlight w:val="darkGray"/>
+          <w:lang w:val="en"/>
+          <w14:ligatures w14:val="none"/>
         </w:rPr>
         <w:t># Source</w:t>
       </w:r>
       <w:r>
         <w:rPr>
+          <w:rFonts w:ascii="Arial" w:eastAsia="Arial" w:hAnsi="Arial" w:cs="Arial"/>
+          <w:kern w:val="0"/>
+          <w:sz w:val="22"/>
+          <w:szCs w:val="22"/>
           <w:highlight w:val="darkGray"/>
+          <w:lang w:val="en"/>
+          <w14:ligatures w14:val="none"/>
         </w:rPr>
         <w:t xml:space="preserve">: </w:t>
       </w:r>
       <w:r>
         <w:rPr>
-          <w:b/>
+          <w:rFonts w:ascii="Arial" w:eastAsia="Arial" w:hAnsi="Arial" w:cs="Arial"/>
+          <w:b/>
+          <w:kern w:val="0"/>
+          <w:sz w:val="22"/>
+          <w:szCs w:val="22"/>
           <w:highlight w:val="darkGray"/>
-        </w:rPr>
-        <w:t>Chatgpt (GPT‑5 Mini) at [12/18/2025]</w:t>
+          <w:lang w:val="en"/>
+          <w14:ligatures w14:val="none"/>
+        </w:rPr>
+        <w:t>Chatgpt (GPT</w:t>
+      </w:r>
+      <w:r>
+        <w:rPr>
+          <w:rFonts w:ascii="Cambria Math" w:eastAsia="Arial" w:hAnsi="Cambria Math" w:cs="Cambria Math"/>
+          <w:b/>
+          <w:kern w:val="0"/>
+          <w:sz w:val="22"/>
+          <w:szCs w:val="22"/>
+          <w:highlight w:val="darkGray"/>
+          <w:lang w:val="en"/>
+          <w14:ligatures w14:val="none"/>
+        </w:rPr>
+        <w:t>‑</w:t>
+      </w:r>
+      <w:r>
+        <w:rPr>
+          <w:rFonts w:ascii="Arial" w:eastAsia="Arial" w:hAnsi="Arial" w:cs="Arial"/>
+          <w:b/>
+          <w:kern w:val="0"/>
+          <w:sz w:val="22"/>
+          <w:szCs w:val="22"/>
+          <w:highlight w:val="darkGray"/>
+          <w:lang w:val="en"/>
+          <w14:ligatures w14:val="none"/>
+        </w:rPr>
+        <w:t>5 Mini) at [12/18/2025]</w:t>
       </w:r>
     </w:p>
     <w:p>
-      <w:r>
-        <w:rPr>
+      <w:pPr>
+        <w:spacing w:after="0" w:line="276" w:lineRule="auto"/>
+        <w:rPr>
+          <w:rFonts w:ascii="Arial" w:eastAsia="Arial" w:hAnsi="Arial" w:cs="Arial"/>
+          <w:kern w:val="0"/>
+          <w:sz w:val="22"/>
+          <w:szCs w:val="22"/>
+          <w:lang w:val="en"/>
+          <w14:ligatures w14:val="none"/>
+        </w:rPr>
+      </w:pPr>
+      <w:r>
+        <w:rPr>
+          <w:rFonts w:ascii="Arial" w:eastAsia="Arial" w:hAnsi="Arial" w:cs="Arial"/>
           <w:noProof/>
+          <w:kern w:val="0"/>
+          <w:sz w:val="22"/>
+          <w:szCs w:val="22"/>
+          <w:lang w:val="en"/>
+          <w14:ligatures w14:val="none"/>
         </w:rPr>
         <w:drawing>
-          <wp:inline distT="114300" distB="114300" distL="114300" distR="114300" wp14:anchorId="3390BBAE" wp14:editId="527CD0E3">
+          <wp:inline distT="114300" distB="114300" distL="114300" distR="114300" wp14:anchorId="1F9821B6" wp14:editId="2A52123E">
             <wp:extent cx="5943600" cy="1574800"/>
             <wp:effectExtent l="0" t="0" r="0" b="0"/>
             <wp:docPr id="2" name="image3.png"/>
@@ -2480,7 +4377,19 @@
         </w:drawing>
       </w:r>
     </w:p>
-    <w:p/>
+    <w:p>
+      <w:pPr>
+        <w:spacing w:after="0" w:line="276" w:lineRule="auto"/>
+        <w:rPr>
+          <w:rFonts w:ascii="Arial" w:eastAsia="Arial" w:hAnsi="Arial" w:cs="Arial"/>
+          <w:kern w:val="0"/>
+          <w:sz w:val="22"/>
+          <w:szCs w:val="22"/>
+          <w:lang w:val="en"/>
+          <w14:ligatures w14:val="none"/>
+        </w:rPr>
+      </w:pPr>
+    </w:p>
     <w:tbl>
       <w:tblPr>
         <w:tblW w:w="5695" w:type="dxa"/>
@@ -2521,14 +4430,26 @@
           </w:tcPr>
           <w:p>
             <w:pPr>
+              <w:spacing w:after="0" w:line="276" w:lineRule="auto"/>
               <w:jc w:val="center"/>
+              <w:rPr>
+                <w:rFonts w:ascii="Arial" w:eastAsia="Arial" w:hAnsi="Arial" w:cs="Arial"/>
+                <w:kern w:val="0"/>
+                <w:sz w:val="22"/>
+                <w:szCs w:val="22"/>
+                <w:lang w:val="en"/>
+                <w14:ligatures w14:val="none"/>
+              </w:rPr>
             </w:pPr>
             <w:r>
               <w:rPr>
-                <w:rFonts w:ascii="Roboto Mono" w:eastAsia="Roboto Mono" w:hAnsi="Roboto Mono"/>
+                <w:rFonts w:ascii="Roboto Mono" w:eastAsia="Roboto Mono" w:hAnsi="Roboto Mono" w:cs="Arial"/>
                 <w:b/>
                 <w:bCs/>
-                <w:sz w:val="24"/>
+                <w:kern w:val="0"/>
+                <w:szCs w:val="22"/>
+                <w:lang w:val="en"/>
+                <w14:ligatures w14:val="none"/>
               </w:rPr>
               <w:t>Attribute</w:t>
             </w:r>
@@ -2552,14 +4473,26 @@
           </w:tcPr>
           <w:p>
             <w:pPr>
+              <w:spacing w:after="0" w:line="276" w:lineRule="auto"/>
               <w:jc w:val="center"/>
+              <w:rPr>
+                <w:rFonts w:ascii="Arial" w:eastAsia="Arial" w:hAnsi="Arial" w:cs="Arial"/>
+                <w:kern w:val="0"/>
+                <w:sz w:val="22"/>
+                <w:szCs w:val="22"/>
+                <w:lang w:val="en"/>
+                <w14:ligatures w14:val="none"/>
+              </w:rPr>
             </w:pPr>
             <w:r>
               <w:rPr>
-                <w:rFonts w:ascii="Roboto Mono" w:eastAsia="Roboto Mono" w:hAnsi="Roboto Mono"/>
+                <w:rFonts w:ascii="Roboto Mono" w:eastAsia="Roboto Mono" w:hAnsi="Roboto Mono" w:cs="Arial"/>
                 <w:b/>
                 <w:bCs/>
-                <w:sz w:val="24"/>
+                <w:kern w:val="0"/>
+                <w:szCs w:val="22"/>
+                <w:lang w:val="en"/>
+                <w14:ligatures w14:val="none"/>
               </w:rPr>
               <w:t>Ring Topology</w:t>
             </w:r>
@@ -2587,12 +4520,26 @@
             </w:tcMar>
           </w:tcPr>
           <w:p>
-            <w:r>
-              <w:rPr>
-                <w:rFonts w:ascii="Roboto Mono" w:eastAsia="Roboto Mono" w:hAnsi="Roboto Mono"/>
+            <w:pPr>
+              <w:spacing w:after="0" w:line="276" w:lineRule="auto"/>
+              <w:rPr>
+                <w:rFonts w:ascii="Arial" w:eastAsia="Arial" w:hAnsi="Arial" w:cs="Arial"/>
+                <w:kern w:val="0"/>
+                <w:sz w:val="22"/>
+                <w:szCs w:val="22"/>
+                <w:lang w:val="en"/>
+                <w14:ligatures w14:val="none"/>
+              </w:rPr>
+            </w:pPr>
+            <w:r>
+              <w:rPr>
+                <w:rFonts w:ascii="Roboto Mono" w:eastAsia="Roboto Mono" w:hAnsi="Roboto Mono" w:cs="Arial"/>
                 <w:b/>
                 <w:bCs/>
-                <w:sz w:val="24"/>
+                <w:kern w:val="0"/>
+                <w:szCs w:val="22"/>
+                <w:lang w:val="en"/>
+                <w14:ligatures w14:val="none"/>
               </w:rPr>
               <w:t>Design</w:t>
             </w:r>
@@ -2615,10 +4562,24 @@
             </w:tcMar>
           </w:tcPr>
           <w:p>
-            <w:r>
-              <w:rPr>
-                <w:rFonts w:ascii="Roboto Mono" w:eastAsia="Roboto Mono" w:hAnsi="Roboto Mono"/>
-                <w:sz w:val="24"/>
+            <w:pPr>
+              <w:spacing w:after="0" w:line="276" w:lineRule="auto"/>
+              <w:rPr>
+                <w:rFonts w:ascii="Arial" w:eastAsia="Arial" w:hAnsi="Arial" w:cs="Arial"/>
+                <w:kern w:val="0"/>
+                <w:sz w:val="22"/>
+                <w:szCs w:val="22"/>
+                <w:lang w:val="en"/>
+                <w14:ligatures w14:val="none"/>
+              </w:rPr>
+            </w:pPr>
+            <w:r>
+              <w:rPr>
+                <w:rFonts w:ascii="Roboto Mono" w:eastAsia="Roboto Mono" w:hAnsi="Roboto Mono" w:cs="Arial"/>
+                <w:kern w:val="0"/>
+                <w:szCs w:val="22"/>
+                <w:lang w:val="en"/>
+                <w14:ligatures w14:val="none"/>
               </w:rPr>
               <w:t>Devices in a circular loop</w:t>
             </w:r>
@@ -2646,12 +4607,26 @@
             </w:tcMar>
           </w:tcPr>
           <w:p>
-            <w:r>
-              <w:rPr>
-                <w:rFonts w:ascii="Roboto Mono" w:eastAsia="Roboto Mono" w:hAnsi="Roboto Mono"/>
+            <w:pPr>
+              <w:spacing w:after="0" w:line="276" w:lineRule="auto"/>
+              <w:rPr>
+                <w:rFonts w:ascii="Arial" w:eastAsia="Arial" w:hAnsi="Arial" w:cs="Arial"/>
+                <w:kern w:val="0"/>
+                <w:sz w:val="22"/>
+                <w:szCs w:val="22"/>
+                <w:lang w:val="en"/>
+                <w14:ligatures w14:val="none"/>
+              </w:rPr>
+            </w:pPr>
+            <w:r>
+              <w:rPr>
+                <w:rFonts w:ascii="Roboto Mono" w:eastAsia="Roboto Mono" w:hAnsi="Roboto Mono" w:cs="Arial"/>
                 <w:b/>
                 <w:bCs/>
-                <w:sz w:val="24"/>
+                <w:kern w:val="0"/>
+                <w:szCs w:val="22"/>
+                <w:lang w:val="en"/>
+                <w14:ligatures w14:val="none"/>
               </w:rPr>
               <w:t>Data Flow</w:t>
             </w:r>
@@ -2674,10 +4649,24 @@
             </w:tcMar>
           </w:tcPr>
           <w:p>
-            <w:r>
-              <w:rPr>
-                <w:rFonts w:ascii="Roboto Mono" w:eastAsia="Roboto Mono" w:hAnsi="Roboto Mono"/>
-                <w:sz w:val="24"/>
+            <w:pPr>
+              <w:spacing w:after="0" w:line="276" w:lineRule="auto"/>
+              <w:rPr>
+                <w:rFonts w:ascii="Arial" w:eastAsia="Arial" w:hAnsi="Arial" w:cs="Arial"/>
+                <w:kern w:val="0"/>
+                <w:sz w:val="22"/>
+                <w:szCs w:val="22"/>
+                <w:lang w:val="en"/>
+                <w14:ligatures w14:val="none"/>
+              </w:rPr>
+            </w:pPr>
+            <w:r>
+              <w:rPr>
+                <w:rFonts w:ascii="Roboto Mono" w:eastAsia="Roboto Mono" w:hAnsi="Roboto Mono" w:cs="Arial"/>
+                <w:kern w:val="0"/>
+                <w:szCs w:val="22"/>
+                <w:lang w:val="en"/>
+                <w14:ligatures w14:val="none"/>
               </w:rPr>
               <w:t>One direction (or both in dual-ring)</w:t>
             </w:r>
@@ -2705,12 +4694,26 @@
             </w:tcMar>
           </w:tcPr>
           <w:p>
-            <w:r>
-              <w:rPr>
-                <w:rFonts w:ascii="Roboto Mono" w:eastAsia="Roboto Mono" w:hAnsi="Roboto Mono"/>
+            <w:pPr>
+              <w:spacing w:after="0" w:line="276" w:lineRule="auto"/>
+              <w:rPr>
+                <w:rFonts w:ascii="Arial" w:eastAsia="Arial" w:hAnsi="Arial" w:cs="Arial"/>
+                <w:kern w:val="0"/>
+                <w:sz w:val="22"/>
+                <w:szCs w:val="22"/>
+                <w:lang w:val="en"/>
+                <w14:ligatures w14:val="none"/>
+              </w:rPr>
+            </w:pPr>
+            <w:r>
+              <w:rPr>
+                <w:rFonts w:ascii="Roboto Mono" w:eastAsia="Roboto Mono" w:hAnsi="Roboto Mono" w:cs="Arial"/>
                 <w:b/>
                 <w:bCs/>
-                <w:sz w:val="24"/>
+                <w:kern w:val="0"/>
+                <w:szCs w:val="22"/>
+                <w:lang w:val="en"/>
+                <w14:ligatures w14:val="none"/>
               </w:rPr>
               <w:t>Best For</w:t>
             </w:r>
@@ -2733,10 +4736,24 @@
             </w:tcMar>
           </w:tcPr>
           <w:p>
-            <w:r>
-              <w:rPr>
-                <w:rFonts w:ascii="Roboto Mono" w:eastAsia="Roboto Mono" w:hAnsi="Roboto Mono"/>
-                <w:sz w:val="24"/>
+            <w:pPr>
+              <w:spacing w:after="0" w:line="276" w:lineRule="auto"/>
+              <w:rPr>
+                <w:rFonts w:ascii="Arial" w:eastAsia="Arial" w:hAnsi="Arial" w:cs="Arial"/>
+                <w:kern w:val="0"/>
+                <w:sz w:val="22"/>
+                <w:szCs w:val="22"/>
+                <w:lang w:val="en"/>
+                <w14:ligatures w14:val="none"/>
+              </w:rPr>
+            </w:pPr>
+            <w:r>
+              <w:rPr>
+                <w:rFonts w:ascii="Roboto Mono" w:eastAsia="Roboto Mono" w:hAnsi="Roboto Mono" w:cs="Arial"/>
+                <w:kern w:val="0"/>
+                <w:szCs w:val="22"/>
+                <w:lang w:val="en"/>
+                <w14:ligatures w14:val="none"/>
               </w:rPr>
               <w:t>Legacy systems, token-based environments</w:t>
             </w:r>
@@ -2764,12 +4781,26 @@
             </w:tcMar>
           </w:tcPr>
           <w:p>
-            <w:r>
-              <w:rPr>
-                <w:rFonts w:ascii="Roboto Mono" w:eastAsia="Roboto Mono" w:hAnsi="Roboto Mono"/>
+            <w:pPr>
+              <w:spacing w:after="0" w:line="276" w:lineRule="auto"/>
+              <w:rPr>
+                <w:rFonts w:ascii="Arial" w:eastAsia="Arial" w:hAnsi="Arial" w:cs="Arial"/>
+                <w:kern w:val="0"/>
+                <w:sz w:val="22"/>
+                <w:szCs w:val="22"/>
+                <w:lang w:val="en"/>
+                <w14:ligatures w14:val="none"/>
+              </w:rPr>
+            </w:pPr>
+            <w:r>
+              <w:rPr>
+                <w:rFonts w:ascii="Roboto Mono" w:eastAsia="Roboto Mono" w:hAnsi="Roboto Mono" w:cs="Arial"/>
                 <w:b/>
                 <w:bCs/>
-                <w:sz w:val="24"/>
+                <w:kern w:val="0"/>
+                <w:szCs w:val="22"/>
+                <w:lang w:val="en"/>
+                <w14:ligatures w14:val="none"/>
               </w:rPr>
               <w:t>Downside</w:t>
             </w:r>
@@ -2792,10 +4823,24 @@
             </w:tcMar>
           </w:tcPr>
           <w:p>
-            <w:r>
-              <w:rPr>
-                <w:rFonts w:ascii="Roboto Mono" w:eastAsia="Roboto Mono" w:hAnsi="Roboto Mono"/>
-                <w:sz w:val="24"/>
+            <w:pPr>
+              <w:spacing w:after="0" w:line="276" w:lineRule="auto"/>
+              <w:rPr>
+                <w:rFonts w:ascii="Arial" w:eastAsia="Arial" w:hAnsi="Arial" w:cs="Arial"/>
+                <w:kern w:val="0"/>
+                <w:sz w:val="22"/>
+                <w:szCs w:val="22"/>
+                <w:lang w:val="en"/>
+                <w14:ligatures w14:val="none"/>
+              </w:rPr>
+            </w:pPr>
+            <w:r>
+              <w:rPr>
+                <w:rFonts w:ascii="Roboto Mono" w:eastAsia="Roboto Mono" w:hAnsi="Roboto Mono" w:cs="Arial"/>
+                <w:kern w:val="0"/>
+                <w:szCs w:val="22"/>
+                <w:lang w:val="en"/>
+                <w14:ligatures w14:val="none"/>
               </w:rPr>
               <w:t>A single fault can disrupt the whole ring</w:t>
             </w:r>
@@ -2804,17 +4849,56 @@
       </w:tr>
     </w:tbl>
     <w:p>
-      <w:r>
-        <w:rPr>
-          <w:rFonts w:ascii="Roboto Mono" w:eastAsia="Roboto Mono" w:hAnsi="Roboto Mono"/>
-          <w:sz w:val="24"/>
-        </w:rPr>
-        <w:pict w14:anchorId="6E58C402">
+      <w:pPr>
+        <w:spacing w:after="0" w:line="276" w:lineRule="auto"/>
+        <w:rPr>
+          <w:rFonts w:ascii="Arial" w:eastAsia="Arial" w:hAnsi="Arial" w:cs="Arial"/>
+          <w:kern w:val="0"/>
+          <w:sz w:val="22"/>
+          <w:szCs w:val="22"/>
+          <w:lang w:val="en"/>
+          <w14:ligatures w14:val="none"/>
+        </w:rPr>
+      </w:pPr>
+      <w:r>
+        <w:rPr>
+          <w:rFonts w:ascii="Roboto Mono" w:eastAsia="Roboto Mono" w:hAnsi="Roboto Mono" w:cs="Arial"/>
+          <w:kern w:val="0"/>
+          <w:szCs w:val="22"/>
+          <w:lang w:val="en"/>
+          <w14:ligatures w14:val="none"/>
+        </w:rPr>
+        <w:pict w14:anchorId="162F86B3">
           <v:rect id="_x0000_i1033" style="width:0;height:1.5pt" o:hralign="center" o:hrstd="t" o:hr="t" fillcolor="#a0a0a0" stroked="f"/>
         </w:pict>
       </w:r>
     </w:p>
-    <w:p/>
+    <w:p>
+      <w:pPr>
+        <w:spacing w:after="0" w:line="276" w:lineRule="auto"/>
+        <w:rPr>
+          <w:rFonts w:ascii="Arial" w:eastAsia="Arial" w:hAnsi="Arial" w:cs="Arial"/>
+          <w:kern w:val="0"/>
+          <w:sz w:val="22"/>
+          <w:szCs w:val="22"/>
+          <w:lang w:val="en"/>
+          <w14:ligatures w14:val="none"/>
+        </w:rPr>
+      </w:pPr>
+    </w:p>
+    <w:p>
+      <w:pPr>
+        <w:spacing w:after="0" w:line="276" w:lineRule="auto"/>
+        <w:rPr>
+          <w:rFonts w:ascii="Arial" w:eastAsia="Arial" w:hAnsi="Arial" w:cs="Arial"/>
+          <w:kern w:val="0"/>
+          <w:sz w:val="22"/>
+          <w:szCs w:val="22"/>
+          <w:lang w:val="en"/>
+          <w14:ligatures w14:val="none"/>
+        </w:rPr>
+      </w:pPr>
+    </w:p>
     <w:p/>
     <w:sectPr>
       <w:pgSz w:w="12240" w:h="15840"/>
@@ -3347,18 +5431,6 @@
   <w:style w:type="paragraph" w:default="1" w:styleId="Normal">
     <w:name w:val="Normal"/>
     <w:qFormat/>
-    <w:rsid w:val="00C26029"/>
-    <w:pPr>
-      <w:spacing w:after="0" w:line="276" w:lineRule="auto"/>
-    </w:pPr>
-    <w:rPr>
-      <w:rFonts w:ascii="Arial" w:eastAsia="Arial" w:hAnsi="Arial" w:cs="Arial"/>
-      <w:kern w:val="0"/>
-      <w:sz w:val="22"/>
-      <w:szCs w:val="22"/>
-      <w:lang w:val="en"/>
-      <w14:ligatures w14:val="none"/>
-    </w:rPr>
   </w:style>
   <w:style w:type="paragraph" w:styleId="Heading1">
     <w:name w:val="heading 1"/>
@@ -3367,7 +5439,7 @@
     <w:link w:val="Heading1Char"/>
     <w:uiPriority w:val="9"/>
     <w:qFormat/>
-    <w:rsid w:val="000C56BB"/>
+    <w:rsid w:val="00C9591F"/>
     <w:pPr>
       <w:keepNext/>
       <w:keepLines/>
@@ -3387,9 +5459,10 @@
     <w:next w:val="Normal"/>
     <w:link w:val="Heading2Char"/>
     <w:uiPriority w:val="9"/>
+    <w:semiHidden/>
     <w:unhideWhenUsed/>
     <w:qFormat/>
-    <w:rsid w:val="000C56BB"/>
+    <w:rsid w:val="00C9591F"/>
     <w:pPr>
       <w:keepNext/>
       <w:keepLines/>
@@ -3412,7 +5485,7 @@
     <w:semiHidden/>
     <w:unhideWhenUsed/>
     <w:qFormat/>
-    <w:rsid w:val="000C56BB"/>
+    <w:rsid w:val="00C9591F"/>
     <w:pPr>
       <w:keepNext/>
       <w:keepLines/>
@@ -3435,7 +5508,7 @@
     <w:semiHidden/>
     <w:unhideWhenUsed/>
     <w:qFormat/>
-    <w:rsid w:val="000C56BB"/>
+    <w:rsid w:val="00C9591F"/>
     <w:pPr>
       <w:keepNext/>
       <w:keepLines/>
@@ -3458,7 +5531,7 @@
     <w:semiHidden/>
     <w:unhideWhenUsed/>
     <w:qFormat/>
-    <w:rsid w:val="000C56BB"/>
+    <w:rsid w:val="00C9591F"/>
     <w:pPr>
       <w:keepNext/>
       <w:keepLines/>
@@ -3479,11 +5552,11 @@
     <w:semiHidden/>
     <w:unhideWhenUsed/>
     <w:qFormat/>
-    <w:rsid w:val="000C56BB"/>
+    <w:rsid w:val="00C9591F"/>
     <w:pPr>
       <w:keepNext/>
       <w:keepLines/>
-      <w:spacing w:before="40"/>
+      <w:spacing w:before="40" w:after="0"/>
       <w:outlineLvl w:val="5"/>
     </w:pPr>
     <w:rPr>
@@ -3502,11 +5575,11 @@
     <w:semiHidden/>
     <w:unhideWhenUsed/>
     <w:qFormat/>
-    <w:rsid w:val="000C56BB"/>
+    <w:rsid w:val="00C9591F"/>
     <w:pPr>
       <w:keepNext/>
       <w:keepLines/>
-      <w:spacing w:before="40"/>
+      <w:spacing w:before="40" w:after="0"/>
       <w:outlineLvl w:val="6"/>
     </w:pPr>
     <w:rPr>
@@ -3523,10 +5596,11 @@
     <w:semiHidden/>
     <w:unhideWhenUsed/>
     <w:qFormat/>
-    <w:rsid w:val="000C56BB"/>
+    <w:rsid w:val="00C9591F"/>
     <w:pPr>
       <w:keepNext/>
       <w:keepLines/>
+      <w:spacing w:after="0"/>
       <w:outlineLvl w:val="7"/>
     </w:pPr>
     <w:rPr>
@@ -3545,10 +5619,11 @@
     <w:semiHidden/>
     <w:unhideWhenUsed/>
     <w:qFormat/>
-    <w:rsid w:val="000C56BB"/>
+    <w:rsid w:val="00C9591F"/>
     <w:pPr>
       <w:keepNext/>
       <w:keepLines/>
+      <w:spacing w:after="0"/>
       <w:outlineLvl w:val="8"/>
     </w:pPr>
     <w:rPr>
@@ -3588,7 +5663,7 @@
     <w:basedOn w:val="DefaultParagraphFont"/>
     <w:link w:val="Heading1"/>
     <w:uiPriority w:val="9"/>
-    <w:rsid w:val="000C56BB"/>
+    <w:rsid w:val="00C9591F"/>
     <w:rPr>
       <w:rFonts w:asciiTheme="majorHAnsi" w:eastAsiaTheme="majorEastAsia" w:hAnsiTheme="majorHAnsi" w:cstheme="majorBidi"/>
       <w:color w:val="2F5496" w:themeColor="accent1" w:themeShade="BF"/>
@@ -3601,7 +5676,8 @@
     <w:basedOn w:val="DefaultParagraphFont"/>
     <w:link w:val="Heading2"/>
     <w:uiPriority w:val="9"/>
-    <w:rsid w:val="000C56BB"/>
+    <w:semiHidden/>
+    <w:rsid w:val="00C9591F"/>
     <w:rPr>
       <w:rFonts w:asciiTheme="majorHAnsi" w:eastAsiaTheme="majorEastAsia" w:hAnsiTheme="majorHAnsi" w:cstheme="majorBidi"/>
       <w:color w:val="2F5496" w:themeColor="accent1" w:themeShade="BF"/>
@@ -3615,7 +5691,7 @@
     <w:link w:val="Heading3"/>
     <w:uiPriority w:val="9"/>
     <w:semiHidden/>
-    <w:rsid w:val="000C56BB"/>
+    <w:rsid w:val="00C9591F"/>
     <w:rPr>
       <w:rFonts w:eastAsiaTheme="majorEastAsia" w:cstheme="majorBidi"/>
       <w:color w:val="2F5496" w:themeColor="accent1" w:themeShade="BF"/>
@@ -3629,7 +5705,7 @@
     <w:link w:val="Heading4"/>
     <w:uiPriority w:val="9"/>
     <w:semiHidden/>
-    <w:rsid w:val="000C56BB"/>
+    <w:rsid w:val="00C9591F"/>
     <w:rPr>
       <w:rFonts w:eastAsiaTheme="majorEastAsia" w:cstheme="majorBidi"/>
       <w:i/>
@@ -3643,7 +5719,7 @@
     <w:link w:val="Heading5"/>
     <w:uiPriority w:val="9"/>
     <w:semiHidden/>
-    <w:rsid w:val="000C56BB"/>
+    <w:rsid w:val="00C9591F"/>
     <w:rPr>
       <w:rFonts w:eastAsiaTheme="majorEastAsia" w:cstheme="majorBidi"/>
       <w:color w:val="2F5496" w:themeColor="accent1" w:themeShade="BF"/>
@@ -3655,7 +5731,7 @@
     <w:link w:val="Heading6"/>
     <w:uiPriority w:val="9"/>
     <w:semiHidden/>
-    <w:rsid w:val="000C56BB"/>
+    <w:rsid w:val="00C9591F"/>
     <w:rPr>
       <w:rFonts w:eastAsiaTheme="majorEastAsia" w:cstheme="majorBidi"/>
       <w:i/>
@@ -3669,7 +5745,7 @@
     <w:link w:val="Heading7"/>
     <w:uiPriority w:val="9"/>
     <w:semiHidden/>
-    <w:rsid w:val="000C56BB"/>
+    <w:rsid w:val="00C9591F"/>
     <w:rPr>
       <w:rFonts w:eastAsiaTheme="majorEastAsia" w:cstheme="majorBidi"/>
       <w:color w:val="595959" w:themeColor="text1" w:themeTint="A6"/>
@@ -3681,7 +5757,7 @@
     <w:link w:val="Heading8"/>
     <w:uiPriority w:val="9"/>
     <w:semiHidden/>
-    <w:rsid w:val="000C56BB"/>
+    <w:rsid w:val="00C9591F"/>
     <w:rPr>
       <w:rFonts w:eastAsiaTheme="majorEastAsia" w:cstheme="majorBidi"/>
       <w:i/>
@@ -3695,7 +5771,7 @@
     <w:link w:val="Heading9"/>
     <w:uiPriority w:val="9"/>
     <w:semiHidden/>
-    <w:rsid w:val="000C56BB"/>
+    <w:rsid w:val="00C9591F"/>
     <w:rPr>
       <w:rFonts w:eastAsiaTheme="majorEastAsia" w:cstheme="majorBidi"/>
       <w:color w:val="272727" w:themeColor="text1" w:themeTint="D8"/>
@@ -3708,7 +5784,7 @@
     <w:link w:val="TitleChar"/>
     <w:uiPriority w:val="10"/>
     <w:qFormat/>
-    <w:rsid w:val="000C56BB"/>
+    <w:rsid w:val="00C9591F"/>
     <w:pPr>
       <w:spacing w:after="80" w:line="240" w:lineRule="auto"/>
       <w:contextualSpacing/>
@@ -3726,7 +5802,7 @@
     <w:basedOn w:val="DefaultParagraphFont"/>
     <w:link w:val="Title"/>
     <w:uiPriority w:val="10"/>
-    <w:rsid w:val="000C56BB"/>
+    <w:rsid w:val="00C9591F"/>
     <w:rPr>
       <w:rFonts w:asciiTheme="majorHAnsi" w:eastAsiaTheme="majorEastAsia" w:hAnsiTheme="majorHAnsi" w:cstheme="majorBidi"/>
       <w:spacing w:val="-10"/>
@@ -3742,7 +5818,7 @@
     <w:link w:val="SubtitleChar"/>
     <w:uiPriority w:val="11"/>
     <w:qFormat/>
-    <w:rsid w:val="000C56BB"/>
+    <w:rsid w:val="00C9591F"/>
     <w:pPr>
       <w:numPr>
         <w:ilvl w:val="1"/>
@@ -3761,7 +5837,7 @@
     <w:basedOn w:val="DefaultParagraphFont"/>
     <w:link w:val="Subtitle"/>
     <w:uiPriority w:val="11"/>
-    <w:rsid w:val="000C56BB"/>
+    <w:rsid w:val="00C9591F"/>
     <w:rPr>
       <w:rFonts w:eastAsiaTheme="majorEastAsia" w:cstheme="majorBidi"/>
       <w:color w:val="595959" w:themeColor="text1" w:themeTint="A6"/>
@@ -3777,7 +5853,7 @@
     <w:link w:val="QuoteChar"/>
     <w:uiPriority w:val="29"/>
     <w:qFormat/>
-    <w:rsid w:val="000C56BB"/>
+    <w:rsid w:val="00C9591F"/>
     <w:pPr>
       <w:spacing w:before="160"/>
       <w:jc w:val="center"/>
@@ -3793,7 +5869,7 @@
     <w:basedOn w:val="DefaultParagraphFont"/>
     <w:link w:val="Quote"/>
     <w:uiPriority w:val="29"/>
-    <w:rsid w:val="000C56BB"/>
+    <w:rsid w:val="00C9591F"/>
     <w:rPr>
       <w:i/>
       <w:iCs/>
@@ -3805,7 +5881,7 @@
     <w:basedOn w:val="Normal"/>
     <w:uiPriority w:val="34"/>
     <w:qFormat/>
-    <w:rsid w:val="000C56BB"/>
+    <w:rsid w:val="00C9591F"/>
     <w:pPr>
       <w:ind w:left="720"/>
       <w:contextualSpacing/>
@@ -3816,7 +5892,7 @@
     <w:basedOn w:val="DefaultParagraphFont"/>
     <w:uiPriority w:val="21"/>
     <w:qFormat/>
-    <w:rsid w:val="000C56BB"/>
+    <w:rsid w:val="00C9591F"/>
     <w:rPr>
       <w:i/>
       <w:iCs/>
@@ -3830,7 +5906,7 @@
     <w:link w:val="IntenseQuoteChar"/>
     <w:uiPriority w:val="30"/>
     <w:qFormat/>
-    <w:rsid w:val="000C56BB"/>
+    <w:rsid w:val="00C9591F"/>
     <w:pPr>
       <w:pBdr>
         <w:top w:val="single" w:sz="4" w:space="10" w:color="2F5496" w:themeColor="accent1" w:themeShade="BF"/>
@@ -3851,7 +5927,7 @@
     <w:basedOn w:val="DefaultParagraphFont"/>
     <w:link w:val="IntenseQuote"/>
     <w:uiPriority w:val="30"/>
-    <w:rsid w:val="000C56BB"/>
+    <w:rsid w:val="00C9591F"/>
     <w:rPr>
       <w:i/>
       <w:iCs/>
@@ -3863,7 +5939,7 @@
     <w:basedOn w:val="DefaultParagraphFont"/>
     <w:uiPriority w:val="32"/>
     <w:qFormat/>
-    <w:rsid w:val="000C56BB"/>
+    <w:rsid w:val="00C9591F"/>
     <w:rPr>
       <w:b/>
       <w:bCs/>

--- a/Knowledge/3-Work knowledge/1-Software Engineering/1-Software Engineering Fundamentals/5-My Source/3-Network Topologies/5-Ring Topology.docx
+++ b/Knowledge/3-Work knowledge/1-Software Engineering/1-Software Engineering Fundamentals/5-My Source/3-Network Topologies/5-Ring Topology.docx
@@ -4,60 +4,30 @@
   <w:body>
     <w:p>
       <w:pPr>
-        <w:keepNext/>
-        <w:keepLines/>
-        <w:spacing w:before="360" w:after="80" w:line="276" w:lineRule="auto"/>
-        <w:outlineLvl w:val="0"/>
-        <w:rPr>
-          <w:rFonts w:asciiTheme="majorHAnsi" w:eastAsiaTheme="majorEastAsia" w:hAnsiTheme="majorHAnsi" w:cstheme="majorBidi"/>
-          <w:color w:val="2F5496" w:themeColor="accent1" w:themeShade="BF"/>
-          <w:kern w:val="0"/>
-          <w:sz w:val="40"/>
-          <w:szCs w:val="40"/>
-          <w:lang w:val="en"/>
-          <w14:ligatures w14:val="none"/>
+        <w:pStyle w:val="Heading1"/>
+        <w:rPr>
+          <w:lang w:val="en"/>
         </w:rPr>
       </w:pPr>
       <w:bookmarkStart w:id="0" w:name="_h2xu76ooqp35" w:colFirst="0" w:colLast="0"/>
       <w:bookmarkEnd w:id="0"/>
       <w:r>
         <w:rPr>
-          <w:rFonts w:asciiTheme="majorHAnsi" w:eastAsiaTheme="majorEastAsia" w:hAnsiTheme="majorHAnsi" w:cstheme="majorBidi"/>
-          <w:color w:val="2F5496" w:themeColor="accent1" w:themeShade="BF"/>
-          <w:kern w:val="0"/>
-          <w:sz w:val="40"/>
-          <w:szCs w:val="40"/>
-          <w:lang w:val="en"/>
-          <w14:ligatures w14:val="none"/>
+          <w:lang w:val="en"/>
         </w:rPr>
         <w:t>Ring Topology</w:t>
       </w:r>
     </w:p>
     <w:p>
       <w:pPr>
-        <w:keepNext/>
-        <w:keepLines/>
-        <w:spacing w:before="160" w:after="80" w:line="276" w:lineRule="auto"/>
-        <w:outlineLvl w:val="1"/>
-        <w:rPr>
-          <w:rFonts w:asciiTheme="majorHAnsi" w:eastAsiaTheme="majorEastAsia" w:hAnsiTheme="majorHAnsi" w:cstheme="majorBidi"/>
-          <w:color w:val="2F5496" w:themeColor="accent1" w:themeShade="BF"/>
-          <w:kern w:val="0"/>
-          <w:sz w:val="32"/>
-          <w:szCs w:val="32"/>
-          <w:lang w:val="en"/>
-          <w14:ligatures w14:val="none"/>
-        </w:rPr>
-      </w:pPr>
-      <w:r>
-        <w:rPr>
-          <w:rFonts w:asciiTheme="majorHAnsi" w:eastAsiaTheme="majorEastAsia" w:hAnsiTheme="majorHAnsi" w:cstheme="majorBidi"/>
-          <w:color w:val="2F5496" w:themeColor="accent1" w:themeShade="BF"/>
-          <w:kern w:val="0"/>
-          <w:sz w:val="32"/>
-          <w:szCs w:val="32"/>
-          <w:lang w:val="en"/>
-          <w14:ligatures w14:val="none"/>
+        <w:pStyle w:val="Heading2"/>
+        <w:rPr>
+          <w:lang w:val="en"/>
+        </w:rPr>
+      </w:pPr>
+      <w:r>
+        <w:rPr>
+          <w:lang w:val="en"/>
         </w:rPr>
         <w:t>What Is Ring Topology?</w:t>
       </w:r>
@@ -99,6 +69,7 @@
         </w:rPr>
         <w:t xml:space="preserve">: </w:t>
       </w:r>
+      <w:proofErr w:type="spellStart"/>
       <w:r>
         <w:rPr>
           <w:rFonts w:ascii="Arial" w:eastAsia="Arial" w:hAnsi="Arial" w:cs="Arial"/>
@@ -110,7 +81,21 @@
           <w:lang w:val="en"/>
           <w14:ligatures w14:val="none"/>
         </w:rPr>
-        <w:t>Chatgpt (GPT</w:t>
+        <w:t>Chatgpt</w:t>
+      </w:r>
+      <w:proofErr w:type="spellEnd"/>
+      <w:r>
+        <w:rPr>
+          <w:rFonts w:ascii="Arial" w:eastAsia="Arial" w:hAnsi="Arial" w:cs="Arial"/>
+          <w:b/>
+          <w:kern w:val="0"/>
+          <w:sz w:val="22"/>
+          <w:szCs w:val="22"/>
+          <w:highlight w:val="darkGray"/>
+          <w:lang w:val="en"/>
+          <w14:ligatures w14:val="none"/>
+        </w:rPr>
+        <w:t xml:space="preserve"> (GPT</w:t>
       </w:r>
       <w:r>
         <w:rPr>
@@ -255,47 +240,23 @@
     </w:p>
     <w:p>
       <w:pPr>
-        <w:spacing w:before="160" w:after="80" w:line="276" w:lineRule="auto"/>
-        <w:outlineLvl w:val="1"/>
-        <w:rPr>
-          <w:rFonts w:asciiTheme="majorHAnsi" w:eastAsiaTheme="majorEastAsia" w:hAnsiTheme="majorHAnsi" w:cstheme="majorBidi"/>
-          <w:b/>
-          <w:bCs/>
-          <w:color w:val="2F5496" w:themeColor="accent1" w:themeShade="BF"/>
-          <w:kern w:val="0"/>
-          <w:sz w:val="34"/>
-          <w:szCs w:val="34"/>
-          <w:lang w:val="en"/>
-          <w14:ligatures w14:val="none"/>
+        <w:pStyle w:val="Heading2"/>
+        <w:rPr>
+          <w:lang w:val="en"/>
         </w:rPr>
       </w:pPr>
       <w:bookmarkStart w:id="1" w:name="_j4xtfwmyx7qe" w:colFirst="0" w:colLast="0"/>
       <w:bookmarkEnd w:id="1"/>
       <w:r>
         <w:rPr>
-          <w:rFonts w:ascii="Segoe UI Emoji" w:eastAsiaTheme="majorEastAsia" w:hAnsi="Segoe UI Emoji" w:cs="Segoe UI Emoji"/>
-          <w:b/>
-          <w:bCs/>
-          <w:color w:val="2F5496" w:themeColor="accent1" w:themeShade="BF"/>
-          <w:kern w:val="0"/>
-          <w:sz w:val="34"/>
-          <w:szCs w:val="34"/>
-          <w:lang w:val="en"/>
-          <w14:ligatures w14:val="none"/>
+          <w:rFonts w:ascii="Segoe UI Emoji" w:hAnsi="Segoe UI Emoji" w:cs="Segoe UI Emoji"/>
+          <w:lang w:val="en"/>
         </w:rPr>
         <w:t>🧠</w:t>
       </w:r>
       <w:r>
         <w:rPr>
-          <w:rFonts w:asciiTheme="majorHAnsi" w:eastAsiaTheme="majorEastAsia" w:hAnsiTheme="majorHAnsi" w:cstheme="majorBidi"/>
-          <w:b/>
-          <w:bCs/>
-          <w:color w:val="2F5496" w:themeColor="accent1" w:themeShade="BF"/>
-          <w:kern w:val="0"/>
-          <w:sz w:val="34"/>
-          <w:szCs w:val="34"/>
-          <w:lang w:val="en"/>
-          <w14:ligatures w14:val="none"/>
+          <w:lang w:val="en"/>
         </w:rPr>
         <w:t xml:space="preserve"> Simple Definition:</w:t>
       </w:r>
@@ -337,6 +298,7 @@
         </w:rPr>
         <w:t xml:space="preserve">: </w:t>
       </w:r>
+      <w:proofErr w:type="spellStart"/>
       <w:r>
         <w:rPr>
           <w:rFonts w:ascii="Arial" w:eastAsia="Arial" w:hAnsi="Arial" w:cs="Arial"/>
@@ -348,7 +310,21 @@
           <w:lang w:val="en"/>
           <w14:ligatures w14:val="none"/>
         </w:rPr>
-        <w:t>Chatgpt (GPT</w:t>
+        <w:t>Chatgpt</w:t>
+      </w:r>
+      <w:proofErr w:type="spellEnd"/>
+      <w:r>
+        <w:rPr>
+          <w:rFonts w:ascii="Arial" w:eastAsia="Arial" w:hAnsi="Arial" w:cs="Arial"/>
+          <w:b/>
+          <w:kern w:val="0"/>
+          <w:sz w:val="22"/>
+          <w:szCs w:val="22"/>
+          <w:highlight w:val="darkGray"/>
+          <w:lang w:val="en"/>
+          <w14:ligatures w14:val="none"/>
+        </w:rPr>
+        <w:t xml:space="preserve"> (GPT</w:t>
       </w:r>
       <w:r>
         <w:rPr>
@@ -516,47 +492,23 @@
     </w:p>
     <w:p>
       <w:pPr>
-        <w:spacing w:before="160" w:after="80" w:line="276" w:lineRule="auto"/>
-        <w:outlineLvl w:val="1"/>
-        <w:rPr>
-          <w:rFonts w:asciiTheme="majorHAnsi" w:eastAsiaTheme="majorEastAsia" w:hAnsiTheme="majorHAnsi" w:cstheme="majorBidi"/>
-          <w:b/>
-          <w:bCs/>
-          <w:color w:val="2F5496" w:themeColor="accent1" w:themeShade="BF"/>
-          <w:kern w:val="0"/>
-          <w:sz w:val="34"/>
-          <w:szCs w:val="34"/>
-          <w:lang w:val="en"/>
-          <w14:ligatures w14:val="none"/>
+        <w:pStyle w:val="Heading2"/>
+        <w:rPr>
+          <w:lang w:val="en"/>
         </w:rPr>
       </w:pPr>
       <w:bookmarkStart w:id="2" w:name="_4zpxl4vpvo1r" w:colFirst="0" w:colLast="0"/>
       <w:bookmarkEnd w:id="2"/>
       <w:r>
         <w:rPr>
-          <w:rFonts w:ascii="Segoe UI Emoji" w:eastAsiaTheme="majorEastAsia" w:hAnsi="Segoe UI Emoji" w:cs="Segoe UI Emoji"/>
-          <w:b/>
-          <w:bCs/>
-          <w:color w:val="2F5496" w:themeColor="accent1" w:themeShade="BF"/>
-          <w:kern w:val="0"/>
-          <w:sz w:val="34"/>
-          <w:szCs w:val="34"/>
-          <w:lang w:val="en"/>
-          <w14:ligatures w14:val="none"/>
+          <w:rFonts w:ascii="Segoe UI Emoji" w:hAnsi="Segoe UI Emoji" w:cs="Segoe UI Emoji"/>
+          <w:lang w:val="en"/>
         </w:rPr>
         <w:t>🔁</w:t>
       </w:r>
       <w:r>
         <w:rPr>
-          <w:rFonts w:asciiTheme="majorHAnsi" w:eastAsiaTheme="majorEastAsia" w:hAnsiTheme="majorHAnsi" w:cstheme="majorBidi"/>
-          <w:b/>
-          <w:bCs/>
-          <w:color w:val="2F5496" w:themeColor="accent1" w:themeShade="BF"/>
-          <w:kern w:val="0"/>
-          <w:sz w:val="34"/>
-          <w:szCs w:val="34"/>
-          <w:lang w:val="en"/>
-          <w14:ligatures w14:val="none"/>
+          <w:lang w:val="en"/>
         </w:rPr>
         <w:t xml:space="preserve"> Visual Representation:</w:t>
       </w:r>
@@ -601,6 +553,7 @@
         </w:rPr>
         <w:t xml:space="preserve">: </w:t>
       </w:r>
+      <w:proofErr w:type="spellStart"/>
       <w:r>
         <w:rPr>
           <w:rFonts w:ascii="Arial" w:eastAsia="Arial" w:hAnsi="Arial" w:cs="Arial"/>
@@ -612,7 +565,21 @@
           <w:lang w:val="en"/>
           <w14:ligatures w14:val="none"/>
         </w:rPr>
-        <w:t>Chatgpt (GPT</w:t>
+        <w:t>Chatgpt</w:t>
+      </w:r>
+      <w:proofErr w:type="spellEnd"/>
+      <w:r>
+        <w:rPr>
+          <w:rFonts w:ascii="Arial" w:eastAsia="Arial" w:hAnsi="Arial" w:cs="Arial"/>
+          <w:b/>
+          <w:kern w:val="0"/>
+          <w:sz w:val="22"/>
+          <w:szCs w:val="22"/>
+          <w:highlight w:val="darkGray"/>
+          <w:lang w:val="en"/>
+          <w14:ligatures w14:val="none"/>
+        </w:rPr>
+        <w:t xml:space="preserve"> (GPT</w:t>
       </w:r>
       <w:r>
         <w:rPr>
@@ -964,47 +931,24 @@
     </w:p>
     <w:p>
       <w:pPr>
-        <w:spacing w:before="160" w:after="80" w:line="276" w:lineRule="auto"/>
-        <w:outlineLvl w:val="1"/>
-        <w:rPr>
-          <w:rFonts w:asciiTheme="majorHAnsi" w:eastAsiaTheme="majorEastAsia" w:hAnsiTheme="majorHAnsi" w:cstheme="majorBidi"/>
-          <w:b/>
-          <w:bCs/>
-          <w:color w:val="2F5496" w:themeColor="accent1" w:themeShade="BF"/>
-          <w:kern w:val="0"/>
-          <w:sz w:val="34"/>
-          <w:szCs w:val="34"/>
-          <w:lang w:val="en"/>
-          <w14:ligatures w14:val="none"/>
+        <w:pStyle w:val="Heading2"/>
+        <w:rPr>
+          <w:lang w:val="en"/>
         </w:rPr>
       </w:pPr>
       <w:bookmarkStart w:id="3" w:name="_pm54jcfxp99y" w:colFirst="0" w:colLast="0"/>
       <w:bookmarkEnd w:id="3"/>
       <w:r>
         <w:rPr>
-          <w:rFonts w:ascii="Segoe UI Emoji" w:eastAsiaTheme="majorEastAsia" w:hAnsi="Segoe UI Emoji" w:cs="Segoe UI Emoji"/>
-          <w:b/>
-          <w:bCs/>
-          <w:color w:val="2F5496" w:themeColor="accent1" w:themeShade="BF"/>
-          <w:kern w:val="0"/>
-          <w:sz w:val="34"/>
-          <w:szCs w:val="34"/>
-          <w:lang w:val="en"/>
-          <w14:ligatures w14:val="none"/>
-        </w:rPr>
+          <w:rFonts w:ascii="Segoe UI Emoji" w:hAnsi="Segoe UI Emoji" w:cs="Segoe UI Emoji"/>
+          <w:lang w:val="en"/>
+        </w:rPr>
+        <w:lastRenderedPageBreak/>
         <w:t>⚙️</w:t>
       </w:r>
       <w:r>
         <w:rPr>
-          <w:rFonts w:asciiTheme="majorHAnsi" w:eastAsiaTheme="majorEastAsia" w:hAnsiTheme="majorHAnsi" w:cstheme="majorBidi"/>
-          <w:b/>
-          <w:bCs/>
-          <w:color w:val="2F5496" w:themeColor="accent1" w:themeShade="BF"/>
-          <w:kern w:val="0"/>
-          <w:sz w:val="34"/>
-          <w:szCs w:val="34"/>
-          <w:lang w:val="en"/>
-          <w14:ligatures w14:val="none"/>
+          <w:lang w:val="en"/>
         </w:rPr>
         <w:t xml:space="preserve"> How It Works</w:t>
       </w:r>
@@ -1046,6 +990,7 @@
         </w:rPr>
         <w:t xml:space="preserve">: </w:t>
       </w:r>
+      <w:proofErr w:type="spellStart"/>
       <w:r>
         <w:rPr>
           <w:rFonts w:ascii="Arial" w:eastAsia="Arial" w:hAnsi="Arial" w:cs="Arial"/>
@@ -1057,7 +1002,21 @@
           <w:lang w:val="en"/>
           <w14:ligatures w14:val="none"/>
         </w:rPr>
-        <w:t>Chatgpt (GPT</w:t>
+        <w:t>Chatgpt</w:t>
+      </w:r>
+      <w:proofErr w:type="spellEnd"/>
+      <w:r>
+        <w:rPr>
+          <w:rFonts w:ascii="Arial" w:eastAsia="Arial" w:hAnsi="Arial" w:cs="Arial"/>
+          <w:b/>
+          <w:kern w:val="0"/>
+          <w:sz w:val="22"/>
+          <w:szCs w:val="22"/>
+          <w:highlight w:val="darkGray"/>
+          <w:lang w:val="en"/>
+          <w14:ligatures w14:val="none"/>
+        </w:rPr>
+        <w:t xml:space="preserve"> (GPT</w:t>
       </w:r>
       <w:r>
         <w:rPr>
@@ -1386,18 +1345,9 @@
     </w:p>
     <w:p>
       <w:pPr>
-        <w:spacing w:before="160" w:after="80" w:line="276" w:lineRule="auto"/>
-        <w:outlineLvl w:val="1"/>
-        <w:rPr>
-          <w:rFonts w:asciiTheme="majorHAnsi" w:eastAsiaTheme="majorEastAsia" w:hAnsiTheme="majorHAnsi" w:cstheme="majorBidi"/>
-          <w:b/>
-          <w:bCs/>
-          <w:color w:val="2F5496" w:themeColor="accent1" w:themeShade="BF"/>
-          <w:kern w:val="0"/>
-          <w:sz w:val="34"/>
-          <w:szCs w:val="34"/>
-          <w:lang w:val="en"/>
-          <w14:ligatures w14:val="none"/>
+        <w:pStyle w:val="Heading2"/>
+        <w:rPr>
+          <w:lang w:val="en"/>
         </w:rPr>
       </w:pPr>
       <w:bookmarkStart w:id="4" w:name="_5pjkxt1p3qov" w:colFirst="0" w:colLast="0"/>
@@ -1405,28 +1355,14 @@
       <w:r>
         <w:rPr>
           <w:rFonts w:ascii="Segoe UI Emoji" w:eastAsia="Arial Unicode MS" w:hAnsi="Segoe UI Emoji" w:cs="Segoe UI Emoji"/>
-          <w:b/>
-          <w:bCs/>
-          <w:color w:val="2F5496" w:themeColor="accent1" w:themeShade="BF"/>
-          <w:kern w:val="0"/>
-          <w:sz w:val="34"/>
-          <w:szCs w:val="34"/>
-          <w:lang w:val="en"/>
-          <w14:ligatures w14:val="none"/>
+          <w:lang w:val="en"/>
         </w:rPr>
         <w:t>✅</w:t>
       </w:r>
       <w:r>
         <w:rPr>
-          <w:rFonts w:ascii="Arial Unicode MS" w:eastAsia="Arial Unicode MS" w:hAnsi="Arial Unicode MS" w:cs="Arial Unicode MS"/>
-          <w:b/>
-          <w:bCs/>
-          <w:color w:val="2F5496" w:themeColor="accent1" w:themeShade="BF"/>
-          <w:kern w:val="0"/>
-          <w:sz w:val="34"/>
-          <w:szCs w:val="34"/>
-          <w:lang w:val="en"/>
-          <w14:ligatures w14:val="none"/>
+          <w:rFonts w:eastAsia="Arial Unicode MS"/>
+          <w:lang w:val="en"/>
         </w:rPr>
         <w:t xml:space="preserve"> Advantages</w:t>
       </w:r>
@@ -1471,6 +1407,7 @@
         </w:rPr>
         <w:t xml:space="preserve">: </w:t>
       </w:r>
+      <w:proofErr w:type="spellStart"/>
       <w:r>
         <w:rPr>
           <w:rFonts w:ascii="Arial" w:eastAsia="Arial" w:hAnsi="Arial" w:cs="Arial"/>
@@ -1482,7 +1419,21 @@
           <w:lang w:val="en"/>
           <w14:ligatures w14:val="none"/>
         </w:rPr>
-        <w:t>Chatgpt (GPT</w:t>
+        <w:t>Chatgpt</w:t>
+      </w:r>
+      <w:proofErr w:type="spellEnd"/>
+      <w:r>
+        <w:rPr>
+          <w:rFonts w:ascii="Arial" w:eastAsia="Arial" w:hAnsi="Arial" w:cs="Arial"/>
+          <w:b/>
+          <w:kern w:val="0"/>
+          <w:sz w:val="22"/>
+          <w:szCs w:val="22"/>
+          <w:highlight w:val="darkGray"/>
+          <w:lang w:val="en"/>
+          <w14:ligatures w14:val="none"/>
+        </w:rPr>
+        <w:t xml:space="preserve"> (GPT</w:t>
       </w:r>
       <w:r>
         <w:rPr>
@@ -1946,6 +1897,7 @@
                 <w:lang w:val="en"/>
                 <w14:ligatures w14:val="none"/>
               </w:rPr>
+              <w:lastRenderedPageBreak/>
               <w:t>🔌</w:t>
             </w:r>
             <w:r>
@@ -2041,18 +1993,9 @@
     </w:p>
     <w:p>
       <w:pPr>
-        <w:spacing w:before="160" w:after="80" w:line="276" w:lineRule="auto"/>
-        <w:outlineLvl w:val="1"/>
-        <w:rPr>
-          <w:rFonts w:asciiTheme="majorHAnsi" w:eastAsiaTheme="majorEastAsia" w:hAnsiTheme="majorHAnsi" w:cstheme="majorBidi"/>
-          <w:b/>
-          <w:bCs/>
-          <w:color w:val="2F5496" w:themeColor="accent1" w:themeShade="BF"/>
-          <w:kern w:val="0"/>
-          <w:sz w:val="34"/>
-          <w:szCs w:val="34"/>
-          <w:lang w:val="en"/>
-          <w14:ligatures w14:val="none"/>
+        <w:pStyle w:val="Heading2"/>
+        <w:rPr>
+          <w:lang w:val="en"/>
         </w:rPr>
       </w:pPr>
       <w:bookmarkStart w:id="5" w:name="_iao0khxzy7hl" w:colFirst="0" w:colLast="0"/>
@@ -2060,28 +2003,14 @@
       <w:r>
         <w:rPr>
           <w:rFonts w:ascii="Segoe UI Emoji" w:eastAsia="Arial Unicode MS" w:hAnsi="Segoe UI Emoji" w:cs="Segoe UI Emoji"/>
-          <w:b/>
-          <w:bCs/>
-          <w:color w:val="2F5496" w:themeColor="accent1" w:themeShade="BF"/>
-          <w:kern w:val="0"/>
-          <w:sz w:val="34"/>
-          <w:szCs w:val="34"/>
-          <w:lang w:val="en"/>
-          <w14:ligatures w14:val="none"/>
+          <w:lang w:val="en"/>
         </w:rPr>
         <w:t>❌</w:t>
       </w:r>
       <w:r>
         <w:rPr>
-          <w:rFonts w:ascii="Arial Unicode MS" w:eastAsia="Arial Unicode MS" w:hAnsi="Arial Unicode MS" w:cs="Arial Unicode MS"/>
-          <w:b/>
-          <w:bCs/>
-          <w:color w:val="2F5496" w:themeColor="accent1" w:themeShade="BF"/>
-          <w:kern w:val="0"/>
-          <w:sz w:val="34"/>
-          <w:szCs w:val="34"/>
-          <w:lang w:val="en"/>
-          <w14:ligatures w14:val="none"/>
+          <w:rFonts w:eastAsia="Arial Unicode MS"/>
+          <w:lang w:val="en"/>
         </w:rPr>
         <w:t xml:space="preserve"> Disadvantages</w:t>
       </w:r>
@@ -2126,6 +2055,7 @@
         </w:rPr>
         <w:t xml:space="preserve">: </w:t>
       </w:r>
+      <w:proofErr w:type="spellStart"/>
       <w:r>
         <w:rPr>
           <w:rFonts w:ascii="Arial" w:eastAsia="Arial" w:hAnsi="Arial" w:cs="Arial"/>
@@ -2137,7 +2067,21 @@
           <w:lang w:val="en"/>
           <w14:ligatures w14:val="none"/>
         </w:rPr>
-        <w:t>Chatgpt (GPT</w:t>
+        <w:t>Chatgpt</w:t>
+      </w:r>
+      <w:proofErr w:type="spellEnd"/>
+      <w:r>
+        <w:rPr>
+          <w:rFonts w:ascii="Arial" w:eastAsia="Arial" w:hAnsi="Arial" w:cs="Arial"/>
+          <w:b/>
+          <w:kern w:val="0"/>
+          <w:sz w:val="22"/>
+          <w:szCs w:val="22"/>
+          <w:highlight w:val="darkGray"/>
+          <w:lang w:val="en"/>
+          <w14:ligatures w14:val="none"/>
+        </w:rPr>
+        <w:t xml:space="preserve"> (GPT</w:t>
       </w:r>
       <w:r>
         <w:rPr>
@@ -2696,47 +2640,23 @@
     </w:p>
     <w:p>
       <w:pPr>
-        <w:spacing w:before="160" w:after="80" w:line="276" w:lineRule="auto"/>
-        <w:outlineLvl w:val="1"/>
-        <w:rPr>
-          <w:rFonts w:asciiTheme="majorHAnsi" w:eastAsiaTheme="majorEastAsia" w:hAnsiTheme="majorHAnsi" w:cstheme="majorBidi"/>
-          <w:b/>
-          <w:bCs/>
-          <w:color w:val="2F5496" w:themeColor="accent1" w:themeShade="BF"/>
-          <w:kern w:val="0"/>
-          <w:sz w:val="34"/>
-          <w:szCs w:val="34"/>
-          <w:lang w:val="en"/>
-          <w14:ligatures w14:val="none"/>
+        <w:pStyle w:val="Heading2"/>
+        <w:rPr>
+          <w:lang w:val="en"/>
         </w:rPr>
       </w:pPr>
       <w:bookmarkStart w:id="6" w:name="_f7f6u4di35ka" w:colFirst="0" w:colLast="0"/>
       <w:bookmarkEnd w:id="6"/>
       <w:r>
         <w:rPr>
-          <w:rFonts w:ascii="Segoe UI Emoji" w:eastAsiaTheme="majorEastAsia" w:hAnsi="Segoe UI Emoji" w:cs="Segoe UI Emoji"/>
-          <w:b/>
-          <w:bCs/>
-          <w:color w:val="2F5496" w:themeColor="accent1" w:themeShade="BF"/>
-          <w:kern w:val="0"/>
-          <w:sz w:val="34"/>
-          <w:szCs w:val="34"/>
-          <w:lang w:val="en"/>
-          <w14:ligatures w14:val="none"/>
+          <w:rFonts w:ascii="Segoe UI Emoji" w:hAnsi="Segoe UI Emoji" w:cs="Segoe UI Emoji"/>
+          <w:lang w:val="en"/>
         </w:rPr>
         <w:t>📍</w:t>
       </w:r>
       <w:r>
         <w:rPr>
-          <w:rFonts w:asciiTheme="majorHAnsi" w:eastAsiaTheme="majorEastAsia" w:hAnsiTheme="majorHAnsi" w:cstheme="majorBidi"/>
-          <w:b/>
-          <w:bCs/>
-          <w:color w:val="2F5496" w:themeColor="accent1" w:themeShade="BF"/>
-          <w:kern w:val="0"/>
-          <w:sz w:val="34"/>
-          <w:szCs w:val="34"/>
-          <w:lang w:val="en"/>
-          <w14:ligatures w14:val="none"/>
+          <w:lang w:val="en"/>
         </w:rPr>
         <w:t xml:space="preserve"> Use Cases (Legacy or Special)</w:t>
       </w:r>
@@ -2781,6 +2701,7 @@
         </w:rPr>
         <w:t xml:space="preserve">: </w:t>
       </w:r>
+      <w:proofErr w:type="spellStart"/>
       <w:r>
         <w:rPr>
           <w:rFonts w:ascii="Arial" w:eastAsia="Arial" w:hAnsi="Arial" w:cs="Arial"/>
@@ -2792,7 +2713,21 @@
           <w:lang w:val="en"/>
           <w14:ligatures w14:val="none"/>
         </w:rPr>
-        <w:t>Chatgpt (GPT</w:t>
+        <w:t>Chatgpt</w:t>
+      </w:r>
+      <w:proofErr w:type="spellEnd"/>
+      <w:r>
+        <w:rPr>
+          <w:rFonts w:ascii="Arial" w:eastAsia="Arial" w:hAnsi="Arial" w:cs="Arial"/>
+          <w:b/>
+          <w:kern w:val="0"/>
+          <w:sz w:val="22"/>
+          <w:szCs w:val="22"/>
+          <w:highlight w:val="darkGray"/>
+          <w:lang w:val="en"/>
+          <w14:ligatures w14:val="none"/>
+        </w:rPr>
+        <w:t xml:space="preserve"> (GPT</w:t>
       </w:r>
       <w:r>
         <w:rPr>
@@ -2954,6 +2889,7 @@
                 <w:lang w:val="en"/>
                 <w14:ligatures w14:val="none"/>
               </w:rPr>
+              <w:lastRenderedPageBreak/>
               <w:t>Environment</w:t>
             </w:r>
           </w:p>
@@ -3315,47 +3251,23 @@
     </w:p>
     <w:p>
       <w:pPr>
-        <w:spacing w:before="160" w:after="80" w:line="276" w:lineRule="auto"/>
-        <w:outlineLvl w:val="1"/>
-        <w:rPr>
-          <w:rFonts w:asciiTheme="majorHAnsi" w:eastAsiaTheme="majorEastAsia" w:hAnsiTheme="majorHAnsi" w:cstheme="majorBidi"/>
-          <w:b/>
-          <w:bCs/>
-          <w:color w:val="2F5496" w:themeColor="accent1" w:themeShade="BF"/>
-          <w:kern w:val="0"/>
-          <w:sz w:val="34"/>
-          <w:szCs w:val="34"/>
-          <w:lang w:val="en"/>
-          <w14:ligatures w14:val="none"/>
+        <w:pStyle w:val="Heading2"/>
+        <w:rPr>
+          <w:lang w:val="en"/>
         </w:rPr>
       </w:pPr>
       <w:bookmarkStart w:id="7" w:name="_993f5lsnrb" w:colFirst="0" w:colLast="0"/>
       <w:bookmarkEnd w:id="7"/>
       <w:r>
         <w:rPr>
-          <w:rFonts w:ascii="Segoe UI Emoji" w:eastAsiaTheme="majorEastAsia" w:hAnsi="Segoe UI Emoji" w:cs="Segoe UI Emoji"/>
-          <w:b/>
-          <w:bCs/>
-          <w:color w:val="2F5496" w:themeColor="accent1" w:themeShade="BF"/>
-          <w:kern w:val="0"/>
-          <w:sz w:val="34"/>
-          <w:szCs w:val="34"/>
-          <w:lang w:val="en"/>
-          <w14:ligatures w14:val="none"/>
+          <w:rFonts w:ascii="Segoe UI Emoji" w:hAnsi="Segoe UI Emoji" w:cs="Segoe UI Emoji"/>
+          <w:lang w:val="en"/>
         </w:rPr>
         <w:t>🧾</w:t>
       </w:r>
       <w:r>
         <w:rPr>
-          <w:rFonts w:asciiTheme="majorHAnsi" w:eastAsiaTheme="majorEastAsia" w:hAnsiTheme="majorHAnsi" w:cstheme="majorBidi"/>
-          <w:b/>
-          <w:bCs/>
-          <w:color w:val="2F5496" w:themeColor="accent1" w:themeShade="BF"/>
-          <w:kern w:val="0"/>
-          <w:sz w:val="34"/>
-          <w:szCs w:val="34"/>
-          <w:lang w:val="en"/>
-          <w14:ligatures w14:val="none"/>
+          <w:lang w:val="en"/>
         </w:rPr>
         <w:t xml:space="preserve"> Comparison: Ring vs Star</w:t>
       </w:r>
@@ -3400,6 +3312,7 @@
         </w:rPr>
         <w:t xml:space="preserve">: </w:t>
       </w:r>
+      <w:proofErr w:type="spellStart"/>
       <w:r>
         <w:rPr>
           <w:rFonts w:ascii="Arial" w:eastAsia="Arial" w:hAnsi="Arial" w:cs="Arial"/>
@@ -3411,7 +3324,21 @@
           <w:lang w:val="en"/>
           <w14:ligatures w14:val="none"/>
         </w:rPr>
-        <w:t>Chatgpt (GPT</w:t>
+        <w:t>Chatgpt</w:t>
+      </w:r>
+      <w:proofErr w:type="spellEnd"/>
+      <w:r>
+        <w:rPr>
+          <w:rFonts w:ascii="Arial" w:eastAsia="Arial" w:hAnsi="Arial" w:cs="Arial"/>
+          <w:b/>
+          <w:kern w:val="0"/>
+          <w:sz w:val="22"/>
+          <w:szCs w:val="22"/>
+          <w:highlight w:val="darkGray"/>
+          <w:lang w:val="en"/>
+          <w14:ligatures w14:val="none"/>
+        </w:rPr>
+        <w:t xml:space="preserve"> (GPT</w:t>
       </w:r>
       <w:r>
         <w:rPr>
@@ -4193,18 +4120,9 @@
     </w:p>
     <w:p>
       <w:pPr>
-        <w:spacing w:before="160" w:after="80" w:line="276" w:lineRule="auto"/>
-        <w:outlineLvl w:val="1"/>
-        <w:rPr>
-          <w:rFonts w:asciiTheme="majorHAnsi" w:eastAsiaTheme="majorEastAsia" w:hAnsiTheme="majorHAnsi" w:cstheme="majorBidi"/>
-          <w:b/>
-          <w:bCs/>
-          <w:color w:val="2F5496" w:themeColor="accent1" w:themeShade="BF"/>
-          <w:kern w:val="0"/>
-          <w:sz w:val="34"/>
-          <w:szCs w:val="34"/>
-          <w:lang w:val="en"/>
-          <w14:ligatures w14:val="none"/>
+        <w:pStyle w:val="Heading2"/>
+        <w:rPr>
+          <w:lang w:val="en"/>
         </w:rPr>
       </w:pPr>
       <w:bookmarkStart w:id="8" w:name="_eg6tqft4zulc" w:colFirst="0" w:colLast="0"/>
@@ -4212,28 +4130,15 @@
       <w:r>
         <w:rPr>
           <w:rFonts w:ascii="Segoe UI Emoji" w:eastAsia="Arial Unicode MS" w:hAnsi="Segoe UI Emoji" w:cs="Segoe UI Emoji"/>
-          <w:b/>
-          <w:bCs/>
-          <w:color w:val="2F5496" w:themeColor="accent1" w:themeShade="BF"/>
-          <w:kern w:val="0"/>
-          <w:sz w:val="34"/>
-          <w:szCs w:val="34"/>
-          <w:lang w:val="en"/>
-          <w14:ligatures w14:val="none"/>
-        </w:rPr>
+          <w:lang w:val="en"/>
+        </w:rPr>
+        <w:lastRenderedPageBreak/>
         <w:t>✅</w:t>
       </w:r>
       <w:r>
         <w:rPr>
-          <w:rFonts w:ascii="Arial Unicode MS" w:eastAsia="Arial Unicode MS" w:hAnsi="Arial Unicode MS" w:cs="Arial Unicode MS"/>
-          <w:b/>
-          <w:bCs/>
-          <w:color w:val="2F5496" w:themeColor="accent1" w:themeShade="BF"/>
-          <w:kern w:val="0"/>
-          <w:sz w:val="34"/>
-          <w:szCs w:val="34"/>
-          <w:lang w:val="en"/>
-          <w14:ligatures w14:val="none"/>
+          <w:rFonts w:eastAsia="Arial Unicode MS"/>
+          <w:lang w:val="en"/>
         </w:rPr>
         <w:t xml:space="preserve"> Summary</w:t>
       </w:r>
@@ -4278,6 +4183,7 @@
         </w:rPr>
         <w:t xml:space="preserve">: </w:t>
       </w:r>
+      <w:proofErr w:type="spellStart"/>
       <w:r>
         <w:rPr>
           <w:rFonts w:ascii="Arial" w:eastAsia="Arial" w:hAnsi="Arial" w:cs="Arial"/>
@@ -4289,7 +4195,21 @@
           <w:lang w:val="en"/>
           <w14:ligatures w14:val="none"/>
         </w:rPr>
-        <w:t>Chatgpt (GPT</w:t>
+        <w:t>Chatgpt</w:t>
+      </w:r>
+      <w:proofErr w:type="spellEnd"/>
+      <w:r>
+        <w:rPr>
+          <w:rFonts w:ascii="Arial" w:eastAsia="Arial" w:hAnsi="Arial" w:cs="Arial"/>
+          <w:b/>
+          <w:kern w:val="0"/>
+          <w:sz w:val="22"/>
+          <w:szCs w:val="22"/>
+          <w:highlight w:val="darkGray"/>
+          <w:lang w:val="en"/>
+          <w14:ligatures w14:val="none"/>
+        </w:rPr>
+        <w:t xml:space="preserve"> (GPT</w:t>
       </w:r>
       <w:r>
         <w:rPr>
@@ -5459,7 +5379,6 @@
     <w:next w:val="Normal"/>
     <w:link w:val="Heading2Char"/>
     <w:uiPriority w:val="9"/>
-    <w:semiHidden/>
     <w:unhideWhenUsed/>
     <w:qFormat/>
     <w:rsid w:val="00C9591F"/>
@@ -5676,7 +5595,6 @@
     <w:basedOn w:val="DefaultParagraphFont"/>
     <w:link w:val="Heading2"/>
     <w:uiPriority w:val="9"/>
-    <w:semiHidden/>
     <w:rsid w:val="00C9591F"/>
     <w:rPr>
       <w:rFonts w:asciiTheme="majorHAnsi" w:eastAsiaTheme="majorEastAsia" w:hAnsiTheme="majorHAnsi" w:cstheme="majorBidi"/>
